--- a/TS Jatai Ghanam Project/TS 1.1/TS 1.1 Ghanam Sanskrit Corrections.docx
+++ b/TS Jatai Ghanam Project/TS 1.1/TS 1.1 Ghanam Sanskrit Corrections.docx
@@ -1,7 +1,2556 @@
 
 <file path=word/document.xml><?xml version="1.0" encoding="utf-8"?>
-<w:document xmlns:wpc="http://schemas.microsoft.com/office/word/2010/wordprocessingCanvas" xmlns:cx="http://schemas.microsoft.com/office/drawing/2014/chartex" xmlns:cx1="http://schemas.microsoft.com/office/drawing/2015/9/8/chartex" xmlns:cx2="http://schemas.microsoft.com/office/drawing/2015/10/21/chartex" xmlns:cx3="http://schemas.microsoft.com/office/drawing/2016/5/9/chartex" xmlns:cx4="http://schemas.microsoft.com/office/drawing/2016/5/10/chartex" xmlns:cx5="http://schemas.microsoft.com/office/drawing/2016/5/11/chartex" xmlns:cx6="http://schemas.microsoft.com/office/drawing/2016/5/12/chartex" xmlns:cx7="http://schemas.microsoft.com/office/drawing/2016/5/13/chartex" xmlns:cx8="http://schemas.microsoft.com/office/drawing/2016/5/14/chartex" xmlns:mc="http://schemas.openxmlformats.org/markup-compatibility/2006" xmlns:aink="http://schemas.microsoft.com/office/drawing/2016/ink" xmlns:am3d="http://schemas.microsoft.com/office/drawing/2017/model3d" xmlns:o="urn:schemas-microsoft-com:office:office" xmlns:oel="http://schemas.microsoft.com/office/2019/extlst" xmlns:r="http://schemas.openxmlformats.org/officeDocument/2006/relationships" xmlns:m="http://schemas.openxmlformats.org/officeDocument/2006/math" xmlns:v="urn:schemas-microsoft-com:vml" xmlns:wp14="http://schemas.microsoft.com/office/word/2010/wordprocessingDrawing" xmlns:wp="http://schemas.openxmlformats.org/drawingml/2006/wordprocessingDrawing" xmlns:w10="urn:schemas-microsoft-com:office:word" xmlns:w="http://schemas.openxmlformats.org/wordprocessingml/2006/main" xmlns:w14="http://schemas.microsoft.com/office/word/2010/wordml" xmlns:w15="http://schemas.microsoft.com/office/word/2012/wordml" xmlns:w16cex="http://schemas.microsoft.com/office/word/2018/wordml/cex" xmlns:w16cid="http://schemas.microsoft.com/office/word/2016/wordml/cid" xmlns:w16="http://schemas.microsoft.com/office/word/2018/wordml" xmlns:w16sdtdh="http://schemas.microsoft.com/office/word/2020/wordml/sdtdatahash" xmlns:w16se="http://schemas.microsoft.com/office/word/2015/wordml/symex" xmlns:wpg="http://schemas.microsoft.com/office/word/2010/wordprocessingGroup" xmlns:wpi="http://schemas.microsoft.com/office/word/2010/wordprocessingInk" xmlns:wne="http://schemas.microsoft.com/office/word/2006/wordml" xmlns:wps="http://schemas.microsoft.com/office/word/2010/wordprocessingShape" mc:Ignorable="w14 w15 w16se w16cid w16 w16cex w16sdtdh wp14">
+<w:document xmlns:wpc="http://schemas.microsoft.com/office/word/2010/wordprocessingCanvas" xmlns:cx="http://schemas.microsoft.com/office/drawing/2014/chartex" xmlns:cx1="http://schemas.microsoft.com/office/drawing/2015/9/8/chartex" xmlns:cx2="http://schemas.microsoft.com/office/drawing/2015/10/21/chartex" xmlns:cx3="http://schemas.microsoft.com/office/drawing/2016/5/9/chartex" xmlns:cx4="http://schemas.microsoft.com/office/drawing/2016/5/10/chartex" xmlns:cx5="http://schemas.microsoft.com/office/drawing/2016/5/11/chartex" xmlns:cx6="http://schemas.microsoft.com/office/drawing/2016/5/12/chartex" xmlns:cx7="http://schemas.microsoft.com/office/drawing/2016/5/13/chartex" xmlns:cx8="http://schemas.microsoft.com/office/drawing/2016/5/14/chartex" xmlns:mc="http://schemas.openxmlformats.org/markup-compatibility/2006" xmlns:aink="http://schemas.microsoft.com/office/drawing/2016/ink" xmlns:am3d="http://schemas.microsoft.com/office/drawing/2017/model3d" xmlns:o="urn:schemas-microsoft-com:office:office" xmlns:oel="http://schemas.microsoft.com/office/2019/extlst" xmlns:r="http://schemas.openxmlformats.org/officeDocument/2006/relationships" xmlns:m="http://schemas.openxmlformats.org/officeDocument/2006/math" xmlns:v="urn:schemas-microsoft-com:vml" xmlns:wp14="http://schemas.microsoft.com/office/word/2010/wordprocessingDrawing" xmlns:wp="http://schemas.openxmlformats.org/drawingml/2006/wordprocessingDrawing" xmlns:w10="urn:schemas-microsoft-com:office:word" xmlns:w="http://schemas.openxmlformats.org/wordprocessingml/2006/main" xmlns:w14="http://schemas.microsoft.com/office/word/2010/wordml" xmlns:w15="http://schemas.microsoft.com/office/word/2012/wordml" xmlns:w16cex="http://schemas.microsoft.com/office/word/2018/wordml/cex" xmlns:w16cid="http://schemas.microsoft.com/office/word/2016/wordml/cid" xmlns:w16="http://schemas.microsoft.com/office/word/2018/wordml" xmlns:w16du="http://schemas.microsoft.com/office/word/2023/wordml/word16du" xmlns:w16sdtdh="http://schemas.microsoft.com/office/word/2020/wordml/sdtdatahash" xmlns:w16sdtfl="http://schemas.microsoft.com/office/word/2024/wordml/sdtformatlock" xmlns:w16se="http://schemas.microsoft.com/office/word/2015/wordml/symex" xmlns:wpg="http://schemas.microsoft.com/office/word/2010/wordprocessingGroup" xmlns:wpi="http://schemas.microsoft.com/office/word/2010/wordprocessingInk" xmlns:wne="http://schemas.microsoft.com/office/word/2006/wordml" xmlns:wps="http://schemas.microsoft.com/office/word/2010/wordprocessingShape" mc:Ignorable="w14 w15 w16se w16cid w16 w16cex w16sdtdh w16sdtfl w16du wp14">
   <w:body>
+    <w:p>
+      <w:pPr>
+        <w:jc w:val="center"/>
+        <w:rPr>
+          <w:b/>
+          <w:bCs/>
+          <w:sz w:val="32"/>
+          <w:szCs w:val="32"/>
+          <w:u w:val="single"/>
+        </w:rPr>
+      </w:pPr>
+      <w:r>
+        <w:rPr>
+          <w:b/>
+          <w:bCs/>
+          <w:sz w:val="32"/>
+          <w:szCs w:val="32"/>
+          <w:u w:val="single"/>
+        </w:rPr>
+        <w:t xml:space="preserve">TS Ghanam – TS 1.1 </w:t>
+      </w:r>
+      <w:r>
+        <w:rPr>
+          <w:b/>
+          <w:bCs/>
+          <w:sz w:val="32"/>
+          <w:szCs w:val="32"/>
+          <w:u w:val="single"/>
+        </w:rPr>
+        <w:t>Sanskrit</w:t>
+      </w:r>
+      <w:r>
+        <w:rPr>
+          <w:b/>
+          <w:bCs/>
+          <w:sz w:val="32"/>
+          <w:szCs w:val="32"/>
+          <w:u w:val="single"/>
+        </w:rPr>
+        <w:t xml:space="preserve"> </w:t>
+      </w:r>
+      <w:r>
+        <w:rPr>
+          <w:b/>
+          <w:bCs/>
+          <w:sz w:val="32"/>
+          <w:szCs w:val="32"/>
+          <w:u w:val="single"/>
+        </w:rPr>
+        <w:t xml:space="preserve">Corrections – Observed till </w:t>
+      </w:r>
+      <w:r>
+        <w:rPr>
+          <w:b/>
+          <w:bCs/>
+          <w:sz w:val="32"/>
+          <w:szCs w:val="32"/>
+          <w:highlight w:val="red"/>
+          <w:u w:val="single"/>
+        </w:rPr>
+        <w:t>????</w:t>
+      </w:r>
+    </w:p>
+    <w:p>
+      <w:pPr>
+        <w:jc w:val="center"/>
+        <w:rPr>
+          <w:b/>
+          <w:bCs/>
+          <w:sz w:val="28"/>
+          <w:szCs w:val="32"/>
+        </w:rPr>
+      </w:pPr>
+      <w:r>
+        <w:rPr>
+          <w:b/>
+          <w:bCs/>
+          <w:sz w:val="28"/>
+          <w:szCs w:val="32"/>
+        </w:rPr>
+        <w:t>(ignore those which are already incorporated in your book’s version and date)</w:t>
+      </w:r>
+    </w:p>
+    <w:tbl>
+      <w:tblPr>
+        <w:tblW w:w="13828" w:type="dxa"/>
+        <w:tblInd w:w="-792" w:type="dxa"/>
+        <w:tblBorders>
+          <w:top w:val="single" w:sz="4" w:space="0" w:color="000000"/>
+          <w:left w:val="single" w:sz="4" w:space="0" w:color="000000"/>
+          <w:bottom w:val="single" w:sz="4" w:space="0" w:color="000000"/>
+          <w:right w:val="single" w:sz="4" w:space="0" w:color="000000"/>
+          <w:insideH w:val="single" w:sz="4" w:space="0" w:color="000000"/>
+          <w:insideV w:val="single" w:sz="4" w:space="0" w:color="000000"/>
+        </w:tblBorders>
+        <w:tblLook w:val="04A0" w:firstRow="1" w:lastRow="0" w:firstColumn="1" w:lastColumn="0" w:noHBand="0" w:noVBand="1"/>
+      </w:tblPr>
+      <w:tblGrid>
+        <w:gridCol w:w="6457"/>
+        <w:gridCol w:w="7371"/>
+      </w:tblGrid>
+      <w:tr>
+        <w:tc>
+          <w:tcPr>
+            <w:tcW w:w="6457" w:type="dxa"/>
+          </w:tcPr>
+          <w:p>
+            <w:pPr>
+              <w:jc w:val="center"/>
+              <w:rPr>
+                <w:b/>
+                <w:sz w:val="32"/>
+                <w:szCs w:val="32"/>
+              </w:rPr>
+            </w:pPr>
+            <w:r>
+              <w:rPr>
+                <w:b/>
+                <w:sz w:val="32"/>
+                <w:szCs w:val="32"/>
+              </w:rPr>
+              <w:t>As Printed</w:t>
+            </w:r>
+          </w:p>
+        </w:tc>
+        <w:tc>
+          <w:tcPr>
+            <w:tcW w:w="7371" w:type="dxa"/>
+          </w:tcPr>
+          <w:p>
+            <w:pPr>
+              <w:ind w:right="-18"/>
+              <w:jc w:val="center"/>
+              <w:rPr>
+                <w:b/>
+                <w:sz w:val="32"/>
+                <w:szCs w:val="32"/>
+              </w:rPr>
+            </w:pPr>
+            <w:r>
+              <w:rPr>
+                <w:b/>
+                <w:sz w:val="32"/>
+                <w:szCs w:val="32"/>
+              </w:rPr>
+              <w:t>To be read as or corrected as</w:t>
+            </w:r>
+          </w:p>
+        </w:tc>
+      </w:tr>
+    </w:tbl>
+    <w:p>
+      <w:pPr>
+        <w:rPr>
+          <w:vanish/>
+          <w:sz w:val="32"/>
+          <w:szCs w:val="32"/>
+        </w:rPr>
+      </w:pPr>
+    </w:p>
+    <w:tbl>
+      <w:tblPr>
+        <w:tblW w:w="13921" w:type="dxa"/>
+        <w:tblInd w:w="-743" w:type="dxa"/>
+        <w:tblBorders>
+          <w:top w:val="single" w:sz="4" w:space="0" w:color="000000"/>
+          <w:left w:val="single" w:sz="4" w:space="0" w:color="000000"/>
+          <w:bottom w:val="single" w:sz="4" w:space="0" w:color="000000"/>
+          <w:right w:val="single" w:sz="4" w:space="0" w:color="000000"/>
+          <w:insideH w:val="single" w:sz="4" w:space="0" w:color="000000"/>
+          <w:insideV w:val="single" w:sz="4" w:space="0" w:color="000000"/>
+        </w:tblBorders>
+        <w:tblLook w:val="04A0" w:firstRow="1" w:lastRow="0" w:firstColumn="1" w:lastColumn="0" w:noHBand="0" w:noVBand="1"/>
+      </w:tblPr>
+      <w:tblGrid>
+        <w:gridCol w:w="6408"/>
+        <w:gridCol w:w="7513"/>
+      </w:tblGrid>
+      <w:tr>
+        <w:trPr>
+          <w:trHeight w:val="2600"/>
+        </w:trPr>
+        <w:tc>
+          <w:tcPr>
+            <w:tcW w:w="6408" w:type="dxa"/>
+          </w:tcPr>
+          <w:p>
+            <w:pPr>
+              <w:widowControl w:val="0"/>
+              <w:autoSpaceDE w:val="0"/>
+              <w:autoSpaceDN w:val="0"/>
+              <w:adjustRightInd w:val="0"/>
+              <w:rPr>
+                <w:rFonts w:ascii="BRH Devanagari Extra" w:hAnsi="BRH Devanagari Extra" w:cs="BRH Devanagari Extra"/>
+                <w:color w:val="000000"/>
+                <w:sz w:val="32"/>
+                <w:szCs w:val="40"/>
+                <w:lang w:val="it-IT"/>
+              </w:rPr>
+            </w:pPr>
+            <w:r>
+              <w:rPr>
+                <w:rFonts w:cs="BRH Devanagari Extra"/>
+                <w:color w:val="000000"/>
+                <w:szCs w:val="40"/>
+                <w:lang w:val="it-IT"/>
+              </w:rPr>
+              <w:t>44</w:t>
+            </w:r>
+            <w:r>
+              <w:rPr>
+                <w:rFonts w:ascii="BRH Devanagari Extra" w:hAnsi="BRH Devanagari Extra" w:cs="BRH Devanagari Extra"/>
+                <w:color w:val="000000"/>
+                <w:sz w:val="32"/>
+                <w:szCs w:val="40"/>
+                <w:lang w:val="it-IT"/>
+              </w:rPr>
+              <w:t>)</w:t>
+            </w:r>
+            <w:r>
+              <w:rPr>
+                <w:rFonts w:ascii="BRH Devanagari Extra" w:hAnsi="BRH Devanagari Extra" w:cs="BRH Devanagari Extra"/>
+                <w:color w:val="000000"/>
+                <w:sz w:val="32"/>
+                <w:szCs w:val="40"/>
+                <w:lang w:val="it-IT"/>
+              </w:rPr>
+              <w:tab/>
+            </w:r>
+            <w:r>
+              <w:rPr>
+                <w:rFonts w:cs="BRH Devanagari Extra"/>
+                <w:color w:val="000000"/>
+                <w:szCs w:val="40"/>
+                <w:lang w:val="it-IT"/>
+              </w:rPr>
+              <w:t>1</w:t>
+            </w:r>
+            <w:r>
+              <w:rPr>
+                <w:rFonts w:ascii="BRH Devanagari Extra" w:hAnsi="BRH Devanagari Extra" w:cs="BRH Devanagari Extra"/>
+                <w:color w:val="000000"/>
+                <w:sz w:val="32"/>
+                <w:szCs w:val="40"/>
+                <w:lang w:val="it-IT"/>
+              </w:rPr>
+              <w:t>.</w:t>
+            </w:r>
+            <w:r>
+              <w:rPr>
+                <w:rFonts w:cs="BRH Devanagari Extra"/>
+                <w:color w:val="000000"/>
+                <w:szCs w:val="40"/>
+                <w:lang w:val="it-IT"/>
+              </w:rPr>
+              <w:t>1</w:t>
+            </w:r>
+            <w:r>
+              <w:rPr>
+                <w:rFonts w:ascii="BRH Devanagari Extra" w:hAnsi="BRH Devanagari Extra" w:cs="BRH Devanagari Extra"/>
+                <w:color w:val="000000"/>
+                <w:sz w:val="32"/>
+                <w:szCs w:val="40"/>
+                <w:lang w:val="it-IT"/>
+              </w:rPr>
+              <w:t>.</w:t>
+            </w:r>
+            <w:r>
+              <w:rPr>
+                <w:rFonts w:cs="BRH Devanagari Extra"/>
+                <w:color w:val="000000"/>
+                <w:szCs w:val="40"/>
+                <w:lang w:val="it-IT"/>
+              </w:rPr>
+              <w:t>9</w:t>
+            </w:r>
+            <w:r>
+              <w:rPr>
+                <w:rFonts w:ascii="BRH Devanagari Extra" w:hAnsi="BRH Devanagari Extra" w:cs="BRH Devanagari Extra"/>
+                <w:color w:val="000000"/>
+                <w:sz w:val="32"/>
+                <w:szCs w:val="40"/>
+                <w:lang w:val="it-IT"/>
+              </w:rPr>
+              <w:t>.</w:t>
+            </w:r>
+            <w:r>
+              <w:rPr>
+                <w:rFonts w:cs="BRH Devanagari Extra"/>
+                <w:color w:val="000000"/>
+                <w:szCs w:val="40"/>
+                <w:lang w:val="it-IT"/>
+              </w:rPr>
+              <w:t>3</w:t>
+            </w:r>
+            <w:r>
+              <w:rPr>
+                <w:rFonts w:ascii="BRH Devanagari Extra" w:hAnsi="BRH Devanagari Extra" w:cs="BRH Devanagari Extra"/>
+                <w:color w:val="000000"/>
+                <w:sz w:val="32"/>
+                <w:szCs w:val="40"/>
+                <w:lang w:val="it-IT"/>
+              </w:rPr>
+              <w:t>(</w:t>
+            </w:r>
+            <w:r>
+              <w:rPr>
+                <w:rFonts w:cs="BRH Devanagari Extra"/>
+                <w:color w:val="000000"/>
+                <w:szCs w:val="40"/>
+                <w:lang w:val="it-IT"/>
+              </w:rPr>
+              <w:t>41</w:t>
+            </w:r>
+            <w:r>
+              <w:rPr>
+                <w:rFonts w:ascii="BRH Devanagari Extra" w:hAnsi="BRH Devanagari Extra" w:cs="BRH Devanagari Extra"/>
+                <w:color w:val="000000"/>
+                <w:sz w:val="32"/>
+                <w:szCs w:val="40"/>
+                <w:lang w:val="it-IT"/>
+              </w:rPr>
+              <w:t>)- E</w:t>
+            </w:r>
+            <w:r>
+              <w:rPr>
+                <w:rFonts w:ascii="BRH Malayalam Extra" w:hAnsi="BRH Malayalam Extra" w:cs="BRH Devanagari Extra"/>
+                <w:color w:val="000000"/>
+                <w:szCs w:val="40"/>
+                <w:lang w:val="it-IT"/>
+              </w:rPr>
+              <w:t>–</w:t>
+            </w:r>
+            <w:r>
+              <w:rPr>
+                <w:rFonts w:ascii="BRH Devanagari Extra" w:hAnsi="BRH Devanagari Extra" w:cs="BRH Devanagari Extra"/>
+                <w:color w:val="000000"/>
+                <w:sz w:val="32"/>
+                <w:szCs w:val="40"/>
+                <w:lang w:val="it-IT"/>
+              </w:rPr>
+              <w:t>uÉÏï | cÉ</w:t>
+            </w:r>
+            <w:r>
+              <w:rPr>
+                <w:rFonts w:ascii="BRH Malayalam Extra" w:hAnsi="BRH Malayalam Extra" w:cs="BRH Devanagari Extra"/>
+                <w:color w:val="000000"/>
+                <w:szCs w:val="40"/>
+                <w:lang w:val="it-IT"/>
+              </w:rPr>
+              <w:t>–</w:t>
+            </w:r>
+            <w:r>
+              <w:rPr>
+                <w:rFonts w:ascii="BRH Devanagari Extra" w:hAnsi="BRH Devanagari Extra" w:cs="BRH Devanagari Extra"/>
+                <w:color w:val="000000"/>
+                <w:sz w:val="32"/>
+                <w:szCs w:val="40"/>
+                <w:lang w:val="it-IT"/>
+              </w:rPr>
+              <w:t xml:space="preserve"> | </w:t>
+            </w:r>
+            <w:r>
+              <w:rPr>
+                <w:rFonts w:ascii="BRH Devanagari Extra" w:hAnsi="BRH Devanagari Extra" w:cs="BRH Devanagari Extra"/>
+                <w:color w:val="000000"/>
+                <w:sz w:val="32"/>
+                <w:szCs w:val="40"/>
+                <w:highlight w:val="yellow"/>
+                <w:lang w:val="it-IT"/>
+              </w:rPr>
+              <w:t>A</w:t>
+            </w:r>
+            <w:r>
+              <w:rPr>
+                <w:rFonts w:ascii="BRH Malayalam Extra" w:hAnsi="BRH Malayalam Extra" w:cs="BRH Devanagari Extra"/>
+                <w:color w:val="000000"/>
+                <w:szCs w:val="40"/>
+                <w:highlight w:val="yellow"/>
+                <w:lang w:val="it-IT"/>
+              </w:rPr>
+              <w:t>–</w:t>
+            </w:r>
+            <w:r>
+              <w:rPr>
+                <w:rFonts w:ascii="BRH Devanagari Extra" w:hAnsi="BRH Devanagari Extra" w:cs="BRH Devanagari Extra"/>
+                <w:color w:val="000000"/>
+                <w:sz w:val="32"/>
+                <w:szCs w:val="40"/>
+                <w:highlight w:val="yellow"/>
+                <w:lang w:val="it-IT"/>
+              </w:rPr>
+              <w:t>ÍxÉ</w:t>
+            </w:r>
+            <w:r>
+              <w:rPr>
+                <w:rFonts w:ascii="BRH Malayalam Extra" w:hAnsi="BRH Malayalam Extra" w:cs="BRH Devanagari Extra"/>
+                <w:color w:val="000000"/>
+                <w:szCs w:val="40"/>
+                <w:lang w:val="it-IT"/>
+              </w:rPr>
+              <w:t>–</w:t>
+            </w:r>
+            <w:r>
+              <w:rPr>
+                <w:rFonts w:ascii="BRH Devanagari Extra" w:hAnsi="BRH Devanagari Extra" w:cs="BRH Devanagari Extra"/>
+                <w:color w:val="000000"/>
+                <w:sz w:val="32"/>
+                <w:szCs w:val="40"/>
+                <w:lang w:val="it-IT"/>
+              </w:rPr>
+              <w:t xml:space="preserve"> | </w:t>
+            </w:r>
+          </w:p>
+          <w:p>
+            <w:pPr>
+              <w:widowControl w:val="0"/>
+              <w:autoSpaceDE w:val="0"/>
+              <w:autoSpaceDN w:val="0"/>
+              <w:adjustRightInd w:val="0"/>
+              <w:rPr>
+                <w:rFonts w:ascii="BRH Devanagari Extra" w:hAnsi="BRH Devanagari Extra" w:cs="BRH Devanagari Extra"/>
+                <w:color w:val="000000"/>
+                <w:sz w:val="32"/>
+                <w:szCs w:val="40"/>
+                <w:lang w:val="it-IT"/>
+              </w:rPr>
+            </w:pPr>
+            <w:r>
+              <w:rPr>
+                <w:rFonts w:ascii="BRH Devanagari Extra" w:hAnsi="BRH Devanagari Extra" w:cs="BRH Devanagari Extra"/>
+                <w:color w:val="000000"/>
+                <w:sz w:val="32"/>
+                <w:szCs w:val="40"/>
+                <w:lang w:val="it-IT"/>
+              </w:rPr>
+              <w:t>E</w:t>
+            </w:r>
+            <w:r>
+              <w:rPr>
+                <w:rFonts w:ascii="BRH Malayalam Extra" w:hAnsi="BRH Malayalam Extra" w:cs="BRH Devanagari Extra"/>
+                <w:color w:val="000000"/>
+                <w:szCs w:val="40"/>
+                <w:lang w:val="it-IT"/>
+              </w:rPr>
+              <w:t>–</w:t>
+            </w:r>
+            <w:r>
+              <w:rPr>
+                <w:rFonts w:ascii="BRH Devanagari Extra" w:hAnsi="BRH Devanagari Extra" w:cs="BRH Devanagari Extra"/>
+                <w:color w:val="000000"/>
+                <w:sz w:val="32"/>
+                <w:szCs w:val="40"/>
+                <w:lang w:val="it-IT"/>
+              </w:rPr>
+              <w:t>uÉÏï cÉþ cÉÉå</w:t>
+            </w:r>
+            <w:r>
+              <w:rPr>
+                <w:rFonts w:ascii="BRH Malayalam Extra" w:hAnsi="BRH Malayalam Extra" w:cs="BRH Devanagari Extra"/>
+                <w:color w:val="000000"/>
+                <w:szCs w:val="40"/>
+                <w:lang w:val="it-IT"/>
+              </w:rPr>
+              <w:t>–</w:t>
+            </w:r>
+            <w:r>
+              <w:rPr>
+                <w:rFonts w:ascii="BRH Devanagari Extra" w:hAnsi="BRH Devanagari Extra" w:cs="BRH Devanagari Extra"/>
+                <w:color w:val="000000"/>
+                <w:sz w:val="32"/>
+                <w:szCs w:val="40"/>
+                <w:lang w:val="it-IT"/>
+              </w:rPr>
+              <w:t xml:space="preserve">urÉÑïþuÉÏï </w:t>
+            </w:r>
+            <w:r>
+              <w:rPr>
+                <w:rFonts w:ascii="BRH Devanagari Extra" w:hAnsi="BRH Devanagari Extra" w:cs="BRH Devanagari Extra"/>
+                <w:color w:val="000000"/>
+                <w:sz w:val="32"/>
+                <w:szCs w:val="40"/>
+                <w:highlight w:val="yellow"/>
+                <w:lang w:val="it-IT"/>
+              </w:rPr>
+              <w:t>cÉÉÿ</w:t>
+            </w:r>
+            <w:r>
+              <w:rPr>
+                <w:rFonts w:ascii="BRH Devanagari Extra" w:hAnsi="BRH Devanagari Extra" w:cs="BRH Devanagari Extra"/>
+                <w:color w:val="000000"/>
+                <w:sz w:val="32"/>
+                <w:szCs w:val="40"/>
+                <w:lang w:val="it-IT"/>
+              </w:rPr>
+              <w:t>xrÉÍ</w:t>
+            </w:r>
+            <w:r>
+              <w:rPr>
+                <w:rFonts w:ascii="BRH Devanagari Extra" w:hAnsi="BRH Devanagari Extra" w:cs="BRH Devanagari Extra"/>
+                <w:color w:val="000000"/>
+                <w:sz w:val="32"/>
+                <w:szCs w:val="40"/>
+                <w:highlight w:val="yellow"/>
+                <w:lang w:val="it-IT"/>
+              </w:rPr>
+              <w:t>xÉ</w:t>
+            </w:r>
+            <w:r>
+              <w:rPr>
+                <w:rFonts w:ascii="BRH Devanagari Extra" w:hAnsi="BRH Devanagari Extra" w:cs="BRH Devanagari Extra"/>
+                <w:color w:val="000000"/>
+                <w:sz w:val="32"/>
+                <w:szCs w:val="40"/>
+                <w:lang w:val="it-IT"/>
+              </w:rPr>
+              <w:t xml:space="preserve"> cÉÉå</w:t>
+            </w:r>
+            <w:r>
+              <w:rPr>
+                <w:rFonts w:ascii="BRH Malayalam Extra" w:hAnsi="BRH Malayalam Extra" w:cs="BRH Devanagari Extra"/>
+                <w:color w:val="000000"/>
+                <w:szCs w:val="40"/>
+                <w:lang w:val="it-IT"/>
+              </w:rPr>
+              <w:t>–</w:t>
+            </w:r>
+            <w:r>
+              <w:rPr>
+                <w:rFonts w:ascii="BRH Devanagari Extra" w:hAnsi="BRH Devanagari Extra" w:cs="BRH Devanagari Extra"/>
+                <w:color w:val="000000"/>
+                <w:sz w:val="32"/>
+                <w:szCs w:val="40"/>
+                <w:lang w:val="it-IT"/>
+              </w:rPr>
+              <w:t xml:space="preserve">urÉÑïþuÉÏï </w:t>
+            </w:r>
+            <w:r>
+              <w:rPr>
+                <w:rFonts w:ascii="BRH Devanagari Extra" w:hAnsi="BRH Devanagari Extra" w:cs="BRH Devanagari Extra"/>
+                <w:color w:val="000000"/>
+                <w:sz w:val="32"/>
+                <w:szCs w:val="40"/>
+                <w:highlight w:val="yellow"/>
+                <w:lang w:val="it-IT"/>
+              </w:rPr>
+              <w:t>cÉÉþÍxÉ</w:t>
+            </w:r>
+            <w:r>
+              <w:rPr>
+                <w:rFonts w:ascii="BRH Devanagari Extra" w:hAnsi="BRH Devanagari Extra" w:cs="BRH Devanagari Extra"/>
+                <w:color w:val="000000"/>
+                <w:sz w:val="32"/>
+                <w:szCs w:val="40"/>
+                <w:lang w:val="it-IT"/>
+              </w:rPr>
+              <w:t xml:space="preserve"> | </w:t>
+            </w:r>
+          </w:p>
+          <w:p>
+            <w:pPr>
+              <w:widowControl w:val="0"/>
+              <w:autoSpaceDE w:val="0"/>
+              <w:autoSpaceDN w:val="0"/>
+              <w:adjustRightInd w:val="0"/>
+              <w:rPr>
+                <w:rFonts w:ascii="BRH Devanagari Extra" w:hAnsi="BRH Devanagari Extra" w:cs="BRH Devanagari Extra"/>
+                <w:color w:val="000000"/>
+                <w:sz w:val="32"/>
+                <w:szCs w:val="40"/>
+                <w:lang w:val="it-IT"/>
+              </w:rPr>
+            </w:pPr>
+            <w:r>
+              <w:rPr>
+                <w:rFonts w:cs="BRH Devanagari Extra"/>
+                <w:color w:val="000000"/>
+                <w:szCs w:val="40"/>
+                <w:lang w:val="it-IT"/>
+              </w:rPr>
+              <w:t>45</w:t>
+            </w:r>
+            <w:r>
+              <w:rPr>
+                <w:rFonts w:ascii="BRH Devanagari Extra" w:hAnsi="BRH Devanagari Extra" w:cs="BRH Devanagari Extra"/>
+                <w:color w:val="000000"/>
+                <w:sz w:val="32"/>
+                <w:szCs w:val="40"/>
+                <w:lang w:val="it-IT"/>
+              </w:rPr>
+              <w:t>)</w:t>
+            </w:r>
+            <w:r>
+              <w:rPr>
+                <w:rFonts w:ascii="BRH Devanagari Extra" w:hAnsi="BRH Devanagari Extra" w:cs="BRH Devanagari Extra"/>
+                <w:color w:val="000000"/>
+                <w:sz w:val="32"/>
+                <w:szCs w:val="40"/>
+                <w:lang w:val="it-IT"/>
+              </w:rPr>
+              <w:tab/>
+            </w:r>
+            <w:r>
+              <w:rPr>
+                <w:rFonts w:cs="BRH Devanagari Extra"/>
+                <w:color w:val="000000"/>
+                <w:szCs w:val="40"/>
+                <w:lang w:val="it-IT"/>
+              </w:rPr>
+              <w:t>1</w:t>
+            </w:r>
+            <w:r>
+              <w:rPr>
+                <w:rFonts w:ascii="BRH Devanagari Extra" w:hAnsi="BRH Devanagari Extra" w:cs="BRH Devanagari Extra"/>
+                <w:color w:val="000000"/>
+                <w:sz w:val="32"/>
+                <w:szCs w:val="40"/>
+                <w:lang w:val="it-IT"/>
+              </w:rPr>
+              <w:t>.</w:t>
+            </w:r>
+            <w:r>
+              <w:rPr>
+                <w:rFonts w:cs="BRH Devanagari Extra"/>
+                <w:color w:val="000000"/>
+                <w:szCs w:val="40"/>
+                <w:lang w:val="it-IT"/>
+              </w:rPr>
+              <w:t>1</w:t>
+            </w:r>
+            <w:r>
+              <w:rPr>
+                <w:rFonts w:ascii="BRH Devanagari Extra" w:hAnsi="BRH Devanagari Extra" w:cs="BRH Devanagari Extra"/>
+                <w:color w:val="000000"/>
+                <w:sz w:val="32"/>
+                <w:szCs w:val="40"/>
+                <w:lang w:val="it-IT"/>
+              </w:rPr>
+              <w:t>.</w:t>
+            </w:r>
+            <w:r>
+              <w:rPr>
+                <w:rFonts w:cs="BRH Devanagari Extra"/>
+                <w:color w:val="000000"/>
+                <w:szCs w:val="40"/>
+                <w:lang w:val="it-IT"/>
+              </w:rPr>
+              <w:t>9</w:t>
+            </w:r>
+            <w:r>
+              <w:rPr>
+                <w:rFonts w:ascii="BRH Devanagari Extra" w:hAnsi="BRH Devanagari Extra" w:cs="BRH Devanagari Extra"/>
+                <w:color w:val="000000"/>
+                <w:sz w:val="32"/>
+                <w:szCs w:val="40"/>
+                <w:lang w:val="it-IT"/>
+              </w:rPr>
+              <w:t>.</w:t>
+            </w:r>
+            <w:r>
+              <w:rPr>
+                <w:rFonts w:cs="BRH Devanagari Extra"/>
+                <w:color w:val="000000"/>
+                <w:szCs w:val="40"/>
+                <w:lang w:val="it-IT"/>
+              </w:rPr>
+              <w:t>3</w:t>
+            </w:r>
+            <w:r>
+              <w:rPr>
+                <w:rFonts w:ascii="BRH Devanagari Extra" w:hAnsi="BRH Devanagari Extra" w:cs="BRH Devanagari Extra"/>
+                <w:color w:val="000000"/>
+                <w:sz w:val="32"/>
+                <w:szCs w:val="40"/>
+                <w:lang w:val="it-IT"/>
+              </w:rPr>
+              <w:t>(</w:t>
+            </w:r>
+            <w:r>
+              <w:rPr>
+                <w:rFonts w:cs="BRH Devanagari Extra"/>
+                <w:color w:val="000000"/>
+                <w:szCs w:val="40"/>
+                <w:lang w:val="it-IT"/>
+              </w:rPr>
+              <w:t>42</w:t>
+            </w:r>
+            <w:r>
+              <w:rPr>
+                <w:rFonts w:ascii="BRH Devanagari Extra" w:hAnsi="BRH Devanagari Extra" w:cs="BRH Devanagari Extra"/>
+                <w:color w:val="000000"/>
+                <w:sz w:val="32"/>
+                <w:szCs w:val="40"/>
+                <w:lang w:val="it-IT"/>
+              </w:rPr>
+              <w:t>)- cÉ</w:t>
+            </w:r>
+            <w:r>
+              <w:rPr>
+                <w:rFonts w:ascii="BRH Malayalam Extra" w:hAnsi="BRH Malayalam Extra" w:cs="BRH Devanagari Extra"/>
+                <w:color w:val="000000"/>
+                <w:szCs w:val="40"/>
+                <w:lang w:val="it-IT"/>
+              </w:rPr>
+              <w:t>–</w:t>
+            </w:r>
+            <w:r>
+              <w:rPr>
+                <w:rFonts w:ascii="BRH Devanagari Extra" w:hAnsi="BRH Devanagari Extra" w:cs="BRH Devanagari Extra"/>
+                <w:color w:val="000000"/>
+                <w:sz w:val="32"/>
+                <w:szCs w:val="40"/>
+                <w:lang w:val="it-IT"/>
+              </w:rPr>
+              <w:t xml:space="preserve"> | </w:t>
+            </w:r>
+            <w:r>
+              <w:rPr>
+                <w:rFonts w:ascii="BRH Devanagari Extra" w:hAnsi="BRH Devanagari Extra" w:cs="BRH Devanagari Extra"/>
+                <w:color w:val="000000"/>
+                <w:sz w:val="32"/>
+                <w:szCs w:val="40"/>
+                <w:highlight w:val="yellow"/>
+                <w:lang w:val="it-IT"/>
+              </w:rPr>
+              <w:t>A</w:t>
+            </w:r>
+            <w:r>
+              <w:rPr>
+                <w:rFonts w:ascii="BRH Malayalam Extra" w:hAnsi="BRH Malayalam Extra" w:cs="BRH Devanagari Extra"/>
+                <w:color w:val="000000"/>
+                <w:szCs w:val="40"/>
+                <w:highlight w:val="yellow"/>
+                <w:lang w:val="it-IT"/>
+              </w:rPr>
+              <w:t>–</w:t>
+            </w:r>
+            <w:r>
+              <w:rPr>
+                <w:rFonts w:ascii="BRH Devanagari Extra" w:hAnsi="BRH Devanagari Extra" w:cs="BRH Devanagari Extra"/>
+                <w:color w:val="000000"/>
+                <w:sz w:val="32"/>
+                <w:szCs w:val="40"/>
+                <w:highlight w:val="yellow"/>
+                <w:lang w:val="it-IT"/>
+              </w:rPr>
+              <w:t>Íx</w:t>
+            </w:r>
+            <w:r>
+              <w:rPr>
+                <w:rFonts w:ascii="BRH Devanagari Extra" w:hAnsi="BRH Devanagari Extra" w:cs="BRH Devanagari Extra"/>
+                <w:color w:val="000000"/>
+                <w:sz w:val="32"/>
+                <w:szCs w:val="40"/>
+                <w:lang w:val="it-IT"/>
+              </w:rPr>
+              <w:t>É</w:t>
+            </w:r>
+            <w:r>
+              <w:rPr>
+                <w:rFonts w:ascii="BRH Malayalam Extra" w:hAnsi="BRH Malayalam Extra" w:cs="BRH Devanagari Extra"/>
+                <w:color w:val="000000"/>
+                <w:szCs w:val="40"/>
+                <w:lang w:val="it-IT"/>
+              </w:rPr>
+              <w:t>–</w:t>
+            </w:r>
+            <w:r>
+              <w:rPr>
+                <w:rFonts w:ascii="BRH Devanagari Extra" w:hAnsi="BRH Devanagari Extra" w:cs="BRH Devanagari Extra"/>
+                <w:color w:val="000000"/>
+                <w:sz w:val="32"/>
+                <w:szCs w:val="40"/>
+                <w:lang w:val="it-IT"/>
+              </w:rPr>
+              <w:t xml:space="preserve"> | uÉxuÉÏÿ |</w:t>
+            </w:r>
+          </w:p>
+          <w:p>
+            <w:pPr>
+              <w:widowControl w:val="0"/>
+              <w:autoSpaceDE w:val="0"/>
+              <w:autoSpaceDN w:val="0"/>
+              <w:adjustRightInd w:val="0"/>
+              <w:rPr>
+                <w:rFonts w:ascii="BRH Devanagari Extra" w:hAnsi="BRH Devanagari Extra" w:cs="BRH Devanagari Extra"/>
+                <w:color w:val="000000"/>
+                <w:sz w:val="32"/>
+                <w:szCs w:val="40"/>
+                <w:lang w:val="it-IT"/>
+              </w:rPr>
+            </w:pPr>
+            <w:r>
+              <w:rPr>
+                <w:rFonts w:ascii="BRH Devanagari Extra" w:hAnsi="BRH Devanagari Extra" w:cs="BRH Devanagari Extra"/>
+                <w:color w:val="000000"/>
+                <w:sz w:val="32"/>
+                <w:szCs w:val="40"/>
+                <w:highlight w:val="yellow"/>
+                <w:lang w:val="it-IT"/>
+              </w:rPr>
+              <w:t>cÉÉ</w:t>
+            </w:r>
+            <w:r>
+              <w:rPr>
+                <w:rFonts w:ascii="BRH Malayalam Extra" w:hAnsi="BRH Malayalam Extra" w:cs="BRH Devanagari Extra"/>
+                <w:color w:val="000000"/>
+                <w:szCs w:val="40"/>
+                <w:highlight w:val="yellow"/>
+                <w:lang w:val="it-IT"/>
+              </w:rPr>
+              <w:t>–</w:t>
+            </w:r>
+            <w:r>
+              <w:rPr>
+                <w:rFonts w:ascii="BRH Devanagari Extra" w:hAnsi="BRH Devanagari Extra" w:cs="BRH Devanagari Extra"/>
+                <w:color w:val="000000"/>
+                <w:sz w:val="32"/>
+                <w:szCs w:val="40"/>
+                <w:highlight w:val="yellow"/>
+                <w:lang w:val="it-IT"/>
+              </w:rPr>
+              <w:t>xrÉ</w:t>
+            </w:r>
+            <w:r>
+              <w:rPr>
+                <w:rFonts w:ascii="BRH Malayalam Extra" w:hAnsi="BRH Malayalam Extra" w:cs="BRH Devanagari Extra"/>
+                <w:color w:val="000000"/>
+                <w:szCs w:val="40"/>
+                <w:highlight w:val="yellow"/>
+                <w:lang w:val="it-IT"/>
+              </w:rPr>
+              <w:t>–</w:t>
+            </w:r>
+            <w:r>
+              <w:rPr>
+                <w:rFonts w:ascii="BRH Devanagari Extra" w:hAnsi="BRH Devanagari Extra" w:cs="BRH Devanagari Extra"/>
+                <w:color w:val="000000"/>
+                <w:sz w:val="32"/>
+                <w:szCs w:val="40"/>
+                <w:highlight w:val="yellow"/>
+                <w:lang w:val="it-IT"/>
+              </w:rPr>
+              <w:t>ÍxÉ</w:t>
+            </w:r>
+            <w:r>
+              <w:rPr>
+                <w:rFonts w:ascii="BRH Malayalam Extra" w:hAnsi="BRH Malayalam Extra" w:cs="BRH Devanagari Extra"/>
+                <w:color w:val="000000"/>
+                <w:szCs w:val="40"/>
+                <w:lang w:val="it-IT"/>
+              </w:rPr>
+              <w:t>–</w:t>
+            </w:r>
+            <w:r>
+              <w:rPr>
+                <w:rFonts w:ascii="BRH Devanagari Extra" w:hAnsi="BRH Devanagari Extra" w:cs="BRH Devanagari Extra"/>
+                <w:color w:val="000000"/>
+                <w:sz w:val="32"/>
+                <w:szCs w:val="40"/>
+                <w:lang w:val="it-IT"/>
+              </w:rPr>
+              <w:t xml:space="preserve"> cÉ</w:t>
+            </w:r>
+            <w:r>
+              <w:rPr>
+                <w:rFonts w:ascii="BRH Malayalam Extra" w:hAnsi="BRH Malayalam Extra" w:cs="BRH Devanagari Extra"/>
+                <w:color w:val="000000"/>
+                <w:szCs w:val="40"/>
+                <w:lang w:val="it-IT"/>
+              </w:rPr>
+              <w:t>–</w:t>
+            </w:r>
+            <w:r>
+              <w:rPr>
+                <w:rFonts w:ascii="BRH Devanagari Extra" w:hAnsi="BRH Devanagari Extra" w:cs="BRH Devanagari Extra"/>
+                <w:color w:val="000000"/>
+                <w:sz w:val="32"/>
+                <w:szCs w:val="40"/>
+                <w:lang w:val="it-IT"/>
+              </w:rPr>
+              <w:t xml:space="preserve"> </w:t>
+            </w:r>
+            <w:r>
+              <w:rPr>
+                <w:rFonts w:ascii="BRH Devanagari Extra" w:hAnsi="BRH Devanagari Extra" w:cs="BRH Devanagari Extra"/>
+                <w:color w:val="000000"/>
+                <w:sz w:val="32"/>
+                <w:szCs w:val="40"/>
+                <w:highlight w:val="yellow"/>
+                <w:lang w:val="it-IT"/>
+              </w:rPr>
+              <w:t>cÉÉ</w:t>
+            </w:r>
+            <w:r>
+              <w:rPr>
+                <w:rFonts w:ascii="BRH Malayalam Extra" w:hAnsi="BRH Malayalam Extra" w:cs="BRH Devanagari Extra"/>
+                <w:color w:val="000000"/>
+                <w:szCs w:val="40"/>
+                <w:lang w:val="it-IT"/>
+              </w:rPr>
+              <w:t>–</w:t>
+            </w:r>
+            <w:r>
+              <w:rPr>
+                <w:rFonts w:ascii="BRH Devanagari Extra" w:hAnsi="BRH Devanagari Extra" w:cs="BRH Devanagari Extra"/>
+                <w:color w:val="000000"/>
+                <w:sz w:val="32"/>
+                <w:szCs w:val="40"/>
+                <w:lang w:val="it-IT"/>
+              </w:rPr>
+              <w:t>ÍxÉ</w:t>
+            </w:r>
+            <w:r>
+              <w:rPr>
+                <w:rFonts w:ascii="BRH Malayalam Extra" w:hAnsi="BRH Malayalam Extra" w:cs="BRH Devanagari Extra"/>
+                <w:color w:val="000000"/>
+                <w:szCs w:val="40"/>
+                <w:lang w:val="it-IT"/>
+              </w:rPr>
+              <w:t>–</w:t>
+            </w:r>
+            <w:r>
+              <w:rPr>
+                <w:rFonts w:ascii="BRH Devanagari Extra" w:hAnsi="BRH Devanagari Extra" w:cs="BRH Devanagari Extra"/>
+                <w:color w:val="000000"/>
+                <w:sz w:val="32"/>
+                <w:szCs w:val="40"/>
+                <w:lang w:val="it-IT"/>
+              </w:rPr>
+              <w:t xml:space="preserve"> uÉxuÉÏ</w:t>
+            </w:r>
+            <w:r>
+              <w:rPr>
+                <w:rFonts w:ascii="BRH Malayalam Extra" w:hAnsi="BRH Malayalam Extra" w:cs="BRH Devanagari Extra"/>
+                <w:color w:val="000000"/>
+                <w:szCs w:val="40"/>
+                <w:lang w:val="it-IT"/>
+              </w:rPr>
+              <w:t>–</w:t>
+            </w:r>
+            <w:r>
+              <w:rPr>
+                <w:rFonts w:ascii="BRH Devanagari Extra" w:hAnsi="BRH Devanagari Extra" w:cs="BRH Devanagari Extra"/>
+                <w:color w:val="000000"/>
+                <w:sz w:val="32"/>
+                <w:szCs w:val="40"/>
+                <w:lang w:val="it-IT"/>
+              </w:rPr>
+              <w:t xml:space="preserve"> uÉ</w:t>
+            </w:r>
+            <w:r>
+              <w:rPr>
+                <w:rFonts w:ascii="BRH Devanagari Extra" w:hAnsi="BRH Devanagari Extra" w:cs="BRH Devanagari Extra"/>
+                <w:color w:val="000000"/>
+                <w:sz w:val="32"/>
+                <w:szCs w:val="40"/>
+                <w:highlight w:val="yellow"/>
+                <w:lang w:val="it-IT"/>
+              </w:rPr>
+              <w:t>xurÉþÍx</w:t>
+            </w:r>
+            <w:r>
+              <w:rPr>
+                <w:rFonts w:ascii="BRH Devanagari Extra" w:hAnsi="BRH Devanagari Extra" w:cs="BRH Devanagari Extra"/>
+                <w:color w:val="000000"/>
+                <w:sz w:val="32"/>
+                <w:szCs w:val="40"/>
+                <w:lang w:val="it-IT"/>
+              </w:rPr>
+              <w:t xml:space="preserve">É </w:t>
+            </w:r>
+            <w:r>
+              <w:rPr>
+                <w:rFonts w:ascii="BRH Devanagari Extra" w:hAnsi="BRH Devanagari Extra" w:cs="BRH Devanagari Extra"/>
+                <w:color w:val="000000"/>
+                <w:sz w:val="32"/>
+                <w:szCs w:val="40"/>
+                <w:highlight w:val="yellow"/>
+                <w:lang w:val="it-IT"/>
+              </w:rPr>
+              <w:t>cÉ</w:t>
+            </w:r>
+            <w:r>
+              <w:rPr>
+                <w:rFonts w:ascii="BRH Devanagari Extra" w:hAnsi="BRH Devanagari Extra" w:cs="BRH Devanagari Extra"/>
+                <w:color w:val="000000"/>
+                <w:sz w:val="32"/>
+                <w:szCs w:val="40"/>
+                <w:lang w:val="it-IT"/>
+              </w:rPr>
+              <w:t xml:space="preserve"> cÉÉÍxÉ</w:t>
+            </w:r>
+            <w:r>
+              <w:rPr>
+                <w:rFonts w:ascii="BRH Malayalam Extra" w:hAnsi="BRH Malayalam Extra" w:cs="BRH Devanagari Extra"/>
+                <w:color w:val="000000"/>
+                <w:szCs w:val="40"/>
+                <w:lang w:val="it-IT"/>
+              </w:rPr>
+              <w:t>–</w:t>
+            </w:r>
+            <w:r>
+              <w:rPr>
+                <w:rFonts w:ascii="BRH Devanagari Extra" w:hAnsi="BRH Devanagari Extra" w:cs="BRH Devanagari Extra"/>
+                <w:color w:val="000000"/>
+                <w:sz w:val="32"/>
+                <w:szCs w:val="40"/>
+                <w:lang w:val="it-IT"/>
+              </w:rPr>
+              <w:t xml:space="preserve"> uÉxuÉÏÿ | </w:t>
+            </w:r>
+          </w:p>
+          <w:p>
+            <w:pPr>
+              <w:widowControl w:val="0"/>
+              <w:autoSpaceDE w:val="0"/>
+              <w:autoSpaceDN w:val="0"/>
+              <w:adjustRightInd w:val="0"/>
+              <w:rPr>
+                <w:rFonts w:ascii="BRH Devanagari Extra" w:hAnsi="BRH Devanagari Extra" w:cs="BRH Devanagari Extra"/>
+                <w:color w:val="000000"/>
+                <w:sz w:val="32"/>
+                <w:szCs w:val="40"/>
+                <w:lang w:val="it-IT"/>
+              </w:rPr>
+            </w:pPr>
+            <w:r>
+              <w:rPr>
+                <w:rFonts w:cs="BRH Devanagari Extra"/>
+                <w:color w:val="000000"/>
+                <w:szCs w:val="40"/>
+                <w:lang w:val="it-IT"/>
+              </w:rPr>
+              <w:t>46</w:t>
+            </w:r>
+            <w:r>
+              <w:rPr>
+                <w:rFonts w:ascii="BRH Devanagari Extra" w:hAnsi="BRH Devanagari Extra" w:cs="BRH Devanagari Extra"/>
+                <w:color w:val="000000"/>
+                <w:sz w:val="32"/>
+                <w:szCs w:val="40"/>
+                <w:lang w:val="it-IT"/>
+              </w:rPr>
+              <w:t>)</w:t>
+            </w:r>
+            <w:r>
+              <w:rPr>
+                <w:rFonts w:ascii="BRH Devanagari Extra" w:hAnsi="BRH Devanagari Extra" w:cs="BRH Devanagari Extra"/>
+                <w:color w:val="000000"/>
+                <w:sz w:val="32"/>
+                <w:szCs w:val="40"/>
+                <w:lang w:val="it-IT"/>
+              </w:rPr>
+              <w:tab/>
+            </w:r>
+            <w:r>
+              <w:rPr>
+                <w:rFonts w:cs="BRH Devanagari Extra"/>
+                <w:color w:val="000000"/>
+                <w:szCs w:val="40"/>
+                <w:lang w:val="it-IT"/>
+              </w:rPr>
+              <w:t>1</w:t>
+            </w:r>
+            <w:r>
+              <w:rPr>
+                <w:rFonts w:ascii="BRH Devanagari Extra" w:hAnsi="BRH Devanagari Extra" w:cs="BRH Devanagari Extra"/>
+                <w:color w:val="000000"/>
+                <w:sz w:val="32"/>
+                <w:szCs w:val="40"/>
+                <w:lang w:val="it-IT"/>
+              </w:rPr>
+              <w:t>.</w:t>
+            </w:r>
+            <w:r>
+              <w:rPr>
+                <w:rFonts w:cs="BRH Devanagari Extra"/>
+                <w:color w:val="000000"/>
+                <w:szCs w:val="40"/>
+                <w:lang w:val="it-IT"/>
+              </w:rPr>
+              <w:t>1</w:t>
+            </w:r>
+            <w:r>
+              <w:rPr>
+                <w:rFonts w:ascii="BRH Devanagari Extra" w:hAnsi="BRH Devanagari Extra" w:cs="BRH Devanagari Extra"/>
+                <w:color w:val="000000"/>
+                <w:sz w:val="32"/>
+                <w:szCs w:val="40"/>
+                <w:lang w:val="it-IT"/>
+              </w:rPr>
+              <w:t>.</w:t>
+            </w:r>
+            <w:r>
+              <w:rPr>
+                <w:rFonts w:cs="BRH Devanagari Extra"/>
+                <w:color w:val="000000"/>
+                <w:szCs w:val="40"/>
+                <w:lang w:val="it-IT"/>
+              </w:rPr>
+              <w:t>9</w:t>
+            </w:r>
+            <w:r>
+              <w:rPr>
+                <w:rFonts w:ascii="BRH Devanagari Extra" w:hAnsi="BRH Devanagari Extra" w:cs="BRH Devanagari Extra"/>
+                <w:color w:val="000000"/>
+                <w:sz w:val="32"/>
+                <w:szCs w:val="40"/>
+                <w:lang w:val="it-IT"/>
+              </w:rPr>
+              <w:t>.</w:t>
+            </w:r>
+            <w:r>
+              <w:rPr>
+                <w:rFonts w:cs="BRH Devanagari Extra"/>
+                <w:color w:val="000000"/>
+                <w:szCs w:val="40"/>
+                <w:lang w:val="it-IT"/>
+              </w:rPr>
+              <w:t>3</w:t>
+            </w:r>
+            <w:r>
+              <w:rPr>
+                <w:rFonts w:ascii="BRH Devanagari Extra" w:hAnsi="BRH Devanagari Extra" w:cs="BRH Devanagari Extra"/>
+                <w:color w:val="000000"/>
+                <w:sz w:val="32"/>
+                <w:szCs w:val="40"/>
+                <w:lang w:val="it-IT"/>
+              </w:rPr>
+              <w:t>(</w:t>
+            </w:r>
+            <w:r>
+              <w:rPr>
+                <w:rFonts w:cs="BRH Devanagari Extra"/>
+                <w:color w:val="000000"/>
+                <w:szCs w:val="40"/>
+                <w:lang w:val="it-IT"/>
+              </w:rPr>
+              <w:t>43</w:t>
+            </w:r>
+            <w:r>
+              <w:rPr>
+                <w:rFonts w:ascii="BRH Devanagari Extra" w:hAnsi="BRH Devanagari Extra" w:cs="BRH Devanagari Extra"/>
+                <w:color w:val="000000"/>
+                <w:sz w:val="32"/>
+                <w:szCs w:val="40"/>
+                <w:lang w:val="it-IT"/>
+              </w:rPr>
+              <w:t xml:space="preserve">)- </w:t>
+            </w:r>
+            <w:r>
+              <w:rPr>
+                <w:rFonts w:ascii="BRH Devanagari Extra" w:hAnsi="BRH Devanagari Extra" w:cs="BRH Devanagari Extra"/>
+                <w:color w:val="000000"/>
+                <w:sz w:val="32"/>
+                <w:szCs w:val="40"/>
+                <w:highlight w:val="yellow"/>
+                <w:lang w:val="it-IT"/>
+              </w:rPr>
+              <w:t>A</w:t>
+            </w:r>
+            <w:r>
+              <w:rPr>
+                <w:rFonts w:ascii="BRH Malayalam Extra" w:hAnsi="BRH Malayalam Extra" w:cs="BRH Devanagari Extra"/>
+                <w:color w:val="000000"/>
+                <w:szCs w:val="40"/>
+                <w:highlight w:val="yellow"/>
+                <w:lang w:val="it-IT"/>
+              </w:rPr>
+              <w:t>–</w:t>
+            </w:r>
+            <w:r>
+              <w:rPr>
+                <w:rFonts w:ascii="BRH Devanagari Extra" w:hAnsi="BRH Devanagari Extra" w:cs="BRH Devanagari Extra"/>
+                <w:color w:val="000000"/>
+                <w:sz w:val="32"/>
+                <w:szCs w:val="40"/>
+                <w:highlight w:val="yellow"/>
+                <w:lang w:val="it-IT"/>
+              </w:rPr>
+              <w:t>ÍxÉ</w:t>
+            </w:r>
+            <w:r>
+              <w:rPr>
+                <w:rFonts w:ascii="BRH Malayalam Extra" w:hAnsi="BRH Malayalam Extra" w:cs="BRH Devanagari Extra"/>
+                <w:color w:val="000000"/>
+                <w:szCs w:val="40"/>
+                <w:highlight w:val="yellow"/>
+                <w:lang w:val="it-IT"/>
+              </w:rPr>
+              <w:t>–</w:t>
+            </w:r>
+            <w:r>
+              <w:rPr>
+                <w:rFonts w:ascii="BRH Devanagari Extra" w:hAnsi="BRH Devanagari Extra" w:cs="BRH Devanagari Extra"/>
+                <w:color w:val="000000"/>
+                <w:sz w:val="32"/>
+                <w:szCs w:val="40"/>
+                <w:lang w:val="it-IT"/>
+              </w:rPr>
+              <w:t xml:space="preserve"> | uÉxuÉÏÿ | cÉ</w:t>
+            </w:r>
+            <w:r>
+              <w:rPr>
+                <w:rFonts w:ascii="BRH Malayalam Extra" w:hAnsi="BRH Malayalam Extra" w:cs="BRH Devanagari Extra"/>
+                <w:color w:val="000000"/>
+                <w:szCs w:val="40"/>
+                <w:lang w:val="it-IT"/>
+              </w:rPr>
+              <w:t>–</w:t>
+            </w:r>
+            <w:r>
+              <w:rPr>
+                <w:rFonts w:ascii="BRH Devanagari Extra" w:hAnsi="BRH Devanagari Extra" w:cs="BRH Devanagari Extra"/>
+                <w:color w:val="000000"/>
+                <w:sz w:val="32"/>
+                <w:szCs w:val="40"/>
+                <w:lang w:val="it-IT"/>
+              </w:rPr>
+              <w:t xml:space="preserve"> |</w:t>
+            </w:r>
+          </w:p>
+          <w:p>
+            <w:pPr>
+              <w:widowControl w:val="0"/>
+              <w:autoSpaceDE w:val="0"/>
+              <w:autoSpaceDN w:val="0"/>
+              <w:adjustRightInd w:val="0"/>
+              <w:rPr>
+                <w:rFonts w:ascii="BRH Malayalam Extra" w:hAnsi="BRH Malayalam Extra" w:cs="BRH Malayalam Extra"/>
+                <w:sz w:val="28"/>
+                <w:szCs w:val="36"/>
+                <w:lang w:val="it-IT"/>
+              </w:rPr>
+            </w:pPr>
+            <w:r>
+              <w:rPr>
+                <w:rFonts w:ascii="BRH Devanagari Extra" w:hAnsi="BRH Devanagari Extra" w:cs="BRH Devanagari Extra"/>
+                <w:color w:val="000000"/>
+                <w:sz w:val="32"/>
+                <w:szCs w:val="40"/>
+                <w:highlight w:val="yellow"/>
+                <w:lang w:val="it-IT"/>
+              </w:rPr>
+              <w:t>A</w:t>
+            </w:r>
+            <w:r>
+              <w:rPr>
+                <w:rFonts w:ascii="BRH Malayalam Extra" w:hAnsi="BRH Malayalam Extra" w:cs="BRH Devanagari Extra"/>
+                <w:color w:val="000000"/>
+                <w:szCs w:val="40"/>
+                <w:lang w:val="it-IT"/>
+              </w:rPr>
+              <w:t>–</w:t>
+            </w:r>
+            <w:r>
+              <w:rPr>
+                <w:rFonts w:ascii="BRH Devanagari Extra" w:hAnsi="BRH Devanagari Extra" w:cs="BRH Devanagari Extra"/>
+                <w:color w:val="000000"/>
+                <w:sz w:val="32"/>
+                <w:szCs w:val="40"/>
+                <w:lang w:val="it-IT"/>
+              </w:rPr>
+              <w:t>ÍxÉ</w:t>
+            </w:r>
+            <w:r>
+              <w:rPr>
+                <w:rFonts w:ascii="BRH Malayalam Extra" w:hAnsi="BRH Malayalam Extra" w:cs="BRH Devanagari Extra"/>
+                <w:color w:val="000000"/>
+                <w:szCs w:val="40"/>
+                <w:lang w:val="it-IT"/>
+              </w:rPr>
+              <w:t>–</w:t>
+            </w:r>
+            <w:r>
+              <w:rPr>
+                <w:rFonts w:ascii="BRH Devanagari Extra" w:hAnsi="BRH Devanagari Extra" w:cs="BRH Devanagari Extra"/>
+                <w:color w:val="000000"/>
+                <w:sz w:val="32"/>
+                <w:szCs w:val="40"/>
+                <w:lang w:val="it-IT"/>
+              </w:rPr>
+              <w:t xml:space="preserve"> uÉxuÉÏ</w:t>
+            </w:r>
+            <w:r>
+              <w:rPr>
+                <w:rFonts w:ascii="BRH Malayalam Extra" w:hAnsi="BRH Malayalam Extra" w:cs="BRH Devanagari Extra"/>
+                <w:color w:val="000000"/>
+                <w:szCs w:val="40"/>
+                <w:lang w:val="it-IT"/>
+              </w:rPr>
+              <w:t>–</w:t>
+            </w:r>
+            <w:r>
+              <w:rPr>
+                <w:rFonts w:ascii="BRH Devanagari Extra" w:hAnsi="BRH Devanagari Extra" w:cs="BRH Devanagari Extra"/>
+                <w:color w:val="000000"/>
+                <w:sz w:val="32"/>
+                <w:szCs w:val="40"/>
+                <w:lang w:val="it-IT"/>
+              </w:rPr>
+              <w:t xml:space="preserve"> uÉ</w:t>
+            </w:r>
+            <w:r>
+              <w:rPr>
+                <w:rFonts w:ascii="BRH Devanagari Extra" w:hAnsi="BRH Devanagari Extra" w:cs="BRH Devanagari Extra"/>
+                <w:color w:val="000000"/>
+                <w:sz w:val="32"/>
+                <w:szCs w:val="40"/>
+                <w:highlight w:val="yellow"/>
+                <w:lang w:val="it-IT"/>
+              </w:rPr>
+              <w:t>xurÉþ</w:t>
+            </w:r>
+            <w:r>
+              <w:rPr>
+                <w:rFonts w:ascii="BRH Devanagari Extra" w:hAnsi="BRH Devanagari Extra" w:cs="BRH Devanagari Extra"/>
+                <w:color w:val="000000"/>
+                <w:sz w:val="32"/>
+                <w:szCs w:val="40"/>
+                <w:lang w:val="it-IT"/>
+              </w:rPr>
+              <w:t>xrÉÍxÉ</w:t>
+            </w:r>
+            <w:r>
+              <w:rPr>
+                <w:rFonts w:ascii="BRH Malayalam Extra" w:hAnsi="BRH Malayalam Extra" w:cs="BRH Devanagari Extra"/>
+                <w:color w:val="000000"/>
+                <w:szCs w:val="40"/>
+                <w:lang w:val="it-IT"/>
+              </w:rPr>
+              <w:t>–</w:t>
+            </w:r>
+            <w:r>
+              <w:rPr>
+                <w:rFonts w:ascii="BRH Devanagari Extra" w:hAnsi="BRH Devanagari Extra" w:cs="BRH Devanagari Extra"/>
+                <w:color w:val="000000"/>
+                <w:sz w:val="32"/>
+                <w:szCs w:val="40"/>
+                <w:lang w:val="it-IT"/>
+              </w:rPr>
+              <w:t xml:space="preserve"> uÉxuÉÏþ cÉ cÉ</w:t>
+            </w:r>
+            <w:r>
+              <w:rPr>
+                <w:rFonts w:ascii="BRH Malayalam Extra" w:hAnsi="BRH Malayalam Extra" w:cs="BRH Devanagari Extra"/>
+                <w:color w:val="000000"/>
+                <w:szCs w:val="40"/>
+                <w:lang w:val="it-IT"/>
+              </w:rPr>
+              <w:t>–</w:t>
+            </w:r>
+            <w:r>
+              <w:rPr>
+                <w:rFonts w:ascii="BRH Devanagari Extra" w:hAnsi="BRH Devanagari Extra" w:cs="BRH Devanagari Extra"/>
+                <w:color w:val="000000"/>
+                <w:sz w:val="32"/>
+                <w:szCs w:val="40"/>
+                <w:lang w:val="it-IT"/>
+              </w:rPr>
+              <w:t xml:space="preserve"> uÉ</w:t>
+            </w:r>
+            <w:r>
+              <w:rPr>
+                <w:rFonts w:ascii="BRH Devanagari Extra" w:hAnsi="BRH Devanagari Extra" w:cs="BRH Devanagari Extra"/>
+                <w:color w:val="000000"/>
+                <w:sz w:val="32"/>
+                <w:szCs w:val="40"/>
+                <w:highlight w:val="yellow"/>
+                <w:lang w:val="it-IT"/>
+              </w:rPr>
+              <w:t>xurÉþ</w:t>
+            </w:r>
+            <w:r>
+              <w:rPr>
+                <w:rFonts w:ascii="BRH Devanagari Extra" w:hAnsi="BRH Devanagari Extra" w:cs="BRH Devanagari Extra"/>
+                <w:color w:val="000000"/>
+                <w:sz w:val="32"/>
+                <w:szCs w:val="40"/>
+                <w:lang w:val="it-IT"/>
+              </w:rPr>
+              <w:t>xrÉÍxÉ</w:t>
+            </w:r>
+            <w:r>
+              <w:rPr>
+                <w:rFonts w:ascii="BRH Malayalam Extra" w:hAnsi="BRH Malayalam Extra" w:cs="BRH Devanagari Extra"/>
+                <w:color w:val="000000"/>
+                <w:szCs w:val="40"/>
+                <w:lang w:val="it-IT"/>
+              </w:rPr>
+              <w:t>–</w:t>
+            </w:r>
+            <w:r>
+              <w:rPr>
+                <w:rFonts w:ascii="BRH Devanagari Extra" w:hAnsi="BRH Devanagari Extra" w:cs="BRH Devanagari Extra"/>
+                <w:color w:val="000000"/>
+                <w:sz w:val="32"/>
+                <w:szCs w:val="40"/>
+                <w:lang w:val="it-IT"/>
+              </w:rPr>
+              <w:t xml:space="preserve"> uÉxuÉÏþ cÉ | </w:t>
+            </w:r>
+          </w:p>
+        </w:tc>
+        <w:tc>
+          <w:tcPr>
+            <w:tcW w:w="7513" w:type="dxa"/>
+          </w:tcPr>
+          <w:p>
+            <w:pPr>
+              <w:widowControl w:val="0"/>
+              <w:autoSpaceDE w:val="0"/>
+              <w:autoSpaceDN w:val="0"/>
+              <w:adjustRightInd w:val="0"/>
+              <w:rPr>
+                <w:rFonts w:ascii="BRH Devanagari Extra" w:hAnsi="BRH Devanagari Extra" w:cs="BRH Devanagari Extra"/>
+                <w:color w:val="000000"/>
+                <w:sz w:val="32"/>
+                <w:szCs w:val="40"/>
+                <w:lang w:val="it-IT"/>
+              </w:rPr>
+            </w:pPr>
+            <w:r>
+              <w:rPr>
+                <w:rFonts w:cs="BRH Devanagari Extra"/>
+                <w:color w:val="000000"/>
+                <w:szCs w:val="40"/>
+                <w:lang w:val="it-IT"/>
+              </w:rPr>
+              <w:t>44</w:t>
+            </w:r>
+            <w:r>
+              <w:rPr>
+                <w:rFonts w:ascii="BRH Devanagari Extra" w:hAnsi="BRH Devanagari Extra" w:cs="BRH Devanagari Extra"/>
+                <w:color w:val="000000"/>
+                <w:sz w:val="32"/>
+                <w:szCs w:val="40"/>
+                <w:lang w:val="it-IT"/>
+              </w:rPr>
+              <w:t>)</w:t>
+            </w:r>
+            <w:r>
+              <w:rPr>
+                <w:rFonts w:ascii="BRH Devanagari Extra" w:hAnsi="BRH Devanagari Extra" w:cs="BRH Devanagari Extra"/>
+                <w:color w:val="000000"/>
+                <w:sz w:val="32"/>
+                <w:szCs w:val="40"/>
+                <w:lang w:val="it-IT"/>
+              </w:rPr>
+              <w:tab/>
+            </w:r>
+            <w:r>
+              <w:rPr>
+                <w:rFonts w:cs="BRH Devanagari Extra"/>
+                <w:color w:val="000000"/>
+                <w:szCs w:val="40"/>
+                <w:lang w:val="it-IT"/>
+              </w:rPr>
+              <w:t>1</w:t>
+            </w:r>
+            <w:r>
+              <w:rPr>
+                <w:rFonts w:ascii="BRH Devanagari Extra" w:hAnsi="BRH Devanagari Extra" w:cs="BRH Devanagari Extra"/>
+                <w:color w:val="000000"/>
+                <w:sz w:val="32"/>
+                <w:szCs w:val="40"/>
+                <w:lang w:val="it-IT"/>
+              </w:rPr>
+              <w:t>.</w:t>
+            </w:r>
+            <w:r>
+              <w:rPr>
+                <w:rFonts w:cs="BRH Devanagari Extra"/>
+                <w:color w:val="000000"/>
+                <w:szCs w:val="40"/>
+                <w:lang w:val="it-IT"/>
+              </w:rPr>
+              <w:t>1</w:t>
+            </w:r>
+            <w:r>
+              <w:rPr>
+                <w:rFonts w:ascii="BRH Devanagari Extra" w:hAnsi="BRH Devanagari Extra" w:cs="BRH Devanagari Extra"/>
+                <w:color w:val="000000"/>
+                <w:sz w:val="32"/>
+                <w:szCs w:val="40"/>
+                <w:lang w:val="it-IT"/>
+              </w:rPr>
+              <w:t>.</w:t>
+            </w:r>
+            <w:r>
+              <w:rPr>
+                <w:rFonts w:cs="BRH Devanagari Extra"/>
+                <w:color w:val="000000"/>
+                <w:szCs w:val="40"/>
+                <w:lang w:val="it-IT"/>
+              </w:rPr>
+              <w:t>9</w:t>
+            </w:r>
+            <w:r>
+              <w:rPr>
+                <w:rFonts w:ascii="BRH Devanagari Extra" w:hAnsi="BRH Devanagari Extra" w:cs="BRH Devanagari Extra"/>
+                <w:color w:val="000000"/>
+                <w:sz w:val="32"/>
+                <w:szCs w:val="40"/>
+                <w:lang w:val="it-IT"/>
+              </w:rPr>
+              <w:t>.</w:t>
+            </w:r>
+            <w:r>
+              <w:rPr>
+                <w:rFonts w:cs="BRH Devanagari Extra"/>
+                <w:color w:val="000000"/>
+                <w:szCs w:val="40"/>
+                <w:lang w:val="it-IT"/>
+              </w:rPr>
+              <w:t>3</w:t>
+            </w:r>
+            <w:r>
+              <w:rPr>
+                <w:rFonts w:ascii="BRH Devanagari Extra" w:hAnsi="BRH Devanagari Extra" w:cs="BRH Devanagari Extra"/>
+                <w:color w:val="000000"/>
+                <w:sz w:val="32"/>
+                <w:szCs w:val="40"/>
+                <w:lang w:val="it-IT"/>
+              </w:rPr>
+              <w:t>(</w:t>
+            </w:r>
+            <w:r>
+              <w:rPr>
+                <w:rFonts w:cs="BRH Devanagari Extra"/>
+                <w:color w:val="000000"/>
+                <w:szCs w:val="40"/>
+                <w:lang w:val="it-IT"/>
+              </w:rPr>
+              <w:t>41</w:t>
+            </w:r>
+            <w:r>
+              <w:rPr>
+                <w:rFonts w:ascii="BRH Devanagari Extra" w:hAnsi="BRH Devanagari Extra" w:cs="BRH Devanagari Extra"/>
+                <w:color w:val="000000"/>
+                <w:sz w:val="32"/>
+                <w:szCs w:val="40"/>
+                <w:lang w:val="it-IT"/>
+              </w:rPr>
+              <w:t>)- E</w:t>
+            </w:r>
+            <w:r>
+              <w:rPr>
+                <w:rFonts w:ascii="BRH Malayalam Extra" w:hAnsi="BRH Malayalam Extra" w:cs="BRH Devanagari Extra"/>
+                <w:color w:val="000000"/>
+                <w:szCs w:val="40"/>
+                <w:lang w:val="it-IT"/>
+              </w:rPr>
+              <w:t>–</w:t>
+            </w:r>
+            <w:r>
+              <w:rPr>
+                <w:rFonts w:ascii="BRH Devanagari Extra" w:hAnsi="BRH Devanagari Extra" w:cs="BRH Devanagari Extra"/>
+                <w:color w:val="000000"/>
+                <w:sz w:val="32"/>
+                <w:szCs w:val="40"/>
+                <w:lang w:val="it-IT"/>
+              </w:rPr>
+              <w:t>uÉÏï | cÉ</w:t>
+            </w:r>
+            <w:r>
+              <w:rPr>
+                <w:rFonts w:ascii="BRH Malayalam Extra" w:hAnsi="BRH Malayalam Extra" w:cs="BRH Devanagari Extra"/>
+                <w:color w:val="000000"/>
+                <w:szCs w:val="40"/>
+                <w:lang w:val="it-IT"/>
+              </w:rPr>
+              <w:t>–</w:t>
+            </w:r>
+            <w:r>
+              <w:rPr>
+                <w:rFonts w:ascii="BRH Devanagari Extra" w:hAnsi="BRH Devanagari Extra" w:cs="BRH Devanagari Extra"/>
+                <w:color w:val="000000"/>
+                <w:sz w:val="32"/>
+                <w:szCs w:val="40"/>
+                <w:lang w:val="it-IT"/>
+              </w:rPr>
+              <w:t xml:space="preserve"> | </w:t>
+            </w:r>
+            <w:r>
+              <w:rPr>
+                <w:rFonts w:ascii="BRH Devanagari Extra" w:hAnsi="BRH Devanagari Extra" w:cs="BRH Devanagari Extra"/>
+                <w:color w:val="000000"/>
+                <w:sz w:val="32"/>
+                <w:szCs w:val="40"/>
+                <w:highlight w:val="green"/>
+                <w:lang w:val="it-IT"/>
+              </w:rPr>
+              <w:t>AÍxÉ</w:t>
+            </w:r>
+            <w:r>
+              <w:rPr>
+                <w:rFonts w:ascii="BRH Devanagari Extra" w:hAnsi="BRH Devanagari Extra"/>
+                <w:sz w:val="36"/>
+                <w:szCs w:val="36"/>
+                <w:highlight w:val="green"/>
+                <w:lang w:val="it-IT"/>
+              </w:rPr>
+              <w:t>þ</w:t>
+            </w:r>
+            <w:r>
+              <w:rPr>
+                <w:rFonts w:ascii="BRH Devanagari Extra" w:hAnsi="BRH Devanagari Extra" w:cs="BRH Devanagari Extra"/>
+                <w:color w:val="000000"/>
+                <w:sz w:val="32"/>
+                <w:szCs w:val="40"/>
+                <w:lang w:val="it-IT"/>
+              </w:rPr>
+              <w:t xml:space="preserve"> | </w:t>
+            </w:r>
+          </w:p>
+          <w:p>
+            <w:pPr>
+              <w:widowControl w:val="0"/>
+              <w:autoSpaceDE w:val="0"/>
+              <w:autoSpaceDN w:val="0"/>
+              <w:adjustRightInd w:val="0"/>
+              <w:rPr>
+                <w:rFonts w:ascii="BRH Devanagari Extra" w:hAnsi="BRH Devanagari Extra" w:cs="BRH Devanagari Extra"/>
+                <w:color w:val="000000"/>
+                <w:sz w:val="32"/>
+                <w:szCs w:val="40"/>
+                <w:lang w:val="it-IT"/>
+              </w:rPr>
+            </w:pPr>
+            <w:r>
+              <w:rPr>
+                <w:rFonts w:ascii="BRH Devanagari Extra" w:hAnsi="BRH Devanagari Extra" w:cs="BRH Devanagari Extra"/>
+                <w:color w:val="000000"/>
+                <w:sz w:val="32"/>
+                <w:szCs w:val="40"/>
+                <w:lang w:val="it-IT"/>
+              </w:rPr>
+              <w:t>E</w:t>
+            </w:r>
+            <w:r>
+              <w:rPr>
+                <w:rFonts w:ascii="BRH Malayalam Extra" w:hAnsi="BRH Malayalam Extra" w:cs="BRH Devanagari Extra"/>
+                <w:color w:val="000000"/>
+                <w:szCs w:val="40"/>
+                <w:lang w:val="it-IT"/>
+              </w:rPr>
+              <w:t>–</w:t>
+            </w:r>
+            <w:r>
+              <w:rPr>
+                <w:rFonts w:ascii="BRH Devanagari Extra" w:hAnsi="BRH Devanagari Extra" w:cs="BRH Devanagari Extra"/>
+                <w:color w:val="000000"/>
+                <w:sz w:val="32"/>
+                <w:szCs w:val="40"/>
+                <w:lang w:val="it-IT"/>
+              </w:rPr>
+              <w:t>uÉÏï cÉþ cÉÉå</w:t>
+            </w:r>
+            <w:r>
+              <w:rPr>
+                <w:rFonts w:ascii="BRH Malayalam Extra" w:hAnsi="BRH Malayalam Extra" w:cs="BRH Devanagari Extra"/>
+                <w:color w:val="000000"/>
+                <w:szCs w:val="40"/>
+                <w:lang w:val="it-IT"/>
+              </w:rPr>
+              <w:t>–</w:t>
+            </w:r>
+            <w:r>
+              <w:rPr>
+                <w:rFonts w:ascii="BRH Devanagari Extra" w:hAnsi="BRH Devanagari Extra" w:cs="BRH Devanagari Extra"/>
+                <w:color w:val="000000"/>
+                <w:sz w:val="32"/>
+                <w:szCs w:val="40"/>
+                <w:lang w:val="it-IT"/>
+              </w:rPr>
+              <w:t xml:space="preserve">urÉÑïþuÉÏï </w:t>
+            </w:r>
+            <w:r>
+              <w:rPr>
+                <w:rFonts w:ascii="BRH Devanagari Extra" w:hAnsi="BRH Devanagari Extra" w:cs="BRH Devanagari Extra"/>
+                <w:color w:val="000000"/>
+                <w:sz w:val="32"/>
+                <w:szCs w:val="40"/>
+                <w:highlight w:val="green"/>
+                <w:lang w:val="it-IT"/>
+              </w:rPr>
+              <w:t>cÉÉ</w:t>
+            </w:r>
+            <w:r>
+              <w:rPr>
+                <w:rFonts w:ascii="BRH Devanagari Extra" w:hAnsi="BRH Devanagari Extra" w:cs="BRH Devanagari Extra"/>
+                <w:color w:val="000000"/>
+                <w:sz w:val="32"/>
+                <w:szCs w:val="40"/>
+                <w:lang w:val="it-IT"/>
+              </w:rPr>
+              <w:t>xrÉÍ</w:t>
+            </w:r>
+            <w:r>
+              <w:rPr>
+                <w:rFonts w:ascii="BRH Devanagari Extra" w:hAnsi="BRH Devanagari Extra" w:cs="BRH Devanagari Extra"/>
+                <w:color w:val="000000"/>
+                <w:sz w:val="32"/>
+                <w:szCs w:val="40"/>
+                <w:highlight w:val="green"/>
+                <w:lang w:val="it-IT"/>
+              </w:rPr>
+              <w:t>xÉ</w:t>
+            </w:r>
+            <w:r>
+              <w:rPr>
+                <w:rFonts w:ascii="BRH Devanagari Extra" w:hAnsi="BRH Devanagari Extra" w:cs="BRH Devanagari Extra"/>
+                <w:color w:val="000000"/>
+                <w:sz w:val="32"/>
+                <w:szCs w:val="40"/>
+                <w:lang w:val="it-IT"/>
+              </w:rPr>
+              <w:t>þ cÉÉå</w:t>
+            </w:r>
+            <w:r>
+              <w:rPr>
+                <w:rFonts w:ascii="BRH Malayalam Extra" w:hAnsi="BRH Malayalam Extra" w:cs="BRH Devanagari Extra"/>
+                <w:color w:val="000000"/>
+                <w:szCs w:val="40"/>
+                <w:lang w:val="it-IT"/>
+              </w:rPr>
+              <w:t>–</w:t>
+            </w:r>
+            <w:r>
+              <w:rPr>
+                <w:rFonts w:ascii="BRH Devanagari Extra" w:hAnsi="BRH Devanagari Extra" w:cs="BRH Devanagari Extra"/>
+                <w:color w:val="000000"/>
+                <w:sz w:val="32"/>
+                <w:szCs w:val="40"/>
+                <w:lang w:val="it-IT"/>
+              </w:rPr>
+              <w:t xml:space="preserve">urÉÑïþuÉÏï </w:t>
+            </w:r>
+            <w:r>
+              <w:rPr>
+                <w:rFonts w:ascii="BRH Devanagari Extra" w:hAnsi="BRH Devanagari Extra" w:cs="BRH Devanagari Extra"/>
+                <w:color w:val="000000"/>
+                <w:sz w:val="32"/>
+                <w:szCs w:val="40"/>
+                <w:highlight w:val="green"/>
+                <w:lang w:val="it-IT"/>
+              </w:rPr>
+              <w:t>cÉÉÍxÉþ</w:t>
+            </w:r>
+            <w:r>
+              <w:rPr>
+                <w:rFonts w:ascii="BRH Devanagari Extra" w:hAnsi="BRH Devanagari Extra" w:cs="BRH Devanagari Extra"/>
+                <w:color w:val="000000"/>
+                <w:sz w:val="32"/>
+                <w:szCs w:val="40"/>
+                <w:lang w:val="it-IT"/>
+              </w:rPr>
+              <w:t xml:space="preserve"> | </w:t>
+            </w:r>
+          </w:p>
+          <w:p>
+            <w:pPr>
+              <w:widowControl w:val="0"/>
+              <w:autoSpaceDE w:val="0"/>
+              <w:autoSpaceDN w:val="0"/>
+              <w:adjustRightInd w:val="0"/>
+              <w:rPr>
+                <w:rFonts w:ascii="BRH Devanagari Extra" w:hAnsi="BRH Devanagari Extra" w:cs="BRH Devanagari Extra"/>
+                <w:color w:val="000000"/>
+                <w:sz w:val="32"/>
+                <w:szCs w:val="40"/>
+                <w:lang w:val="it-IT"/>
+              </w:rPr>
+            </w:pPr>
+            <w:r>
+              <w:rPr>
+                <w:rFonts w:cs="BRH Devanagari Extra"/>
+                <w:color w:val="000000"/>
+                <w:szCs w:val="40"/>
+                <w:lang w:val="it-IT"/>
+              </w:rPr>
+              <w:t>45</w:t>
+            </w:r>
+            <w:r>
+              <w:rPr>
+                <w:rFonts w:ascii="BRH Devanagari Extra" w:hAnsi="BRH Devanagari Extra" w:cs="BRH Devanagari Extra"/>
+                <w:color w:val="000000"/>
+                <w:sz w:val="32"/>
+                <w:szCs w:val="40"/>
+                <w:lang w:val="it-IT"/>
+              </w:rPr>
+              <w:t>)</w:t>
+            </w:r>
+            <w:r>
+              <w:rPr>
+                <w:rFonts w:ascii="BRH Devanagari Extra" w:hAnsi="BRH Devanagari Extra" w:cs="BRH Devanagari Extra"/>
+                <w:color w:val="000000"/>
+                <w:sz w:val="32"/>
+                <w:szCs w:val="40"/>
+                <w:lang w:val="it-IT"/>
+              </w:rPr>
+              <w:tab/>
+            </w:r>
+            <w:r>
+              <w:rPr>
+                <w:rFonts w:cs="BRH Devanagari Extra"/>
+                <w:color w:val="000000"/>
+                <w:szCs w:val="40"/>
+                <w:lang w:val="it-IT"/>
+              </w:rPr>
+              <w:t>1</w:t>
+            </w:r>
+            <w:r>
+              <w:rPr>
+                <w:rFonts w:ascii="BRH Devanagari Extra" w:hAnsi="BRH Devanagari Extra" w:cs="BRH Devanagari Extra"/>
+                <w:color w:val="000000"/>
+                <w:sz w:val="32"/>
+                <w:szCs w:val="40"/>
+                <w:lang w:val="it-IT"/>
+              </w:rPr>
+              <w:t>.</w:t>
+            </w:r>
+            <w:r>
+              <w:rPr>
+                <w:rFonts w:cs="BRH Devanagari Extra"/>
+                <w:color w:val="000000"/>
+                <w:szCs w:val="40"/>
+                <w:lang w:val="it-IT"/>
+              </w:rPr>
+              <w:t>1</w:t>
+            </w:r>
+            <w:r>
+              <w:rPr>
+                <w:rFonts w:ascii="BRH Devanagari Extra" w:hAnsi="BRH Devanagari Extra" w:cs="BRH Devanagari Extra"/>
+                <w:color w:val="000000"/>
+                <w:sz w:val="32"/>
+                <w:szCs w:val="40"/>
+                <w:lang w:val="it-IT"/>
+              </w:rPr>
+              <w:t>.</w:t>
+            </w:r>
+            <w:r>
+              <w:rPr>
+                <w:rFonts w:cs="BRH Devanagari Extra"/>
+                <w:color w:val="000000"/>
+                <w:szCs w:val="40"/>
+                <w:lang w:val="it-IT"/>
+              </w:rPr>
+              <w:t>9</w:t>
+            </w:r>
+            <w:r>
+              <w:rPr>
+                <w:rFonts w:ascii="BRH Devanagari Extra" w:hAnsi="BRH Devanagari Extra" w:cs="BRH Devanagari Extra"/>
+                <w:color w:val="000000"/>
+                <w:sz w:val="32"/>
+                <w:szCs w:val="40"/>
+                <w:lang w:val="it-IT"/>
+              </w:rPr>
+              <w:t>.</w:t>
+            </w:r>
+            <w:r>
+              <w:rPr>
+                <w:rFonts w:cs="BRH Devanagari Extra"/>
+                <w:color w:val="000000"/>
+                <w:szCs w:val="40"/>
+                <w:lang w:val="it-IT"/>
+              </w:rPr>
+              <w:t>3</w:t>
+            </w:r>
+            <w:r>
+              <w:rPr>
+                <w:rFonts w:ascii="BRH Devanagari Extra" w:hAnsi="BRH Devanagari Extra" w:cs="BRH Devanagari Extra"/>
+                <w:color w:val="000000"/>
+                <w:sz w:val="32"/>
+                <w:szCs w:val="40"/>
+                <w:lang w:val="it-IT"/>
+              </w:rPr>
+              <w:t>(</w:t>
+            </w:r>
+            <w:r>
+              <w:rPr>
+                <w:rFonts w:cs="BRH Devanagari Extra"/>
+                <w:color w:val="000000"/>
+                <w:szCs w:val="40"/>
+                <w:lang w:val="it-IT"/>
+              </w:rPr>
+              <w:t>42</w:t>
+            </w:r>
+            <w:r>
+              <w:rPr>
+                <w:rFonts w:ascii="BRH Devanagari Extra" w:hAnsi="BRH Devanagari Extra" w:cs="BRH Devanagari Extra"/>
+                <w:color w:val="000000"/>
+                <w:sz w:val="32"/>
+                <w:szCs w:val="40"/>
+                <w:lang w:val="it-IT"/>
+              </w:rPr>
+              <w:t>)- cÉ</w:t>
+            </w:r>
+            <w:r>
+              <w:rPr>
+                <w:rFonts w:ascii="BRH Malayalam Extra" w:hAnsi="BRH Malayalam Extra" w:cs="BRH Devanagari Extra"/>
+                <w:color w:val="000000"/>
+                <w:szCs w:val="40"/>
+                <w:lang w:val="it-IT"/>
+              </w:rPr>
+              <w:t>–</w:t>
+            </w:r>
+            <w:r>
+              <w:rPr>
+                <w:rFonts w:ascii="BRH Devanagari Extra" w:hAnsi="BRH Devanagari Extra" w:cs="BRH Devanagari Extra"/>
+                <w:color w:val="000000"/>
+                <w:sz w:val="32"/>
+                <w:szCs w:val="40"/>
+                <w:lang w:val="it-IT"/>
+              </w:rPr>
+              <w:t xml:space="preserve"> | </w:t>
+            </w:r>
+            <w:r>
+              <w:rPr>
+                <w:rFonts w:ascii="BRH Devanagari Extra" w:hAnsi="BRH Devanagari Extra" w:cs="BRH Devanagari Extra"/>
+                <w:color w:val="000000"/>
+                <w:sz w:val="32"/>
+                <w:szCs w:val="40"/>
+                <w:highlight w:val="green"/>
+                <w:lang w:val="it-IT"/>
+              </w:rPr>
+              <w:t>AÍxÉ</w:t>
+            </w:r>
+            <w:r>
+              <w:rPr>
+                <w:rFonts w:ascii="BRH Devanagari Extra" w:hAnsi="BRH Devanagari Extra"/>
+                <w:sz w:val="36"/>
+                <w:szCs w:val="36"/>
+                <w:highlight w:val="green"/>
+                <w:lang w:val="it-IT"/>
+              </w:rPr>
+              <w:t>þ</w:t>
+            </w:r>
+            <w:r>
+              <w:rPr>
+                <w:rFonts w:ascii="BRH Devanagari Extra" w:hAnsi="BRH Devanagari Extra" w:cs="BRH Devanagari Extra"/>
+                <w:color w:val="000000"/>
+                <w:sz w:val="32"/>
+                <w:szCs w:val="40"/>
+                <w:lang w:val="it-IT"/>
+              </w:rPr>
+              <w:t xml:space="preserve"> | uÉxuÉÏÿ |</w:t>
+            </w:r>
+          </w:p>
+          <w:p>
+            <w:pPr>
+              <w:widowControl w:val="0"/>
+              <w:autoSpaceDE w:val="0"/>
+              <w:autoSpaceDN w:val="0"/>
+              <w:adjustRightInd w:val="0"/>
+              <w:rPr>
+                <w:rFonts w:ascii="BRH Devanagari Extra" w:hAnsi="BRH Devanagari Extra" w:cs="BRH Devanagari Extra"/>
+                <w:color w:val="000000"/>
+                <w:sz w:val="32"/>
+                <w:szCs w:val="40"/>
+                <w:lang w:val="it-IT"/>
+              </w:rPr>
+            </w:pPr>
+            <w:r>
+              <w:rPr>
+                <w:rFonts w:ascii="BRH Devanagari Extra" w:hAnsi="BRH Devanagari Extra" w:cs="BRH Devanagari Extra"/>
+                <w:color w:val="000000"/>
+                <w:sz w:val="32"/>
+                <w:szCs w:val="40"/>
+                <w:highlight w:val="green"/>
+                <w:lang w:val="it-IT"/>
+              </w:rPr>
+              <w:t>cÉÉxrÉÍxÉþ</w:t>
+            </w:r>
+            <w:r>
+              <w:rPr>
+                <w:rFonts w:ascii="BRH Devanagari Extra" w:hAnsi="BRH Devanagari Extra" w:cs="BRH Devanagari Extra"/>
+                <w:color w:val="000000"/>
+                <w:sz w:val="32"/>
+                <w:szCs w:val="40"/>
+                <w:lang w:val="it-IT"/>
+              </w:rPr>
+              <w:t xml:space="preserve"> cÉ</w:t>
+            </w:r>
+            <w:r>
+              <w:rPr>
+                <w:rFonts w:ascii="BRH Malayalam Extra" w:hAnsi="BRH Malayalam Extra" w:cs="BRH Devanagari Extra"/>
+                <w:color w:val="000000"/>
+                <w:szCs w:val="40"/>
+                <w:lang w:val="it-IT"/>
+              </w:rPr>
+              <w:t>–</w:t>
+            </w:r>
+            <w:r>
+              <w:rPr>
+                <w:rFonts w:ascii="BRH Devanagari Extra" w:hAnsi="BRH Devanagari Extra" w:cs="BRH Devanagari Extra"/>
+                <w:color w:val="000000"/>
+                <w:sz w:val="32"/>
+                <w:szCs w:val="40"/>
+                <w:lang w:val="it-IT"/>
+              </w:rPr>
+              <w:t xml:space="preserve"> </w:t>
+            </w:r>
+            <w:r>
+              <w:rPr>
+                <w:rFonts w:ascii="BRH Devanagari Extra" w:hAnsi="BRH Devanagari Extra" w:cs="BRH Devanagari Extra"/>
+                <w:color w:val="000000"/>
+                <w:sz w:val="32"/>
+                <w:szCs w:val="40"/>
+                <w:highlight w:val="green"/>
+                <w:lang w:val="it-IT"/>
+              </w:rPr>
+              <w:t>cÉÉ</w:t>
+            </w:r>
+            <w:r>
+              <w:rPr>
+                <w:rFonts w:ascii="BRH Devanagari Extra" w:hAnsi="BRH Devanagari Extra" w:cs="BRH Devanagari Extra"/>
+                <w:color w:val="000000"/>
+                <w:sz w:val="32"/>
+                <w:szCs w:val="40"/>
+                <w:lang w:val="it-IT"/>
+              </w:rPr>
+              <w:t>ÍxÉ</w:t>
+            </w:r>
+            <w:r>
+              <w:rPr>
+                <w:rFonts w:ascii="BRH Malayalam Extra" w:hAnsi="BRH Malayalam Extra" w:cs="BRH Devanagari Extra"/>
+                <w:color w:val="000000"/>
+                <w:szCs w:val="40"/>
+                <w:lang w:val="it-IT"/>
+              </w:rPr>
+              <w:t>–</w:t>
+            </w:r>
+            <w:r>
+              <w:rPr>
+                <w:rFonts w:ascii="BRH Devanagari Extra" w:hAnsi="BRH Devanagari Extra" w:cs="BRH Devanagari Extra"/>
+                <w:color w:val="000000"/>
+                <w:sz w:val="32"/>
+                <w:szCs w:val="40"/>
+                <w:lang w:val="it-IT"/>
+              </w:rPr>
+              <w:t xml:space="preserve"> uÉxuÉÏ</w:t>
+            </w:r>
+            <w:r>
+              <w:rPr>
+                <w:rFonts w:ascii="BRH Malayalam Extra" w:hAnsi="BRH Malayalam Extra" w:cs="BRH Devanagari Extra"/>
+                <w:color w:val="000000"/>
+                <w:szCs w:val="40"/>
+                <w:lang w:val="it-IT"/>
+              </w:rPr>
+              <w:t>–</w:t>
+            </w:r>
+            <w:r>
+              <w:rPr>
+                <w:rFonts w:ascii="BRH Devanagari Extra" w:hAnsi="BRH Devanagari Extra" w:cs="BRH Devanagari Extra"/>
+                <w:color w:val="000000"/>
+                <w:sz w:val="32"/>
+                <w:szCs w:val="40"/>
+                <w:lang w:val="it-IT"/>
+              </w:rPr>
+              <w:t xml:space="preserve"> uÉ</w:t>
+            </w:r>
+            <w:r>
+              <w:rPr>
+                <w:rFonts w:ascii="BRH Devanagari Extra" w:hAnsi="BRH Devanagari Extra" w:cs="BRH Devanagari Extra"/>
+                <w:color w:val="000000"/>
+                <w:sz w:val="32"/>
+                <w:szCs w:val="40"/>
+                <w:highlight w:val="green"/>
+                <w:lang w:val="it-IT"/>
+              </w:rPr>
+              <w:t>xurÉÍxÉ</w:t>
+            </w:r>
+            <w:r>
+              <w:rPr>
+                <w:rFonts w:ascii="BRH Devanagari Extra" w:hAnsi="BRH Devanagari Extra" w:cs="BRH Devanagari Extra"/>
+                <w:color w:val="000000"/>
+                <w:sz w:val="32"/>
+                <w:szCs w:val="40"/>
+                <w:highlight w:val="yellow"/>
+                <w:lang w:val="it-IT"/>
+              </w:rPr>
+              <w:t>þ</w:t>
+            </w:r>
+            <w:r>
+              <w:rPr>
+                <w:rFonts w:ascii="BRH Devanagari Extra" w:hAnsi="BRH Devanagari Extra" w:cs="BRH Devanagari Extra"/>
+                <w:color w:val="000000"/>
+                <w:sz w:val="32"/>
+                <w:szCs w:val="40"/>
+                <w:lang w:val="it-IT"/>
+              </w:rPr>
+              <w:t xml:space="preserve"> </w:t>
+            </w:r>
+            <w:r>
+              <w:rPr>
+                <w:rFonts w:ascii="BRH Devanagari Extra" w:hAnsi="BRH Devanagari Extra" w:cs="BRH Devanagari Extra"/>
+                <w:color w:val="000000"/>
+                <w:sz w:val="32"/>
+                <w:szCs w:val="40"/>
+                <w:highlight w:val="green"/>
+                <w:lang w:val="it-IT"/>
+              </w:rPr>
+              <w:t>cÉ</w:t>
+            </w:r>
+            <w:r>
+              <w:rPr>
+                <w:rFonts w:ascii="BRH Malayalam Extra" w:hAnsi="BRH Malayalam Extra" w:cs="BRH Devanagari Extra"/>
+                <w:color w:val="000000"/>
+                <w:szCs w:val="40"/>
+                <w:highlight w:val="green"/>
+                <w:lang w:val="it-IT"/>
+              </w:rPr>
+              <w:t>–</w:t>
+            </w:r>
+            <w:r>
+              <w:rPr>
+                <w:rFonts w:ascii="BRH Devanagari Extra" w:hAnsi="BRH Devanagari Extra" w:cs="BRH Devanagari Extra"/>
+                <w:color w:val="000000"/>
+                <w:sz w:val="32"/>
+                <w:szCs w:val="40"/>
+                <w:lang w:val="it-IT"/>
+              </w:rPr>
+              <w:t xml:space="preserve"> cÉÉÍxÉ</w:t>
+            </w:r>
+            <w:r>
+              <w:rPr>
+                <w:rFonts w:ascii="BRH Malayalam Extra" w:hAnsi="BRH Malayalam Extra" w:cs="BRH Devanagari Extra"/>
+                <w:color w:val="000000"/>
+                <w:szCs w:val="40"/>
+                <w:lang w:val="it-IT"/>
+              </w:rPr>
+              <w:t>–</w:t>
+            </w:r>
+            <w:r>
+              <w:rPr>
+                <w:rFonts w:ascii="BRH Devanagari Extra" w:hAnsi="BRH Devanagari Extra" w:cs="BRH Devanagari Extra"/>
+                <w:color w:val="000000"/>
+                <w:sz w:val="32"/>
+                <w:szCs w:val="40"/>
+                <w:lang w:val="it-IT"/>
+              </w:rPr>
+              <w:t xml:space="preserve"> uÉxuÉÏÿ | </w:t>
+            </w:r>
+          </w:p>
+          <w:p>
+            <w:pPr>
+              <w:widowControl w:val="0"/>
+              <w:autoSpaceDE w:val="0"/>
+              <w:autoSpaceDN w:val="0"/>
+              <w:adjustRightInd w:val="0"/>
+              <w:rPr>
+                <w:rFonts w:ascii="BRH Devanagari Extra" w:hAnsi="BRH Devanagari Extra" w:cs="BRH Devanagari Extra"/>
+                <w:color w:val="000000"/>
+                <w:sz w:val="32"/>
+                <w:szCs w:val="40"/>
+                <w:lang w:val="it-IT"/>
+              </w:rPr>
+            </w:pPr>
+            <w:r>
+              <w:rPr>
+                <w:rFonts w:cs="BRH Devanagari Extra"/>
+                <w:color w:val="000000"/>
+                <w:szCs w:val="40"/>
+                <w:lang w:val="it-IT"/>
+              </w:rPr>
+              <w:t>46</w:t>
+            </w:r>
+            <w:r>
+              <w:rPr>
+                <w:rFonts w:ascii="BRH Devanagari Extra" w:hAnsi="BRH Devanagari Extra" w:cs="BRH Devanagari Extra"/>
+                <w:color w:val="000000"/>
+                <w:sz w:val="32"/>
+                <w:szCs w:val="40"/>
+                <w:lang w:val="it-IT"/>
+              </w:rPr>
+              <w:t>)</w:t>
+            </w:r>
+            <w:r>
+              <w:rPr>
+                <w:rFonts w:ascii="BRH Devanagari Extra" w:hAnsi="BRH Devanagari Extra" w:cs="BRH Devanagari Extra"/>
+                <w:color w:val="000000"/>
+                <w:sz w:val="32"/>
+                <w:szCs w:val="40"/>
+                <w:lang w:val="it-IT"/>
+              </w:rPr>
+              <w:tab/>
+            </w:r>
+            <w:r>
+              <w:rPr>
+                <w:rFonts w:cs="BRH Devanagari Extra"/>
+                <w:color w:val="000000"/>
+                <w:szCs w:val="40"/>
+                <w:lang w:val="it-IT"/>
+              </w:rPr>
+              <w:t>1</w:t>
+            </w:r>
+            <w:r>
+              <w:rPr>
+                <w:rFonts w:ascii="BRH Devanagari Extra" w:hAnsi="BRH Devanagari Extra" w:cs="BRH Devanagari Extra"/>
+                <w:color w:val="000000"/>
+                <w:sz w:val="32"/>
+                <w:szCs w:val="40"/>
+                <w:lang w:val="it-IT"/>
+              </w:rPr>
+              <w:t>.</w:t>
+            </w:r>
+            <w:r>
+              <w:rPr>
+                <w:rFonts w:cs="BRH Devanagari Extra"/>
+                <w:color w:val="000000"/>
+                <w:szCs w:val="40"/>
+                <w:lang w:val="it-IT"/>
+              </w:rPr>
+              <w:t>1</w:t>
+            </w:r>
+            <w:r>
+              <w:rPr>
+                <w:rFonts w:ascii="BRH Devanagari Extra" w:hAnsi="BRH Devanagari Extra" w:cs="BRH Devanagari Extra"/>
+                <w:color w:val="000000"/>
+                <w:sz w:val="32"/>
+                <w:szCs w:val="40"/>
+                <w:lang w:val="it-IT"/>
+              </w:rPr>
+              <w:t>.</w:t>
+            </w:r>
+            <w:r>
+              <w:rPr>
+                <w:rFonts w:cs="BRH Devanagari Extra"/>
+                <w:color w:val="000000"/>
+                <w:szCs w:val="40"/>
+                <w:lang w:val="it-IT"/>
+              </w:rPr>
+              <w:t>9</w:t>
+            </w:r>
+            <w:r>
+              <w:rPr>
+                <w:rFonts w:ascii="BRH Devanagari Extra" w:hAnsi="BRH Devanagari Extra" w:cs="BRH Devanagari Extra"/>
+                <w:color w:val="000000"/>
+                <w:sz w:val="32"/>
+                <w:szCs w:val="40"/>
+                <w:lang w:val="it-IT"/>
+              </w:rPr>
+              <w:t>.</w:t>
+            </w:r>
+            <w:r>
+              <w:rPr>
+                <w:rFonts w:cs="BRH Devanagari Extra"/>
+                <w:color w:val="000000"/>
+                <w:szCs w:val="40"/>
+                <w:lang w:val="it-IT"/>
+              </w:rPr>
+              <w:t>3</w:t>
+            </w:r>
+            <w:r>
+              <w:rPr>
+                <w:rFonts w:ascii="BRH Devanagari Extra" w:hAnsi="BRH Devanagari Extra" w:cs="BRH Devanagari Extra"/>
+                <w:color w:val="000000"/>
+                <w:sz w:val="32"/>
+                <w:szCs w:val="40"/>
+                <w:lang w:val="it-IT"/>
+              </w:rPr>
+              <w:t>(</w:t>
+            </w:r>
+            <w:r>
+              <w:rPr>
+                <w:rFonts w:cs="BRH Devanagari Extra"/>
+                <w:color w:val="000000"/>
+                <w:szCs w:val="40"/>
+                <w:lang w:val="it-IT"/>
+              </w:rPr>
+              <w:t>43</w:t>
+            </w:r>
+            <w:r>
+              <w:rPr>
+                <w:rFonts w:ascii="BRH Devanagari Extra" w:hAnsi="BRH Devanagari Extra" w:cs="BRH Devanagari Extra"/>
+                <w:color w:val="000000"/>
+                <w:sz w:val="32"/>
+                <w:szCs w:val="40"/>
+                <w:lang w:val="it-IT"/>
+              </w:rPr>
+              <w:t xml:space="preserve">)- </w:t>
+            </w:r>
+            <w:r>
+              <w:rPr>
+                <w:rFonts w:ascii="BRH Devanagari Extra" w:hAnsi="BRH Devanagari Extra" w:cs="BRH Devanagari Extra"/>
+                <w:color w:val="000000"/>
+                <w:sz w:val="32"/>
+                <w:szCs w:val="40"/>
+                <w:highlight w:val="green"/>
+                <w:lang w:val="it-IT"/>
+              </w:rPr>
+              <w:t>AÍxÉ</w:t>
+            </w:r>
+            <w:r>
+              <w:rPr>
+                <w:rFonts w:ascii="BRH Devanagari Extra" w:hAnsi="BRH Devanagari Extra"/>
+                <w:sz w:val="36"/>
+                <w:szCs w:val="36"/>
+                <w:highlight w:val="green"/>
+                <w:lang w:val="it-IT"/>
+              </w:rPr>
+              <w:t>þ</w:t>
+            </w:r>
+            <w:r>
+              <w:rPr>
+                <w:rFonts w:ascii="BRH Devanagari Extra" w:hAnsi="BRH Devanagari Extra" w:cs="BRH Devanagari Extra"/>
+                <w:color w:val="000000"/>
+                <w:sz w:val="32"/>
+                <w:szCs w:val="40"/>
+                <w:lang w:val="it-IT"/>
+              </w:rPr>
+              <w:t xml:space="preserve"> | uÉxuÉÏÿ | cÉ</w:t>
+            </w:r>
+            <w:r>
+              <w:rPr>
+                <w:rFonts w:ascii="BRH Malayalam Extra" w:hAnsi="BRH Malayalam Extra" w:cs="BRH Devanagari Extra"/>
+                <w:color w:val="000000"/>
+                <w:szCs w:val="40"/>
+                <w:lang w:val="it-IT"/>
+              </w:rPr>
+              <w:t>–</w:t>
+            </w:r>
+            <w:r>
+              <w:rPr>
+                <w:rFonts w:ascii="BRH Devanagari Extra" w:hAnsi="BRH Devanagari Extra" w:cs="BRH Devanagari Extra"/>
+                <w:color w:val="000000"/>
+                <w:sz w:val="32"/>
+                <w:szCs w:val="40"/>
+                <w:lang w:val="it-IT"/>
+              </w:rPr>
+              <w:t xml:space="preserve"> |</w:t>
+            </w:r>
+          </w:p>
+          <w:p>
+            <w:pPr>
+              <w:widowControl w:val="0"/>
+              <w:autoSpaceDE w:val="0"/>
+              <w:autoSpaceDN w:val="0"/>
+              <w:adjustRightInd w:val="0"/>
+              <w:rPr>
+                <w:rFonts w:ascii="BRH Devanagari Extra" w:hAnsi="BRH Devanagari Extra" w:cs="BRH Devanagari Extra"/>
+                <w:color w:val="000000"/>
+                <w:sz w:val="32"/>
+                <w:szCs w:val="40"/>
+                <w:lang w:val="it-IT"/>
+              </w:rPr>
+            </w:pPr>
+            <w:r>
+              <w:rPr>
+                <w:rFonts w:ascii="BRH Devanagari Extra" w:hAnsi="BRH Devanagari Extra" w:cs="BRH Devanagari Extra"/>
+                <w:color w:val="000000"/>
+                <w:sz w:val="32"/>
+                <w:szCs w:val="40"/>
+                <w:highlight w:val="green"/>
+                <w:lang w:val="it-IT"/>
+              </w:rPr>
+              <w:t>A</w:t>
+            </w:r>
+            <w:r>
+              <w:rPr>
+                <w:rFonts w:ascii="BRH Devanagari Extra" w:hAnsi="BRH Devanagari Extra" w:cs="BRH Devanagari Extra"/>
+                <w:color w:val="000000"/>
+                <w:sz w:val="32"/>
+                <w:szCs w:val="40"/>
+                <w:lang w:val="it-IT"/>
+              </w:rPr>
+              <w:t>ÍxÉ</w:t>
+            </w:r>
+            <w:r>
+              <w:rPr>
+                <w:rFonts w:ascii="BRH Malayalam Extra" w:hAnsi="BRH Malayalam Extra" w:cs="BRH Devanagari Extra"/>
+                <w:color w:val="000000"/>
+                <w:szCs w:val="40"/>
+                <w:lang w:val="it-IT"/>
+              </w:rPr>
+              <w:t>–</w:t>
+            </w:r>
+            <w:r>
+              <w:rPr>
+                <w:rFonts w:ascii="BRH Devanagari Extra" w:hAnsi="BRH Devanagari Extra" w:cs="BRH Devanagari Extra"/>
+                <w:color w:val="000000"/>
+                <w:sz w:val="32"/>
+                <w:szCs w:val="40"/>
+                <w:lang w:val="it-IT"/>
+              </w:rPr>
+              <w:t xml:space="preserve"> uÉxuÉÏ</w:t>
+            </w:r>
+            <w:r>
+              <w:rPr>
+                <w:rFonts w:ascii="BRH Malayalam Extra" w:hAnsi="BRH Malayalam Extra" w:cs="BRH Devanagari Extra"/>
+                <w:color w:val="000000"/>
+                <w:szCs w:val="40"/>
+                <w:lang w:val="it-IT"/>
+              </w:rPr>
+              <w:t>–</w:t>
+            </w:r>
+            <w:r>
+              <w:rPr>
+                <w:rFonts w:ascii="BRH Devanagari Extra" w:hAnsi="BRH Devanagari Extra" w:cs="BRH Devanagari Extra"/>
+                <w:color w:val="000000"/>
+                <w:sz w:val="32"/>
+                <w:szCs w:val="40"/>
+                <w:lang w:val="it-IT"/>
+              </w:rPr>
+              <w:t xml:space="preserve"> uÉ</w:t>
+            </w:r>
+            <w:r>
+              <w:rPr>
+                <w:rFonts w:ascii="BRH Devanagari Extra" w:hAnsi="BRH Devanagari Extra" w:cs="BRH Devanagari Extra"/>
+                <w:color w:val="000000"/>
+                <w:sz w:val="32"/>
+                <w:szCs w:val="40"/>
+                <w:highlight w:val="green"/>
+                <w:lang w:val="it-IT"/>
+              </w:rPr>
+              <w:t>xurÉ</w:t>
+            </w:r>
+            <w:r>
+              <w:rPr>
+                <w:rFonts w:ascii="BRH Devanagari Extra" w:hAnsi="BRH Devanagari Extra" w:cs="BRH Devanagari Extra"/>
+                <w:color w:val="000000"/>
+                <w:sz w:val="32"/>
+                <w:szCs w:val="40"/>
+                <w:lang w:val="it-IT"/>
+              </w:rPr>
+              <w:t>xrÉÍxÉ</w:t>
+            </w:r>
+            <w:r>
+              <w:rPr>
+                <w:rFonts w:ascii="BRH Malayalam Extra" w:hAnsi="BRH Malayalam Extra" w:cs="BRH Devanagari Extra"/>
+                <w:color w:val="000000"/>
+                <w:szCs w:val="40"/>
+                <w:lang w:val="it-IT"/>
+              </w:rPr>
+              <w:t>–</w:t>
+            </w:r>
+            <w:r>
+              <w:rPr>
+                <w:rFonts w:ascii="BRH Devanagari Extra" w:hAnsi="BRH Devanagari Extra" w:cs="BRH Devanagari Extra"/>
+                <w:color w:val="000000"/>
+                <w:sz w:val="32"/>
+                <w:szCs w:val="40"/>
+                <w:lang w:val="it-IT"/>
+              </w:rPr>
+              <w:t xml:space="preserve"> uÉxuÉÏþ cÉ cÉ</w:t>
+            </w:r>
+            <w:r>
+              <w:rPr>
+                <w:rFonts w:ascii="BRH Malayalam Extra" w:hAnsi="BRH Malayalam Extra" w:cs="BRH Devanagari Extra"/>
+                <w:color w:val="000000"/>
+                <w:szCs w:val="40"/>
+                <w:lang w:val="it-IT"/>
+              </w:rPr>
+              <w:t>–</w:t>
+            </w:r>
+            <w:r>
+              <w:rPr>
+                <w:rFonts w:ascii="BRH Devanagari Extra" w:hAnsi="BRH Devanagari Extra" w:cs="BRH Devanagari Extra"/>
+                <w:color w:val="000000"/>
+                <w:sz w:val="32"/>
+                <w:szCs w:val="40"/>
+                <w:lang w:val="it-IT"/>
+              </w:rPr>
+              <w:t xml:space="preserve"> uÉ</w:t>
+            </w:r>
+            <w:r>
+              <w:rPr>
+                <w:rFonts w:ascii="BRH Devanagari Extra" w:hAnsi="BRH Devanagari Extra" w:cs="BRH Devanagari Extra"/>
+                <w:color w:val="000000"/>
+                <w:sz w:val="32"/>
+                <w:szCs w:val="40"/>
+                <w:highlight w:val="green"/>
+                <w:lang w:val="it-IT"/>
+              </w:rPr>
+              <w:t>xurÉ</w:t>
+            </w:r>
+            <w:r>
+              <w:rPr>
+                <w:rFonts w:ascii="BRH Devanagari Extra" w:hAnsi="BRH Devanagari Extra" w:cs="BRH Devanagari Extra"/>
+                <w:color w:val="000000"/>
+                <w:sz w:val="32"/>
+                <w:szCs w:val="40"/>
+                <w:lang w:val="it-IT"/>
+              </w:rPr>
+              <w:t>xrÉÍxÉ</w:t>
+            </w:r>
+            <w:r>
+              <w:rPr>
+                <w:rFonts w:ascii="BRH Malayalam Extra" w:hAnsi="BRH Malayalam Extra" w:cs="BRH Devanagari Extra"/>
+                <w:color w:val="000000"/>
+                <w:szCs w:val="40"/>
+                <w:lang w:val="it-IT"/>
+              </w:rPr>
+              <w:t>–</w:t>
+            </w:r>
+            <w:r>
+              <w:rPr>
+                <w:rFonts w:ascii="BRH Devanagari Extra" w:hAnsi="BRH Devanagari Extra" w:cs="BRH Devanagari Extra"/>
+                <w:color w:val="000000"/>
+                <w:sz w:val="32"/>
+                <w:szCs w:val="40"/>
+                <w:lang w:val="it-IT"/>
+              </w:rPr>
+              <w:t xml:space="preserve"> </w:t>
+            </w:r>
+          </w:p>
+          <w:p>
+            <w:pPr>
+              <w:widowControl w:val="0"/>
+              <w:autoSpaceDE w:val="0"/>
+              <w:autoSpaceDN w:val="0"/>
+              <w:adjustRightInd w:val="0"/>
+              <w:rPr>
+                <w:rFonts w:ascii="BRH Malayalam Extra" w:hAnsi="BRH Malayalam Extra" w:cs="BRH Malayalam Extra"/>
+                <w:sz w:val="28"/>
+                <w:szCs w:val="36"/>
+                <w:lang w:val="it-IT"/>
+              </w:rPr>
+            </w:pPr>
+            <w:r>
+              <w:rPr>
+                <w:rFonts w:ascii="BRH Devanagari Extra" w:hAnsi="BRH Devanagari Extra" w:cs="BRH Devanagari Extra"/>
+                <w:color w:val="000000"/>
+                <w:sz w:val="32"/>
+                <w:szCs w:val="40"/>
+                <w:lang w:val="it-IT"/>
+              </w:rPr>
+              <w:t xml:space="preserve">uÉxuÉÏþ cÉ | </w:t>
+            </w:r>
+          </w:p>
+        </w:tc>
+      </w:tr>
+    </w:tbl>
+    <w:p>
+      <w:pPr>
+        <w:jc w:val="center"/>
+        <w:rPr>
+          <w:b/>
+          <w:bCs/>
+          <w:sz w:val="32"/>
+          <w:szCs w:val="32"/>
+          <w:u w:val="single"/>
+          <w:lang w:val="it-IT"/>
+        </w:rPr>
+      </w:pPr>
+    </w:p>
     <w:p>
       <w:pPr>
         <w:jc w:val="center"/>
@@ -71,27 +2620,7 @@
           <w:sz w:val="28"/>
           <w:szCs w:val="32"/>
         </w:rPr>
-        <w:t>(</w:t>
-      </w:r>
-      <w:proofErr w:type="gramStart"/>
-      <w:r>
-        <w:rPr>
-          <w:b/>
-          <w:bCs/>
-          <w:sz w:val="28"/>
-          <w:szCs w:val="32"/>
-        </w:rPr>
-        <w:t>ignore</w:t>
-      </w:r>
-      <w:proofErr w:type="gramEnd"/>
-      <w:r>
-        <w:rPr>
-          <w:b/>
-          <w:bCs/>
-          <w:sz w:val="28"/>
-          <w:szCs w:val="32"/>
-        </w:rPr>
-        <w:t xml:space="preserve"> those which are already incorporated in your book’s version and date)</w:t>
+        <w:t>(ignore those which are already incorporated in your book’s version and date)</w:t>
       </w:r>
     </w:p>
     <w:tbl>
@@ -561,6 +3090,7 @@
                 <w:sz w:val="32"/>
                 <w:szCs w:val="40"/>
               </w:rPr>
+              <w:lastRenderedPageBreak/>
               <w:t>A</w:t>
             </w:r>
             <w:r>
@@ -892,6 +3422,7 @@
                 <w:szCs w:val="28"/>
                 <w:u w:val="single"/>
               </w:rPr>
+              <w:lastRenderedPageBreak/>
               <w:t>TS 1.1.1.1– Ghanam</w:t>
             </w:r>
           </w:p>
@@ -1080,16 +3611,7 @@
                 <w:sz w:val="32"/>
                 <w:szCs w:val="40"/>
               </w:rPr>
-              <w:t>zÉ(</w:t>
-            </w:r>
-            <w:proofErr w:type="gramStart"/>
-            <w:r>
-              <w:rPr>
-                <w:rFonts w:ascii="BRH Devanagari Extra" w:hAnsi="BRH Devanagari Extra" w:cs="BRH Devanagari Extra"/>
-                <w:sz w:val="32"/>
-                <w:szCs w:val="40"/>
-              </w:rPr>
-              <w:t>aqÉç)</w:t>
+              <w:t>zÉ(aqÉç)</w:t>
             </w:r>
             <w:r>
               <w:rPr>
@@ -1097,16 +3619,7 @@
                 <w:sz w:val="32"/>
                 <w:szCs w:val="40"/>
               </w:rPr>
-              <w:t xml:space="preserve">  |</w:t>
-            </w:r>
-            <w:proofErr w:type="gramEnd"/>
-            <w:r>
-              <w:rPr>
-                <w:rFonts w:ascii="BRH Malayalam Extra" w:hAnsi="BRH Malayalam Extra" w:cs="BRH Malayalam Extra"/>
-                <w:sz w:val="32"/>
-                <w:szCs w:val="40"/>
-              </w:rPr>
-              <w:t xml:space="preserve"> </w:t>
+              <w:t xml:space="preserve">  | </w:t>
             </w:r>
             <w:r>
               <w:rPr>
@@ -1230,6 +3743,7 @@
                 <w:sz w:val="32"/>
                 <w:szCs w:val="40"/>
               </w:rPr>
+              <w:lastRenderedPageBreak/>
               <w:t>A</w:t>
             </w:r>
             <w:r>
@@ -1396,16 +3910,7 @@
                 <w:sz w:val="32"/>
                 <w:szCs w:val="40"/>
               </w:rPr>
-              <w:t>zÉ(</w:t>
-            </w:r>
-            <w:proofErr w:type="gramStart"/>
-            <w:r>
-              <w:rPr>
-                <w:rFonts w:ascii="BRH Devanagari Extra" w:hAnsi="BRH Devanagari Extra" w:cs="BRH Devanagari Extra"/>
-                <w:sz w:val="32"/>
-                <w:szCs w:val="40"/>
-              </w:rPr>
-              <w:t>aqÉç)</w:t>
+              <w:t>zÉ(aqÉç)</w:t>
             </w:r>
             <w:r>
               <w:rPr>
@@ -1413,16 +3918,7 @@
                 <w:sz w:val="32"/>
                 <w:szCs w:val="40"/>
               </w:rPr>
-              <w:t xml:space="preserve">  |</w:t>
-            </w:r>
-            <w:proofErr w:type="gramEnd"/>
-            <w:r>
-              <w:rPr>
-                <w:rFonts w:ascii="BRH Malayalam Extra" w:hAnsi="BRH Malayalam Extra" w:cs="BRH Malayalam Extra"/>
-                <w:sz w:val="32"/>
-                <w:szCs w:val="40"/>
-              </w:rPr>
-              <w:t xml:space="preserve"> </w:t>
+              <w:t xml:space="preserve">  | </w:t>
             </w:r>
             <w:r>
               <w:rPr>
@@ -3310,6 +5806,7 @@
                 <w:color w:val="000000"/>
                 <w:szCs w:val="40"/>
               </w:rPr>
+              <w:lastRenderedPageBreak/>
               <w:t>3</w:t>
             </w:r>
             <w:r>
@@ -3806,7 +6303,6 @@
                 <w:color w:val="000000"/>
                 <w:szCs w:val="40"/>
               </w:rPr>
-              <w:lastRenderedPageBreak/>
               <w:t>4</w:t>
             </w:r>
             <w:r>
@@ -4241,7 +6737,6 @@
                 <w:color w:val="000000"/>
                 <w:szCs w:val="40"/>
               </w:rPr>
-              <w:lastRenderedPageBreak/>
               <w:t>3</w:t>
             </w:r>
             <w:r>
@@ -4730,7 +7225,6 @@
                 <w:color w:val="000000"/>
                 <w:szCs w:val="40"/>
               </w:rPr>
-              <w:lastRenderedPageBreak/>
               <w:t>4</w:t>
             </w:r>
             <w:r>
@@ -5163,7 +7657,6 @@
                 <w:szCs w:val="28"/>
                 <w:u w:val="single"/>
               </w:rPr>
-              <w:lastRenderedPageBreak/>
               <w:t>TS 1.1.8.1 Ghanam</w:t>
             </w:r>
           </w:p>
@@ -5885,6 +8378,7 @@
                 <w:color w:val="000000"/>
                 <w:szCs w:val="40"/>
               </w:rPr>
+              <w:lastRenderedPageBreak/>
               <w:t>26</w:t>
             </w:r>
             <w:r>
@@ -6753,7 +9247,6 @@
                 <w:color w:val="000000"/>
                 <w:szCs w:val="40"/>
               </w:rPr>
-              <w:lastRenderedPageBreak/>
               <w:t>48</w:t>
             </w:r>
             <w:r>
@@ -7095,7 +9588,6 @@
                 <w:color w:val="000000"/>
                 <w:szCs w:val="40"/>
               </w:rPr>
-              <w:lastRenderedPageBreak/>
               <w:t>46</w:t>
             </w:r>
             <w:r>
@@ -7502,7 +9994,6 @@
                 <w:color w:val="000000"/>
                 <w:szCs w:val="40"/>
               </w:rPr>
-              <w:lastRenderedPageBreak/>
               <w:t>47</w:t>
             </w:r>
             <w:r>
@@ -7872,7 +10363,6 @@
                 <w:color w:val="000000"/>
                 <w:szCs w:val="40"/>
               </w:rPr>
-              <w:lastRenderedPageBreak/>
               <w:t>43</w:t>
             </w:r>
             <w:r>
@@ -8614,6 +11104,7 @@
                 <w:sz w:val="32"/>
                 <w:szCs w:val="40"/>
               </w:rPr>
+              <w:lastRenderedPageBreak/>
               <w:t>Så</w:t>
             </w:r>
             <w:r>
@@ -9288,6 +11779,7 @@
                 <w:color w:val="000000"/>
                 <w:szCs w:val="40"/>
               </w:rPr>
+              <w:lastRenderedPageBreak/>
               <w:t>43</w:t>
             </w:r>
             <w:r>
@@ -10062,6 +12554,7 @@
                 <w:sz w:val="32"/>
                 <w:szCs w:val="40"/>
               </w:rPr>
+              <w:lastRenderedPageBreak/>
               <w:t>Så</w:t>
             </w:r>
             <w:r>
@@ -11337,6 +13830,7 @@
                 <w:color w:val="000000"/>
                 <w:szCs w:val="40"/>
               </w:rPr>
+              <w:lastRenderedPageBreak/>
               <w:t>26</w:t>
             </w:r>
             <w:r>
@@ -15634,7 +18128,6 @@
                 <w:szCs w:val="40"/>
                 <w:lang w:val="it-IT"/>
               </w:rPr>
-              <w:lastRenderedPageBreak/>
               <w:t>29</w:t>
             </w:r>
             <w:r>
@@ -16138,6 +18631,7 @@
                 <w:szCs w:val="40"/>
                 <w:lang w:val="it-IT"/>
               </w:rPr>
+              <w:lastRenderedPageBreak/>
               <w:t>1</w:t>
             </w:r>
             <w:r>
@@ -20360,7 +22854,6 @@
           <w:szCs w:val="32"/>
           <w:u w:val="single"/>
         </w:rPr>
-        <w:lastRenderedPageBreak/>
         <w:t xml:space="preserve">TS </w:t>
       </w:r>
       <w:r>
@@ -20491,27 +22984,7 @@
           <w:sz w:val="28"/>
           <w:szCs w:val="32"/>
         </w:rPr>
-        <w:t>(</w:t>
-      </w:r>
-      <w:proofErr w:type="gramStart"/>
-      <w:r>
-        <w:rPr>
-          <w:b/>
-          <w:bCs/>
-          <w:sz w:val="28"/>
-          <w:szCs w:val="32"/>
-        </w:rPr>
-        <w:t>ignore</w:t>
-      </w:r>
-      <w:proofErr w:type="gramEnd"/>
-      <w:r>
-        <w:rPr>
-          <w:b/>
-          <w:bCs/>
-          <w:sz w:val="28"/>
-          <w:szCs w:val="32"/>
-        </w:rPr>
-        <w:t xml:space="preserve"> those which are already incorporated in your book’s version and date)</w:t>
+        <w:t>(ignore those which are already incorporated in your book’s version and date)</w:t>
       </w:r>
     </w:p>
     <w:tbl>
@@ -20682,6 +23155,7 @@
                 <w:sz w:val="28"/>
                 <w:szCs w:val="28"/>
               </w:rPr>
+              <w:lastRenderedPageBreak/>
               <w:t>TS 1.</w:t>
             </w:r>
             <w:r>
@@ -21246,27 +23720,7 @@
           <w:sz w:val="28"/>
           <w:szCs w:val="32"/>
         </w:rPr>
-        <w:t>(</w:t>
-      </w:r>
-      <w:proofErr w:type="gramStart"/>
-      <w:r>
-        <w:rPr>
-          <w:b/>
-          <w:bCs/>
-          <w:sz w:val="28"/>
-          <w:szCs w:val="32"/>
-        </w:rPr>
-        <w:t>ignore</w:t>
-      </w:r>
-      <w:proofErr w:type="gramEnd"/>
-      <w:r>
-        <w:rPr>
-          <w:b/>
-          <w:bCs/>
-          <w:sz w:val="28"/>
-          <w:szCs w:val="32"/>
-        </w:rPr>
-        <w:t xml:space="preserve"> those which are already incorporated in your book’s version and date)</w:t>
+        <w:t>(ignore those which are already incorporated in your book’s version and date)</w:t>
       </w:r>
     </w:p>
     <w:tbl>
@@ -21548,7 +24002,7 @@
 </file>
 
 <file path=word/endnotes.xml><?xml version="1.0" encoding="utf-8"?>
-<w:endnotes xmlns:wpc="http://schemas.microsoft.com/office/word/2010/wordprocessingCanvas" xmlns:cx="http://schemas.microsoft.com/office/drawing/2014/chartex" xmlns:cx1="http://schemas.microsoft.com/office/drawing/2015/9/8/chartex" xmlns:cx2="http://schemas.microsoft.com/office/drawing/2015/10/21/chartex" xmlns:cx3="http://schemas.microsoft.com/office/drawing/2016/5/9/chartex" xmlns:cx4="http://schemas.microsoft.com/office/drawing/2016/5/10/chartex" xmlns:cx5="http://schemas.microsoft.com/office/drawing/2016/5/11/chartex" xmlns:cx6="http://schemas.microsoft.com/office/drawing/2016/5/12/chartex" xmlns:cx7="http://schemas.microsoft.com/office/drawing/2016/5/13/chartex" xmlns:cx8="http://schemas.microsoft.com/office/drawing/2016/5/14/chartex" xmlns:mc="http://schemas.openxmlformats.org/markup-compatibility/2006" xmlns:aink="http://schemas.microsoft.com/office/drawing/2016/ink" xmlns:am3d="http://schemas.microsoft.com/office/drawing/2017/model3d" xmlns:o="urn:schemas-microsoft-com:office:office" xmlns:oel="http://schemas.microsoft.com/office/2019/extlst" xmlns:r="http://schemas.openxmlformats.org/officeDocument/2006/relationships" xmlns:m="http://schemas.openxmlformats.org/officeDocument/2006/math" xmlns:v="urn:schemas-microsoft-com:vml" xmlns:wp14="http://schemas.microsoft.com/office/word/2010/wordprocessingDrawing" xmlns:wp="http://schemas.openxmlformats.org/drawingml/2006/wordprocessingDrawing" xmlns:w10="urn:schemas-microsoft-com:office:word" xmlns:w="http://schemas.openxmlformats.org/wordprocessingml/2006/main" xmlns:w14="http://schemas.microsoft.com/office/word/2010/wordml" xmlns:w15="http://schemas.microsoft.com/office/word/2012/wordml" xmlns:w16cex="http://schemas.microsoft.com/office/word/2018/wordml/cex" xmlns:w16cid="http://schemas.microsoft.com/office/word/2016/wordml/cid" xmlns:w16="http://schemas.microsoft.com/office/word/2018/wordml" xmlns:w16sdtdh="http://schemas.microsoft.com/office/word/2020/wordml/sdtdatahash" xmlns:w16se="http://schemas.microsoft.com/office/word/2015/wordml/symex" xmlns:wpg="http://schemas.microsoft.com/office/word/2010/wordprocessingGroup" xmlns:wpi="http://schemas.microsoft.com/office/word/2010/wordprocessingInk" xmlns:wne="http://schemas.microsoft.com/office/word/2006/wordml" xmlns:wps="http://schemas.microsoft.com/office/word/2010/wordprocessingShape" mc:Ignorable="w14 w15 w16se w16cid w16 w16cex w16sdtdh wp14">
+<w:endnotes xmlns:wpc="http://schemas.microsoft.com/office/word/2010/wordprocessingCanvas" xmlns:cx="http://schemas.microsoft.com/office/drawing/2014/chartex" xmlns:cx1="http://schemas.microsoft.com/office/drawing/2015/9/8/chartex" xmlns:cx2="http://schemas.microsoft.com/office/drawing/2015/10/21/chartex" xmlns:cx3="http://schemas.microsoft.com/office/drawing/2016/5/9/chartex" xmlns:cx4="http://schemas.microsoft.com/office/drawing/2016/5/10/chartex" xmlns:cx5="http://schemas.microsoft.com/office/drawing/2016/5/11/chartex" xmlns:cx6="http://schemas.microsoft.com/office/drawing/2016/5/12/chartex" xmlns:cx7="http://schemas.microsoft.com/office/drawing/2016/5/13/chartex" xmlns:cx8="http://schemas.microsoft.com/office/drawing/2016/5/14/chartex" xmlns:mc="http://schemas.openxmlformats.org/markup-compatibility/2006" xmlns:aink="http://schemas.microsoft.com/office/drawing/2016/ink" xmlns:am3d="http://schemas.microsoft.com/office/drawing/2017/model3d" xmlns:o="urn:schemas-microsoft-com:office:office" xmlns:oel="http://schemas.microsoft.com/office/2019/extlst" xmlns:r="http://schemas.openxmlformats.org/officeDocument/2006/relationships" xmlns:m="http://schemas.openxmlformats.org/officeDocument/2006/math" xmlns:v="urn:schemas-microsoft-com:vml" xmlns:wp14="http://schemas.microsoft.com/office/word/2010/wordprocessingDrawing" xmlns:wp="http://schemas.openxmlformats.org/drawingml/2006/wordprocessingDrawing" xmlns:w10="urn:schemas-microsoft-com:office:word" xmlns:w="http://schemas.openxmlformats.org/wordprocessingml/2006/main" xmlns:w14="http://schemas.microsoft.com/office/word/2010/wordml" xmlns:w15="http://schemas.microsoft.com/office/word/2012/wordml" xmlns:w16cex="http://schemas.microsoft.com/office/word/2018/wordml/cex" xmlns:w16cid="http://schemas.microsoft.com/office/word/2016/wordml/cid" xmlns:w16="http://schemas.microsoft.com/office/word/2018/wordml" xmlns:w16du="http://schemas.microsoft.com/office/word/2023/wordml/word16du" xmlns:w16sdtdh="http://schemas.microsoft.com/office/word/2020/wordml/sdtdatahash" xmlns:w16sdtfl="http://schemas.microsoft.com/office/word/2024/wordml/sdtformatlock" xmlns:w16se="http://schemas.microsoft.com/office/word/2015/wordml/symex" xmlns:wpg="http://schemas.microsoft.com/office/word/2010/wordprocessingGroup" xmlns:wpi="http://schemas.microsoft.com/office/word/2010/wordprocessingInk" xmlns:wne="http://schemas.microsoft.com/office/word/2006/wordml" xmlns:wps="http://schemas.microsoft.com/office/word/2010/wordprocessingShape" mc:Ignorable="w14 w15 w16se w16cid w16 w16cex w16sdtdh w16sdtfl w16du wp14">
   <w:endnote w:type="separator" w:id="-1">
     <w:p>
       <w:r>
@@ -21567,7 +24021,7 @@
 </file>
 
 <file path=word/footer1.xml><?xml version="1.0" encoding="utf-8"?>
-<w:ftr xmlns:wpc="http://schemas.microsoft.com/office/word/2010/wordprocessingCanvas" xmlns:cx="http://schemas.microsoft.com/office/drawing/2014/chartex" xmlns:cx1="http://schemas.microsoft.com/office/drawing/2015/9/8/chartex" xmlns:cx2="http://schemas.microsoft.com/office/drawing/2015/10/21/chartex" xmlns:cx3="http://schemas.microsoft.com/office/drawing/2016/5/9/chartex" xmlns:cx4="http://schemas.microsoft.com/office/drawing/2016/5/10/chartex" xmlns:cx5="http://schemas.microsoft.com/office/drawing/2016/5/11/chartex" xmlns:cx6="http://schemas.microsoft.com/office/drawing/2016/5/12/chartex" xmlns:cx7="http://schemas.microsoft.com/office/drawing/2016/5/13/chartex" xmlns:cx8="http://schemas.microsoft.com/office/drawing/2016/5/14/chartex" xmlns:mc="http://schemas.openxmlformats.org/markup-compatibility/2006" xmlns:aink="http://schemas.microsoft.com/office/drawing/2016/ink" xmlns:am3d="http://schemas.microsoft.com/office/drawing/2017/model3d" xmlns:o="urn:schemas-microsoft-com:office:office" xmlns:oel="http://schemas.microsoft.com/office/2019/extlst" xmlns:r="http://schemas.openxmlformats.org/officeDocument/2006/relationships" xmlns:m="http://schemas.openxmlformats.org/officeDocument/2006/math" xmlns:v="urn:schemas-microsoft-com:vml" xmlns:wp14="http://schemas.microsoft.com/office/word/2010/wordprocessingDrawing" xmlns:wp="http://schemas.openxmlformats.org/drawingml/2006/wordprocessingDrawing" xmlns:w10="urn:schemas-microsoft-com:office:word" xmlns:w="http://schemas.openxmlformats.org/wordprocessingml/2006/main" xmlns:w14="http://schemas.microsoft.com/office/word/2010/wordml" xmlns:w15="http://schemas.microsoft.com/office/word/2012/wordml" xmlns:w16cex="http://schemas.microsoft.com/office/word/2018/wordml/cex" xmlns:w16cid="http://schemas.microsoft.com/office/word/2016/wordml/cid" xmlns:w16="http://schemas.microsoft.com/office/word/2018/wordml" xmlns:w16sdtdh="http://schemas.microsoft.com/office/word/2020/wordml/sdtdatahash" xmlns:w16se="http://schemas.microsoft.com/office/word/2015/wordml/symex" xmlns:wpg="http://schemas.microsoft.com/office/word/2010/wordprocessingGroup" xmlns:wpi="http://schemas.microsoft.com/office/word/2010/wordprocessingInk" xmlns:wne="http://schemas.microsoft.com/office/word/2006/wordml" xmlns:wps="http://schemas.microsoft.com/office/word/2010/wordprocessingShape" mc:Ignorable="w14 w15 w16se w16cid w16 w16cex w16sdtdh wp14">
+<w:ftr xmlns:wpc="http://schemas.microsoft.com/office/word/2010/wordprocessingCanvas" xmlns:cx="http://schemas.microsoft.com/office/drawing/2014/chartex" xmlns:cx1="http://schemas.microsoft.com/office/drawing/2015/9/8/chartex" xmlns:cx2="http://schemas.microsoft.com/office/drawing/2015/10/21/chartex" xmlns:cx3="http://schemas.microsoft.com/office/drawing/2016/5/9/chartex" xmlns:cx4="http://schemas.microsoft.com/office/drawing/2016/5/10/chartex" xmlns:cx5="http://schemas.microsoft.com/office/drawing/2016/5/11/chartex" xmlns:cx6="http://schemas.microsoft.com/office/drawing/2016/5/12/chartex" xmlns:cx7="http://schemas.microsoft.com/office/drawing/2016/5/13/chartex" xmlns:cx8="http://schemas.microsoft.com/office/drawing/2016/5/14/chartex" xmlns:mc="http://schemas.openxmlformats.org/markup-compatibility/2006" xmlns:aink="http://schemas.microsoft.com/office/drawing/2016/ink" xmlns:am3d="http://schemas.microsoft.com/office/drawing/2017/model3d" xmlns:o="urn:schemas-microsoft-com:office:office" xmlns:oel="http://schemas.microsoft.com/office/2019/extlst" xmlns:r="http://schemas.openxmlformats.org/officeDocument/2006/relationships" xmlns:m="http://schemas.openxmlformats.org/officeDocument/2006/math" xmlns:v="urn:schemas-microsoft-com:vml" xmlns:wp14="http://schemas.microsoft.com/office/word/2010/wordprocessingDrawing" xmlns:wp="http://schemas.openxmlformats.org/drawingml/2006/wordprocessingDrawing" xmlns:w10="urn:schemas-microsoft-com:office:word" xmlns:w="http://schemas.openxmlformats.org/wordprocessingml/2006/main" xmlns:w14="http://schemas.microsoft.com/office/word/2010/wordml" xmlns:w15="http://schemas.microsoft.com/office/word/2012/wordml" xmlns:w16cex="http://schemas.microsoft.com/office/word/2018/wordml/cex" xmlns:w16cid="http://schemas.microsoft.com/office/word/2016/wordml/cid" xmlns:w16="http://schemas.microsoft.com/office/word/2018/wordml" xmlns:w16du="http://schemas.microsoft.com/office/word/2023/wordml/word16du" xmlns:w16sdtdh="http://schemas.microsoft.com/office/word/2020/wordml/sdtdatahash" xmlns:w16sdtfl="http://schemas.microsoft.com/office/word/2024/wordml/sdtformatlock" xmlns:w16se="http://schemas.microsoft.com/office/word/2015/wordml/symex" xmlns:wpg="http://schemas.microsoft.com/office/word/2010/wordprocessingGroup" xmlns:wpi="http://schemas.microsoft.com/office/word/2010/wordprocessingInk" xmlns:wne="http://schemas.microsoft.com/office/word/2006/wordml" xmlns:wps="http://schemas.microsoft.com/office/word/2010/wordprocessingShape" mc:Ignorable="w14 w15 w16se w16cid w16 w16cex w16sdtdh w16sdtfl w16du wp14">
   <w:p>
     <w:pPr>
       <w:pBdr>
@@ -21749,7 +24203,7 @@
 </file>
 
 <file path=word/footer2.xml><?xml version="1.0" encoding="utf-8"?>
-<w:ftr xmlns:wpc="http://schemas.microsoft.com/office/word/2010/wordprocessingCanvas" xmlns:cx="http://schemas.microsoft.com/office/drawing/2014/chartex" xmlns:cx1="http://schemas.microsoft.com/office/drawing/2015/9/8/chartex" xmlns:cx2="http://schemas.microsoft.com/office/drawing/2015/10/21/chartex" xmlns:cx3="http://schemas.microsoft.com/office/drawing/2016/5/9/chartex" xmlns:cx4="http://schemas.microsoft.com/office/drawing/2016/5/10/chartex" xmlns:cx5="http://schemas.microsoft.com/office/drawing/2016/5/11/chartex" xmlns:cx6="http://schemas.microsoft.com/office/drawing/2016/5/12/chartex" xmlns:cx7="http://schemas.microsoft.com/office/drawing/2016/5/13/chartex" xmlns:cx8="http://schemas.microsoft.com/office/drawing/2016/5/14/chartex" xmlns:mc="http://schemas.openxmlformats.org/markup-compatibility/2006" xmlns:aink="http://schemas.microsoft.com/office/drawing/2016/ink" xmlns:am3d="http://schemas.microsoft.com/office/drawing/2017/model3d" xmlns:o="urn:schemas-microsoft-com:office:office" xmlns:oel="http://schemas.microsoft.com/office/2019/extlst" xmlns:r="http://schemas.openxmlformats.org/officeDocument/2006/relationships" xmlns:m="http://schemas.openxmlformats.org/officeDocument/2006/math" xmlns:v="urn:schemas-microsoft-com:vml" xmlns:wp14="http://schemas.microsoft.com/office/word/2010/wordprocessingDrawing" xmlns:wp="http://schemas.openxmlformats.org/drawingml/2006/wordprocessingDrawing" xmlns:w10="urn:schemas-microsoft-com:office:word" xmlns:w="http://schemas.openxmlformats.org/wordprocessingml/2006/main" xmlns:w14="http://schemas.microsoft.com/office/word/2010/wordml" xmlns:w15="http://schemas.microsoft.com/office/word/2012/wordml" xmlns:w16cex="http://schemas.microsoft.com/office/word/2018/wordml/cex" xmlns:w16cid="http://schemas.microsoft.com/office/word/2016/wordml/cid" xmlns:w16="http://schemas.microsoft.com/office/word/2018/wordml" xmlns:w16sdtdh="http://schemas.microsoft.com/office/word/2020/wordml/sdtdatahash" xmlns:w16se="http://schemas.microsoft.com/office/word/2015/wordml/symex" xmlns:wpg="http://schemas.microsoft.com/office/word/2010/wordprocessingGroup" xmlns:wpi="http://schemas.microsoft.com/office/word/2010/wordprocessingInk" xmlns:wne="http://schemas.microsoft.com/office/word/2006/wordml" xmlns:wps="http://schemas.microsoft.com/office/word/2010/wordprocessingShape" mc:Ignorable="w14 w15 w16se w16cid w16 w16cex w16sdtdh wp14">
+<w:ftr xmlns:wpc="http://schemas.microsoft.com/office/word/2010/wordprocessingCanvas" xmlns:cx="http://schemas.microsoft.com/office/drawing/2014/chartex" xmlns:cx1="http://schemas.microsoft.com/office/drawing/2015/9/8/chartex" xmlns:cx2="http://schemas.microsoft.com/office/drawing/2015/10/21/chartex" xmlns:cx3="http://schemas.microsoft.com/office/drawing/2016/5/9/chartex" xmlns:cx4="http://schemas.microsoft.com/office/drawing/2016/5/10/chartex" xmlns:cx5="http://schemas.microsoft.com/office/drawing/2016/5/11/chartex" xmlns:cx6="http://schemas.microsoft.com/office/drawing/2016/5/12/chartex" xmlns:cx7="http://schemas.microsoft.com/office/drawing/2016/5/13/chartex" xmlns:cx8="http://schemas.microsoft.com/office/drawing/2016/5/14/chartex" xmlns:mc="http://schemas.openxmlformats.org/markup-compatibility/2006" xmlns:aink="http://schemas.microsoft.com/office/drawing/2016/ink" xmlns:am3d="http://schemas.microsoft.com/office/drawing/2017/model3d" xmlns:o="urn:schemas-microsoft-com:office:office" xmlns:oel="http://schemas.microsoft.com/office/2019/extlst" xmlns:r="http://schemas.openxmlformats.org/officeDocument/2006/relationships" xmlns:m="http://schemas.openxmlformats.org/officeDocument/2006/math" xmlns:v="urn:schemas-microsoft-com:vml" xmlns:wp14="http://schemas.microsoft.com/office/word/2010/wordprocessingDrawing" xmlns:wp="http://schemas.openxmlformats.org/drawingml/2006/wordprocessingDrawing" xmlns:w10="urn:schemas-microsoft-com:office:word" xmlns:w="http://schemas.openxmlformats.org/wordprocessingml/2006/main" xmlns:w14="http://schemas.microsoft.com/office/word/2010/wordml" xmlns:w15="http://schemas.microsoft.com/office/word/2012/wordml" xmlns:w16cex="http://schemas.microsoft.com/office/word/2018/wordml/cex" xmlns:w16cid="http://schemas.microsoft.com/office/word/2016/wordml/cid" xmlns:w16="http://schemas.microsoft.com/office/word/2018/wordml" xmlns:w16du="http://schemas.microsoft.com/office/word/2023/wordml/word16du" xmlns:w16sdtdh="http://schemas.microsoft.com/office/word/2020/wordml/sdtdatahash" xmlns:w16sdtfl="http://schemas.microsoft.com/office/word/2024/wordml/sdtformatlock" xmlns:w16se="http://schemas.microsoft.com/office/word/2015/wordml/symex" xmlns:wpg="http://schemas.microsoft.com/office/word/2010/wordprocessingGroup" xmlns:wpi="http://schemas.microsoft.com/office/word/2010/wordprocessingInk" xmlns:wne="http://schemas.microsoft.com/office/word/2006/wordml" xmlns:wps="http://schemas.microsoft.com/office/word/2010/wordprocessingShape" mc:Ignorable="w14 w15 w16se w16cid w16 w16cex w16sdtdh w16sdtfl w16du wp14">
   <w:p>
     <w:pPr>
       <w:pBdr>
@@ -21945,7 +24399,7 @@
 </file>
 
 <file path=word/footnotes.xml><?xml version="1.0" encoding="utf-8"?>
-<w:footnotes xmlns:wpc="http://schemas.microsoft.com/office/word/2010/wordprocessingCanvas" xmlns:cx="http://schemas.microsoft.com/office/drawing/2014/chartex" xmlns:cx1="http://schemas.microsoft.com/office/drawing/2015/9/8/chartex" xmlns:cx2="http://schemas.microsoft.com/office/drawing/2015/10/21/chartex" xmlns:cx3="http://schemas.microsoft.com/office/drawing/2016/5/9/chartex" xmlns:cx4="http://schemas.microsoft.com/office/drawing/2016/5/10/chartex" xmlns:cx5="http://schemas.microsoft.com/office/drawing/2016/5/11/chartex" xmlns:cx6="http://schemas.microsoft.com/office/drawing/2016/5/12/chartex" xmlns:cx7="http://schemas.microsoft.com/office/drawing/2016/5/13/chartex" xmlns:cx8="http://schemas.microsoft.com/office/drawing/2016/5/14/chartex" xmlns:mc="http://schemas.openxmlformats.org/markup-compatibility/2006" xmlns:aink="http://schemas.microsoft.com/office/drawing/2016/ink" xmlns:am3d="http://schemas.microsoft.com/office/drawing/2017/model3d" xmlns:o="urn:schemas-microsoft-com:office:office" xmlns:oel="http://schemas.microsoft.com/office/2019/extlst" xmlns:r="http://schemas.openxmlformats.org/officeDocument/2006/relationships" xmlns:m="http://schemas.openxmlformats.org/officeDocument/2006/math" xmlns:v="urn:schemas-microsoft-com:vml" xmlns:wp14="http://schemas.microsoft.com/office/word/2010/wordprocessingDrawing" xmlns:wp="http://schemas.openxmlformats.org/drawingml/2006/wordprocessingDrawing" xmlns:w10="urn:schemas-microsoft-com:office:word" xmlns:w="http://schemas.openxmlformats.org/wordprocessingml/2006/main" xmlns:w14="http://schemas.microsoft.com/office/word/2010/wordml" xmlns:w15="http://schemas.microsoft.com/office/word/2012/wordml" xmlns:w16cex="http://schemas.microsoft.com/office/word/2018/wordml/cex" xmlns:w16cid="http://schemas.microsoft.com/office/word/2016/wordml/cid" xmlns:w16="http://schemas.microsoft.com/office/word/2018/wordml" xmlns:w16sdtdh="http://schemas.microsoft.com/office/word/2020/wordml/sdtdatahash" xmlns:w16se="http://schemas.microsoft.com/office/word/2015/wordml/symex" xmlns:wpg="http://schemas.microsoft.com/office/word/2010/wordprocessingGroup" xmlns:wpi="http://schemas.microsoft.com/office/word/2010/wordprocessingInk" xmlns:wne="http://schemas.microsoft.com/office/word/2006/wordml" xmlns:wps="http://schemas.microsoft.com/office/word/2010/wordprocessingShape" mc:Ignorable="w14 w15 w16se w16cid w16 w16cex w16sdtdh wp14">
+<w:footnotes xmlns:wpc="http://schemas.microsoft.com/office/word/2010/wordprocessingCanvas" xmlns:cx="http://schemas.microsoft.com/office/drawing/2014/chartex" xmlns:cx1="http://schemas.microsoft.com/office/drawing/2015/9/8/chartex" xmlns:cx2="http://schemas.microsoft.com/office/drawing/2015/10/21/chartex" xmlns:cx3="http://schemas.microsoft.com/office/drawing/2016/5/9/chartex" xmlns:cx4="http://schemas.microsoft.com/office/drawing/2016/5/10/chartex" xmlns:cx5="http://schemas.microsoft.com/office/drawing/2016/5/11/chartex" xmlns:cx6="http://schemas.microsoft.com/office/drawing/2016/5/12/chartex" xmlns:cx7="http://schemas.microsoft.com/office/drawing/2016/5/13/chartex" xmlns:cx8="http://schemas.microsoft.com/office/drawing/2016/5/14/chartex" xmlns:mc="http://schemas.openxmlformats.org/markup-compatibility/2006" xmlns:aink="http://schemas.microsoft.com/office/drawing/2016/ink" xmlns:am3d="http://schemas.microsoft.com/office/drawing/2017/model3d" xmlns:o="urn:schemas-microsoft-com:office:office" xmlns:oel="http://schemas.microsoft.com/office/2019/extlst" xmlns:r="http://schemas.openxmlformats.org/officeDocument/2006/relationships" xmlns:m="http://schemas.openxmlformats.org/officeDocument/2006/math" xmlns:v="urn:schemas-microsoft-com:vml" xmlns:wp14="http://schemas.microsoft.com/office/word/2010/wordprocessingDrawing" xmlns:wp="http://schemas.openxmlformats.org/drawingml/2006/wordprocessingDrawing" xmlns:w10="urn:schemas-microsoft-com:office:word" xmlns:w="http://schemas.openxmlformats.org/wordprocessingml/2006/main" xmlns:w14="http://schemas.microsoft.com/office/word/2010/wordml" xmlns:w15="http://schemas.microsoft.com/office/word/2012/wordml" xmlns:w16cex="http://schemas.microsoft.com/office/word/2018/wordml/cex" xmlns:w16cid="http://schemas.microsoft.com/office/word/2016/wordml/cid" xmlns:w16="http://schemas.microsoft.com/office/word/2018/wordml" xmlns:w16du="http://schemas.microsoft.com/office/word/2023/wordml/word16du" xmlns:w16sdtdh="http://schemas.microsoft.com/office/word/2020/wordml/sdtdatahash" xmlns:w16sdtfl="http://schemas.microsoft.com/office/word/2024/wordml/sdtformatlock" xmlns:w16se="http://schemas.microsoft.com/office/word/2015/wordml/symex" xmlns:wpg="http://schemas.microsoft.com/office/word/2010/wordprocessingGroup" xmlns:wpi="http://schemas.microsoft.com/office/word/2010/wordprocessingInk" xmlns:wne="http://schemas.microsoft.com/office/word/2006/wordml" xmlns:wps="http://schemas.microsoft.com/office/word/2010/wordprocessingShape" mc:Ignorable="w14 w15 w16se w16cid w16 w16cex w16sdtdh w16sdtfl w16du wp14">
   <w:footnote w:type="separator" w:id="-1">
     <w:p>
       <w:r>
@@ -21964,7 +24418,7 @@
 </file>
 
 <file path=word/header1.xml><?xml version="1.0" encoding="utf-8"?>
-<w:hdr xmlns:wpc="http://schemas.microsoft.com/office/word/2010/wordprocessingCanvas" xmlns:cx="http://schemas.microsoft.com/office/drawing/2014/chartex" xmlns:cx1="http://schemas.microsoft.com/office/drawing/2015/9/8/chartex" xmlns:cx2="http://schemas.microsoft.com/office/drawing/2015/10/21/chartex" xmlns:cx3="http://schemas.microsoft.com/office/drawing/2016/5/9/chartex" xmlns:cx4="http://schemas.microsoft.com/office/drawing/2016/5/10/chartex" xmlns:cx5="http://schemas.microsoft.com/office/drawing/2016/5/11/chartex" xmlns:cx6="http://schemas.microsoft.com/office/drawing/2016/5/12/chartex" xmlns:cx7="http://schemas.microsoft.com/office/drawing/2016/5/13/chartex" xmlns:cx8="http://schemas.microsoft.com/office/drawing/2016/5/14/chartex" xmlns:mc="http://schemas.openxmlformats.org/markup-compatibility/2006" xmlns:aink="http://schemas.microsoft.com/office/drawing/2016/ink" xmlns:am3d="http://schemas.microsoft.com/office/drawing/2017/model3d" xmlns:o="urn:schemas-microsoft-com:office:office" xmlns:oel="http://schemas.microsoft.com/office/2019/extlst" xmlns:r="http://schemas.openxmlformats.org/officeDocument/2006/relationships" xmlns:m="http://schemas.openxmlformats.org/officeDocument/2006/math" xmlns:v="urn:schemas-microsoft-com:vml" xmlns:wp14="http://schemas.microsoft.com/office/word/2010/wordprocessingDrawing" xmlns:wp="http://schemas.openxmlformats.org/drawingml/2006/wordprocessingDrawing" xmlns:w10="urn:schemas-microsoft-com:office:word" xmlns:w="http://schemas.openxmlformats.org/wordprocessingml/2006/main" xmlns:w14="http://schemas.microsoft.com/office/word/2010/wordml" xmlns:w15="http://schemas.microsoft.com/office/word/2012/wordml" xmlns:w16cex="http://schemas.microsoft.com/office/word/2018/wordml/cex" xmlns:w16cid="http://schemas.microsoft.com/office/word/2016/wordml/cid" xmlns:w16="http://schemas.microsoft.com/office/word/2018/wordml" xmlns:w16sdtdh="http://schemas.microsoft.com/office/word/2020/wordml/sdtdatahash" xmlns:w16se="http://schemas.microsoft.com/office/word/2015/wordml/symex" xmlns:wpg="http://schemas.microsoft.com/office/word/2010/wordprocessingGroup" xmlns:wpi="http://schemas.microsoft.com/office/word/2010/wordprocessingInk" xmlns:wne="http://schemas.microsoft.com/office/word/2006/wordml" xmlns:wps="http://schemas.microsoft.com/office/word/2010/wordprocessingShape" mc:Ignorable="w14 w15 w16se w16cid w16 w16cex w16sdtdh wp14">
+<w:hdr xmlns:wpc="http://schemas.microsoft.com/office/word/2010/wordprocessingCanvas" xmlns:cx="http://schemas.microsoft.com/office/drawing/2014/chartex" xmlns:cx1="http://schemas.microsoft.com/office/drawing/2015/9/8/chartex" xmlns:cx2="http://schemas.microsoft.com/office/drawing/2015/10/21/chartex" xmlns:cx3="http://schemas.microsoft.com/office/drawing/2016/5/9/chartex" xmlns:cx4="http://schemas.microsoft.com/office/drawing/2016/5/10/chartex" xmlns:cx5="http://schemas.microsoft.com/office/drawing/2016/5/11/chartex" xmlns:cx6="http://schemas.microsoft.com/office/drawing/2016/5/12/chartex" xmlns:cx7="http://schemas.microsoft.com/office/drawing/2016/5/13/chartex" xmlns:cx8="http://schemas.microsoft.com/office/drawing/2016/5/14/chartex" xmlns:mc="http://schemas.openxmlformats.org/markup-compatibility/2006" xmlns:aink="http://schemas.microsoft.com/office/drawing/2016/ink" xmlns:am3d="http://schemas.microsoft.com/office/drawing/2017/model3d" xmlns:o="urn:schemas-microsoft-com:office:office" xmlns:oel="http://schemas.microsoft.com/office/2019/extlst" xmlns:r="http://schemas.openxmlformats.org/officeDocument/2006/relationships" xmlns:m="http://schemas.openxmlformats.org/officeDocument/2006/math" xmlns:v="urn:schemas-microsoft-com:vml" xmlns:wp14="http://schemas.microsoft.com/office/word/2010/wordprocessingDrawing" xmlns:wp="http://schemas.openxmlformats.org/drawingml/2006/wordprocessingDrawing" xmlns:w10="urn:schemas-microsoft-com:office:word" xmlns:w="http://schemas.openxmlformats.org/wordprocessingml/2006/main" xmlns:w14="http://schemas.microsoft.com/office/word/2010/wordml" xmlns:w15="http://schemas.microsoft.com/office/word/2012/wordml" xmlns:w16cex="http://schemas.microsoft.com/office/word/2018/wordml/cex" xmlns:w16cid="http://schemas.microsoft.com/office/word/2016/wordml/cid" xmlns:w16="http://schemas.microsoft.com/office/word/2018/wordml" xmlns:w16du="http://schemas.microsoft.com/office/word/2023/wordml/word16du" xmlns:w16sdtdh="http://schemas.microsoft.com/office/word/2020/wordml/sdtdatahash" xmlns:w16sdtfl="http://schemas.microsoft.com/office/word/2024/wordml/sdtformatlock" xmlns:w16se="http://schemas.microsoft.com/office/word/2015/wordml/symex" xmlns:wpg="http://schemas.microsoft.com/office/word/2010/wordprocessingGroup" xmlns:wpi="http://schemas.microsoft.com/office/word/2010/wordprocessingInk" xmlns:wne="http://schemas.microsoft.com/office/word/2006/wordml" xmlns:wps="http://schemas.microsoft.com/office/word/2010/wordprocessingShape" mc:Ignorable="w14 w15 w16se w16cid w16 w16cex w16sdtdh w16sdtfl w16du wp14">
   <w:p>
     <w:pPr>
       <w:pStyle w:val="Header"/>
@@ -21985,7 +24439,7 @@
 </file>
 
 <file path=word/header2.xml><?xml version="1.0" encoding="utf-8"?>
-<w:hdr xmlns:wpc="http://schemas.microsoft.com/office/word/2010/wordprocessingCanvas" xmlns:cx="http://schemas.microsoft.com/office/drawing/2014/chartex" xmlns:cx1="http://schemas.microsoft.com/office/drawing/2015/9/8/chartex" xmlns:cx2="http://schemas.microsoft.com/office/drawing/2015/10/21/chartex" xmlns:cx3="http://schemas.microsoft.com/office/drawing/2016/5/9/chartex" xmlns:cx4="http://schemas.microsoft.com/office/drawing/2016/5/10/chartex" xmlns:cx5="http://schemas.microsoft.com/office/drawing/2016/5/11/chartex" xmlns:cx6="http://schemas.microsoft.com/office/drawing/2016/5/12/chartex" xmlns:cx7="http://schemas.microsoft.com/office/drawing/2016/5/13/chartex" xmlns:cx8="http://schemas.microsoft.com/office/drawing/2016/5/14/chartex" xmlns:mc="http://schemas.openxmlformats.org/markup-compatibility/2006" xmlns:aink="http://schemas.microsoft.com/office/drawing/2016/ink" xmlns:am3d="http://schemas.microsoft.com/office/drawing/2017/model3d" xmlns:o="urn:schemas-microsoft-com:office:office" xmlns:oel="http://schemas.microsoft.com/office/2019/extlst" xmlns:r="http://schemas.openxmlformats.org/officeDocument/2006/relationships" xmlns:m="http://schemas.openxmlformats.org/officeDocument/2006/math" xmlns:v="urn:schemas-microsoft-com:vml" xmlns:wp14="http://schemas.microsoft.com/office/word/2010/wordprocessingDrawing" xmlns:wp="http://schemas.openxmlformats.org/drawingml/2006/wordprocessingDrawing" xmlns:w10="urn:schemas-microsoft-com:office:word" xmlns:w="http://schemas.openxmlformats.org/wordprocessingml/2006/main" xmlns:w14="http://schemas.microsoft.com/office/word/2010/wordml" xmlns:w15="http://schemas.microsoft.com/office/word/2012/wordml" xmlns:w16cex="http://schemas.microsoft.com/office/word/2018/wordml/cex" xmlns:w16cid="http://schemas.microsoft.com/office/word/2016/wordml/cid" xmlns:w16="http://schemas.microsoft.com/office/word/2018/wordml" xmlns:w16sdtdh="http://schemas.microsoft.com/office/word/2020/wordml/sdtdatahash" xmlns:w16se="http://schemas.microsoft.com/office/word/2015/wordml/symex" xmlns:wpg="http://schemas.microsoft.com/office/word/2010/wordprocessingGroup" xmlns:wpi="http://schemas.microsoft.com/office/word/2010/wordprocessingInk" xmlns:wne="http://schemas.microsoft.com/office/word/2006/wordml" xmlns:wps="http://schemas.microsoft.com/office/word/2010/wordprocessingShape" mc:Ignorable="w14 w15 w16se w16cid w16 w16cex w16sdtdh wp14">
+<w:hdr xmlns:wpc="http://schemas.microsoft.com/office/word/2010/wordprocessingCanvas" xmlns:cx="http://schemas.microsoft.com/office/drawing/2014/chartex" xmlns:cx1="http://schemas.microsoft.com/office/drawing/2015/9/8/chartex" xmlns:cx2="http://schemas.microsoft.com/office/drawing/2015/10/21/chartex" xmlns:cx3="http://schemas.microsoft.com/office/drawing/2016/5/9/chartex" xmlns:cx4="http://schemas.microsoft.com/office/drawing/2016/5/10/chartex" xmlns:cx5="http://schemas.microsoft.com/office/drawing/2016/5/11/chartex" xmlns:cx6="http://schemas.microsoft.com/office/drawing/2016/5/12/chartex" xmlns:cx7="http://schemas.microsoft.com/office/drawing/2016/5/13/chartex" xmlns:cx8="http://schemas.microsoft.com/office/drawing/2016/5/14/chartex" xmlns:mc="http://schemas.openxmlformats.org/markup-compatibility/2006" xmlns:aink="http://schemas.microsoft.com/office/drawing/2016/ink" xmlns:am3d="http://schemas.microsoft.com/office/drawing/2017/model3d" xmlns:o="urn:schemas-microsoft-com:office:office" xmlns:oel="http://schemas.microsoft.com/office/2019/extlst" xmlns:r="http://schemas.openxmlformats.org/officeDocument/2006/relationships" xmlns:m="http://schemas.openxmlformats.org/officeDocument/2006/math" xmlns:v="urn:schemas-microsoft-com:vml" xmlns:wp14="http://schemas.microsoft.com/office/word/2010/wordprocessingDrawing" xmlns:wp="http://schemas.openxmlformats.org/drawingml/2006/wordprocessingDrawing" xmlns:w10="urn:schemas-microsoft-com:office:word" xmlns:w="http://schemas.openxmlformats.org/wordprocessingml/2006/main" xmlns:w14="http://schemas.microsoft.com/office/word/2010/wordml" xmlns:w15="http://schemas.microsoft.com/office/word/2012/wordml" xmlns:w16cex="http://schemas.microsoft.com/office/word/2018/wordml/cex" xmlns:w16cid="http://schemas.microsoft.com/office/word/2016/wordml/cid" xmlns:w16="http://schemas.microsoft.com/office/word/2018/wordml" xmlns:w16du="http://schemas.microsoft.com/office/word/2023/wordml/word16du" xmlns:w16sdtdh="http://schemas.microsoft.com/office/word/2020/wordml/sdtdatahash" xmlns:w16sdtfl="http://schemas.microsoft.com/office/word/2024/wordml/sdtformatlock" xmlns:w16se="http://schemas.microsoft.com/office/word/2015/wordml/symex" xmlns:wpg="http://schemas.microsoft.com/office/word/2010/wordprocessingGroup" xmlns:wpi="http://schemas.microsoft.com/office/word/2010/wordprocessingInk" xmlns:wne="http://schemas.microsoft.com/office/word/2006/wordml" xmlns:wps="http://schemas.microsoft.com/office/word/2010/wordprocessingShape" mc:Ignorable="w14 w15 w16se w16cid w16 w16cex w16sdtdh w16sdtfl w16du wp14">
   <w:p>
     <w:pPr>
       <w:pStyle w:val="Header"/>
@@ -21998,7 +24452,7 @@
 </file>
 
 <file path=word/styles.xml><?xml version="1.0" encoding="utf-8"?>
-<w:styles xmlns:mc="http://schemas.openxmlformats.org/markup-compatibility/2006" xmlns:r="http://schemas.openxmlformats.org/officeDocument/2006/relationships" xmlns:w="http://schemas.openxmlformats.org/wordprocessingml/2006/main" xmlns:w14="http://schemas.microsoft.com/office/word/2010/wordml" xmlns:w15="http://schemas.microsoft.com/office/word/2012/wordml" xmlns:w16cex="http://schemas.microsoft.com/office/word/2018/wordml/cex" xmlns:w16cid="http://schemas.microsoft.com/office/word/2016/wordml/cid" xmlns:w16="http://schemas.microsoft.com/office/word/2018/wordml" xmlns:w16sdtdh="http://schemas.microsoft.com/office/word/2020/wordml/sdtdatahash" xmlns:w16se="http://schemas.microsoft.com/office/word/2015/wordml/symex" mc:Ignorable="w14 w15 w16se w16cid w16 w16cex w16sdtdh">
+<w:styles xmlns:mc="http://schemas.openxmlformats.org/markup-compatibility/2006" xmlns:r="http://schemas.openxmlformats.org/officeDocument/2006/relationships" xmlns:w="http://schemas.openxmlformats.org/wordprocessingml/2006/main" xmlns:w14="http://schemas.microsoft.com/office/word/2010/wordml" xmlns:w15="http://schemas.microsoft.com/office/word/2012/wordml" xmlns:w16cex="http://schemas.microsoft.com/office/word/2018/wordml/cex" xmlns:w16cid="http://schemas.microsoft.com/office/word/2016/wordml/cid" xmlns:w16="http://schemas.microsoft.com/office/word/2018/wordml" xmlns:w16du="http://schemas.microsoft.com/office/word/2023/wordml/word16du" xmlns:w16sdtdh="http://schemas.microsoft.com/office/word/2020/wordml/sdtdatahash" xmlns:w16sdtfl="http://schemas.microsoft.com/office/word/2024/wordml/sdtformatlock" xmlns:w16se="http://schemas.microsoft.com/office/word/2015/wordml/symex" mc:Ignorable="w14 w15 w16se w16cid w16 w16cex w16sdtdh w16sdtfl w16du">
   <w:docDefaults>
     <w:rPrDefault>
       <w:rPr>

--- a/TS Jatai Ghanam Project/TS 1.1/TS 1.1 Ghanam Sanskrit Corrections.docx
+++ b/TS Jatai Ghanam Project/TS 1.1/TS 1.1 Ghanam Sanskrit Corrections.docx
@@ -41,7 +41,7 @@
           <w:szCs w:val="32"/>
           <w:u w:val="single"/>
         </w:rPr>
-        <w:t xml:space="preserve"> </w:t>
+        <w:t xml:space="preserve"> Corrections – Observed till </w:t>
       </w:r>
       <w:r>
         <w:rPr>
@@ -51,18 +51,7 @@
           <w:szCs w:val="32"/>
           <w:u w:val="single"/>
         </w:rPr>
-        <w:t xml:space="preserve">Corrections – Observed till </w:t>
-      </w:r>
-      <w:r>
-        <w:rPr>
-          <w:b/>
-          <w:bCs/>
-          <w:sz w:val="32"/>
-          <w:szCs w:val="32"/>
-          <w:highlight w:val="red"/>
-          <w:u w:val="single"/>
-        </w:rPr>
-        <w:t>????</w:t>
+        <w:t>30th June 2026</w:t>
       </w:r>
     </w:p>
     <w:p>
@@ -182,6 +171,533 @@
       </w:tblGrid>
       <w:tr>
         <w:trPr>
+          <w:trHeight w:val="1182"/>
+        </w:trPr>
+        <w:tc>
+          <w:tcPr>
+            <w:tcW w:w="6408" w:type="dxa"/>
+          </w:tcPr>
+          <w:p>
+            <w:pPr>
+              <w:widowControl w:val="0"/>
+              <w:autoSpaceDE w:val="0"/>
+              <w:autoSpaceDN w:val="0"/>
+              <w:adjustRightInd w:val="0"/>
+              <w:rPr>
+                <w:rFonts w:ascii="BRH Devanagari Extra" w:hAnsi="BRH Devanagari Extra" w:cs="BRH Devanagari Extra"/>
+                <w:color w:val="000000"/>
+                <w:sz w:val="32"/>
+                <w:szCs w:val="40"/>
+              </w:rPr>
+            </w:pPr>
+            <w:r>
+              <w:rPr>
+                <w:rFonts w:cs="BRH Devanagari Extra"/>
+                <w:color w:val="000000"/>
+                <w:szCs w:val="40"/>
+              </w:rPr>
+              <w:t>57</w:t>
+            </w:r>
+            <w:r>
+              <w:rPr>
+                <w:rFonts w:ascii="BRH Devanagari Extra" w:hAnsi="BRH Devanagari Extra" w:cs="BRH Devanagari Extra"/>
+                <w:color w:val="000000"/>
+                <w:sz w:val="32"/>
+                <w:szCs w:val="40"/>
+              </w:rPr>
+              <w:t>)</w:t>
+            </w:r>
+            <w:r>
+              <w:rPr>
+                <w:rFonts w:ascii="BRH Devanagari Extra" w:hAnsi="BRH Devanagari Extra" w:cs="BRH Devanagari Extra"/>
+                <w:color w:val="000000"/>
+                <w:sz w:val="32"/>
+                <w:szCs w:val="40"/>
+              </w:rPr>
+              <w:tab/>
+            </w:r>
+            <w:r>
+              <w:rPr>
+                <w:rFonts w:cs="BRH Devanagari Extra"/>
+                <w:color w:val="000000"/>
+                <w:szCs w:val="40"/>
+              </w:rPr>
+              <w:t>1</w:t>
+            </w:r>
+            <w:r>
+              <w:rPr>
+                <w:rFonts w:ascii="BRH Devanagari Extra" w:hAnsi="BRH Devanagari Extra" w:cs="BRH Devanagari Extra"/>
+                <w:color w:val="000000"/>
+                <w:sz w:val="32"/>
+                <w:szCs w:val="40"/>
+              </w:rPr>
+              <w:t>.</w:t>
+            </w:r>
+            <w:r>
+              <w:rPr>
+                <w:rFonts w:cs="BRH Devanagari Extra"/>
+                <w:color w:val="000000"/>
+                <w:szCs w:val="40"/>
+              </w:rPr>
+              <w:t>1</w:t>
+            </w:r>
+            <w:r>
+              <w:rPr>
+                <w:rFonts w:ascii="BRH Devanagari Extra" w:hAnsi="BRH Devanagari Extra" w:cs="BRH Devanagari Extra"/>
+                <w:color w:val="000000"/>
+                <w:sz w:val="32"/>
+                <w:szCs w:val="40"/>
+              </w:rPr>
+              <w:t>.</w:t>
+            </w:r>
+            <w:r>
+              <w:rPr>
+                <w:rFonts w:cs="BRH Devanagari Extra"/>
+                <w:color w:val="000000"/>
+                <w:szCs w:val="40"/>
+              </w:rPr>
+              <w:t>6</w:t>
+            </w:r>
+            <w:r>
+              <w:rPr>
+                <w:rFonts w:ascii="BRH Devanagari Extra" w:hAnsi="BRH Devanagari Extra" w:cs="BRH Devanagari Extra"/>
+                <w:color w:val="000000"/>
+                <w:sz w:val="32"/>
+                <w:szCs w:val="40"/>
+              </w:rPr>
+              <w:t>.</w:t>
+            </w:r>
+            <w:r>
+              <w:rPr>
+                <w:rFonts w:cs="BRH Devanagari Extra"/>
+                <w:color w:val="000000"/>
+                <w:szCs w:val="40"/>
+              </w:rPr>
+              <w:t>1</w:t>
+            </w:r>
+            <w:r>
+              <w:rPr>
+                <w:rFonts w:ascii="BRH Devanagari Extra" w:hAnsi="BRH Devanagari Extra" w:cs="BRH Devanagari Extra"/>
+                <w:color w:val="000000"/>
+                <w:sz w:val="32"/>
+                <w:szCs w:val="40"/>
+              </w:rPr>
+              <w:t>(</w:t>
+            </w:r>
+            <w:r>
+              <w:rPr>
+                <w:rFonts w:cs="BRH Devanagari Extra"/>
+                <w:color w:val="000000"/>
+                <w:szCs w:val="40"/>
+              </w:rPr>
+              <w:t>51</w:t>
+            </w:r>
+            <w:r>
+              <w:rPr>
+                <w:rFonts w:ascii="BRH Devanagari Extra" w:hAnsi="BRH Devanagari Extra" w:cs="BRH Devanagari Extra"/>
+                <w:color w:val="000000"/>
+                <w:sz w:val="32"/>
+                <w:szCs w:val="40"/>
+              </w:rPr>
+              <w:t>)- A</w:t>
+            </w:r>
+            <w:r>
+              <w:rPr>
+                <w:rFonts w:ascii="BRH Malayalam Extra" w:hAnsi="BRH Malayalam Extra" w:cs="BRH Devanagari Extra"/>
+                <w:color w:val="000000"/>
+                <w:szCs w:val="40"/>
+              </w:rPr>
+              <w:t>–</w:t>
+            </w:r>
+            <w:r>
+              <w:rPr>
+                <w:rFonts w:ascii="BRH Devanagari Extra" w:hAnsi="BRH Devanagari Extra" w:cs="BRH Devanagari Extra"/>
+                <w:color w:val="000000"/>
+                <w:sz w:val="32"/>
+                <w:szCs w:val="40"/>
+              </w:rPr>
+              <w:t>mÉÉ</w:t>
+            </w:r>
+            <w:r>
+              <w:rPr>
+                <w:rFonts w:ascii="BRH Malayalam Extra" w:hAnsi="BRH Malayalam Extra" w:cs="BRH Devanagari Extra"/>
+                <w:color w:val="000000"/>
+                <w:szCs w:val="40"/>
+              </w:rPr>
+              <w:t>–</w:t>
+            </w:r>
+            <w:r>
+              <w:rPr>
+                <w:rFonts w:ascii="BRH Devanagari Extra" w:hAnsi="BRH Devanagari Extra" w:cs="BRH Devanagari Extra"/>
+                <w:color w:val="000000"/>
+                <w:sz w:val="32"/>
+                <w:szCs w:val="40"/>
+              </w:rPr>
+              <w:t>lÉÉrÉþ |</w:t>
+            </w:r>
+          </w:p>
+          <w:p>
+            <w:pPr>
+              <w:widowControl w:val="0"/>
+              <w:autoSpaceDE w:val="0"/>
+              <w:autoSpaceDN w:val="0"/>
+              <w:adjustRightInd w:val="0"/>
+              <w:rPr>
+                <w:rFonts w:cs="BRH Malayalam Extra"/>
+                <w:color w:val="000000"/>
+                <w:szCs w:val="40"/>
+              </w:rPr>
+            </w:pPr>
+            <w:r>
+              <w:rPr>
+                <w:rFonts w:ascii="BRH Devanagari Extra" w:hAnsi="BRH Devanagari Extra" w:cs="BRH Devanagari Extra"/>
+                <w:color w:val="000000"/>
+                <w:sz w:val="32"/>
+                <w:szCs w:val="40"/>
+              </w:rPr>
+              <w:t>A</w:t>
+            </w:r>
+            <w:r>
+              <w:rPr>
+                <w:rFonts w:ascii="BRH Malayalam Extra" w:hAnsi="BRH Malayalam Extra" w:cs="BRH Devanagari Extra"/>
+                <w:color w:val="000000"/>
+                <w:szCs w:val="40"/>
+              </w:rPr>
+              <w:t>–</w:t>
+            </w:r>
+            <w:r>
+              <w:rPr>
+                <w:rFonts w:ascii="BRH Devanagari Extra" w:hAnsi="BRH Devanagari Extra" w:cs="BRH Devanagari Extra"/>
+                <w:color w:val="000000"/>
+                <w:sz w:val="32"/>
+                <w:szCs w:val="40"/>
+              </w:rPr>
+              <w:t>mÉÉ</w:t>
+            </w:r>
+            <w:r>
+              <w:rPr>
+                <w:rFonts w:ascii="BRH Malayalam Extra" w:hAnsi="BRH Malayalam Extra" w:cs="BRH Devanagari Extra"/>
+                <w:color w:val="000000"/>
+                <w:szCs w:val="40"/>
+              </w:rPr>
+              <w:t>–</w:t>
+            </w:r>
+            <w:r>
+              <w:rPr>
+                <w:rFonts w:ascii="BRH Devanagari Extra" w:hAnsi="BRH Devanagari Extra" w:cs="BRH Devanagari Extra"/>
+                <w:color w:val="000000"/>
+                <w:sz w:val="32"/>
+                <w:szCs w:val="40"/>
+              </w:rPr>
+              <w:t>lÉÉ</w:t>
+            </w:r>
+            <w:r>
+              <w:rPr>
+                <w:rFonts w:ascii="BRH Devanagari Extra" w:hAnsi="BRH Devanagari Extra" w:cs="BRH Devanagari Extra"/>
+                <w:color w:val="000000"/>
+                <w:sz w:val="32"/>
+                <w:szCs w:val="40"/>
+                <w:highlight w:val="yellow"/>
+              </w:rPr>
+              <w:t>irÉåþ</w:t>
+            </w:r>
+            <w:r>
+              <w:rPr>
+                <w:rFonts w:ascii="BRH Devanagari Extra" w:hAnsi="BRH Devanagari Extra" w:cs="BRH Devanagari Extra"/>
+                <w:color w:val="000000"/>
+                <w:sz w:val="32"/>
+                <w:szCs w:val="40"/>
+              </w:rPr>
+              <w:t>mÉ - A</w:t>
+            </w:r>
+            <w:r>
+              <w:rPr>
+                <w:rFonts w:ascii="BRH Malayalam Extra" w:hAnsi="BRH Malayalam Extra" w:cs="BRH Devanagari Extra"/>
+                <w:color w:val="000000"/>
+                <w:szCs w:val="40"/>
+              </w:rPr>
+              <w:t>–</w:t>
+            </w:r>
+            <w:r>
+              <w:rPr>
+                <w:rFonts w:ascii="BRH Devanagari Extra" w:hAnsi="BRH Devanagari Extra" w:cs="BRH Devanagari Extra"/>
+                <w:color w:val="000000"/>
+                <w:sz w:val="32"/>
+                <w:szCs w:val="40"/>
+              </w:rPr>
+              <w:t xml:space="preserve">lÉÉrÉþ | </w:t>
+            </w:r>
+          </w:p>
+        </w:tc>
+        <w:tc>
+          <w:tcPr>
+            <w:tcW w:w="7513" w:type="dxa"/>
+          </w:tcPr>
+          <w:p>
+            <w:pPr>
+              <w:widowControl w:val="0"/>
+              <w:autoSpaceDE w:val="0"/>
+              <w:autoSpaceDN w:val="0"/>
+              <w:adjustRightInd w:val="0"/>
+              <w:rPr>
+                <w:rFonts w:ascii="BRH Devanagari Extra" w:hAnsi="BRH Devanagari Extra" w:cs="BRH Devanagari Extra"/>
+                <w:color w:val="000000"/>
+                <w:sz w:val="32"/>
+                <w:szCs w:val="40"/>
+              </w:rPr>
+            </w:pPr>
+            <w:r>
+              <w:rPr>
+                <w:rFonts w:cs="BRH Devanagari Extra"/>
+                <w:color w:val="000000"/>
+                <w:szCs w:val="40"/>
+              </w:rPr>
+              <w:t>57</w:t>
+            </w:r>
+            <w:r>
+              <w:rPr>
+                <w:rFonts w:ascii="BRH Devanagari Extra" w:hAnsi="BRH Devanagari Extra" w:cs="BRH Devanagari Extra"/>
+                <w:color w:val="000000"/>
+                <w:sz w:val="32"/>
+                <w:szCs w:val="40"/>
+              </w:rPr>
+              <w:t>)</w:t>
+            </w:r>
+            <w:r>
+              <w:rPr>
+                <w:rFonts w:ascii="BRH Devanagari Extra" w:hAnsi="BRH Devanagari Extra" w:cs="BRH Devanagari Extra"/>
+                <w:color w:val="000000"/>
+                <w:sz w:val="32"/>
+                <w:szCs w:val="40"/>
+              </w:rPr>
+              <w:tab/>
+            </w:r>
+            <w:r>
+              <w:rPr>
+                <w:rFonts w:cs="BRH Devanagari Extra"/>
+                <w:color w:val="000000"/>
+                <w:szCs w:val="40"/>
+              </w:rPr>
+              <w:t>1</w:t>
+            </w:r>
+            <w:r>
+              <w:rPr>
+                <w:rFonts w:ascii="BRH Devanagari Extra" w:hAnsi="BRH Devanagari Extra" w:cs="BRH Devanagari Extra"/>
+                <w:color w:val="000000"/>
+                <w:sz w:val="32"/>
+                <w:szCs w:val="40"/>
+              </w:rPr>
+              <w:t>.</w:t>
+            </w:r>
+            <w:r>
+              <w:rPr>
+                <w:rFonts w:cs="BRH Devanagari Extra"/>
+                <w:color w:val="000000"/>
+                <w:szCs w:val="40"/>
+              </w:rPr>
+              <w:t>1</w:t>
+            </w:r>
+            <w:r>
+              <w:rPr>
+                <w:rFonts w:ascii="BRH Devanagari Extra" w:hAnsi="BRH Devanagari Extra" w:cs="BRH Devanagari Extra"/>
+                <w:color w:val="000000"/>
+                <w:sz w:val="32"/>
+                <w:szCs w:val="40"/>
+              </w:rPr>
+              <w:t>.</w:t>
+            </w:r>
+            <w:r>
+              <w:rPr>
+                <w:rFonts w:cs="BRH Devanagari Extra"/>
+                <w:color w:val="000000"/>
+                <w:szCs w:val="40"/>
+              </w:rPr>
+              <w:t>6</w:t>
+            </w:r>
+            <w:r>
+              <w:rPr>
+                <w:rFonts w:ascii="BRH Devanagari Extra" w:hAnsi="BRH Devanagari Extra" w:cs="BRH Devanagari Extra"/>
+                <w:color w:val="000000"/>
+                <w:sz w:val="32"/>
+                <w:szCs w:val="40"/>
+              </w:rPr>
+              <w:t>.</w:t>
+            </w:r>
+            <w:r>
+              <w:rPr>
+                <w:rFonts w:cs="BRH Devanagari Extra"/>
+                <w:color w:val="000000"/>
+                <w:szCs w:val="40"/>
+              </w:rPr>
+              <w:t>1</w:t>
+            </w:r>
+            <w:r>
+              <w:rPr>
+                <w:rFonts w:ascii="BRH Devanagari Extra" w:hAnsi="BRH Devanagari Extra" w:cs="BRH Devanagari Extra"/>
+                <w:color w:val="000000"/>
+                <w:sz w:val="32"/>
+                <w:szCs w:val="40"/>
+              </w:rPr>
+              <w:t>(</w:t>
+            </w:r>
+            <w:r>
+              <w:rPr>
+                <w:rFonts w:cs="BRH Devanagari Extra"/>
+                <w:color w:val="000000"/>
+                <w:szCs w:val="40"/>
+              </w:rPr>
+              <w:t>51</w:t>
+            </w:r>
+            <w:r>
+              <w:rPr>
+                <w:rFonts w:ascii="BRH Devanagari Extra" w:hAnsi="BRH Devanagari Extra" w:cs="BRH Devanagari Extra"/>
+                <w:color w:val="000000"/>
+                <w:sz w:val="32"/>
+                <w:szCs w:val="40"/>
+              </w:rPr>
+              <w:t>)- A</w:t>
+            </w:r>
+            <w:r>
+              <w:rPr>
+                <w:rFonts w:ascii="BRH Malayalam Extra" w:hAnsi="BRH Malayalam Extra" w:cs="BRH Devanagari Extra"/>
+                <w:color w:val="000000"/>
+                <w:szCs w:val="40"/>
+              </w:rPr>
+              <w:t>–</w:t>
+            </w:r>
+            <w:r>
+              <w:rPr>
+                <w:rFonts w:ascii="BRH Devanagari Extra" w:hAnsi="BRH Devanagari Extra" w:cs="BRH Devanagari Extra"/>
+                <w:color w:val="000000"/>
+                <w:sz w:val="32"/>
+                <w:szCs w:val="40"/>
+              </w:rPr>
+              <w:t>mÉÉ</w:t>
+            </w:r>
+            <w:r>
+              <w:rPr>
+                <w:rFonts w:ascii="BRH Malayalam Extra" w:hAnsi="BRH Malayalam Extra" w:cs="BRH Devanagari Extra"/>
+                <w:color w:val="000000"/>
+                <w:szCs w:val="40"/>
+              </w:rPr>
+              <w:t>–</w:t>
+            </w:r>
+            <w:r>
+              <w:rPr>
+                <w:rFonts w:ascii="BRH Devanagari Extra" w:hAnsi="BRH Devanagari Extra" w:cs="BRH Devanagari Extra"/>
+                <w:color w:val="000000"/>
+                <w:sz w:val="32"/>
+                <w:szCs w:val="40"/>
+              </w:rPr>
+              <w:t>lÉÉrÉþ |</w:t>
+            </w:r>
+          </w:p>
+          <w:p>
+            <w:pPr>
+              <w:widowControl w:val="0"/>
+              <w:autoSpaceDE w:val="0"/>
+              <w:autoSpaceDN w:val="0"/>
+              <w:adjustRightInd w:val="0"/>
+              <w:rPr>
+                <w:rFonts w:cs="BRH Malayalam Extra"/>
+                <w:color w:val="000000"/>
+                <w:szCs w:val="40"/>
+              </w:rPr>
+            </w:pPr>
+            <w:r>
+              <w:rPr>
+                <w:rFonts w:ascii="BRH Devanagari Extra" w:hAnsi="BRH Devanagari Extra" w:cs="BRH Devanagari Extra"/>
+                <w:color w:val="000000"/>
+                <w:sz w:val="32"/>
+                <w:szCs w:val="40"/>
+              </w:rPr>
+              <w:t>A</w:t>
+            </w:r>
+            <w:r>
+              <w:rPr>
+                <w:rFonts w:ascii="BRH Malayalam Extra" w:hAnsi="BRH Malayalam Extra" w:cs="BRH Devanagari Extra"/>
+                <w:color w:val="000000"/>
+                <w:szCs w:val="40"/>
+              </w:rPr>
+              <w:t>–</w:t>
+            </w:r>
+            <w:r>
+              <w:rPr>
+                <w:rFonts w:ascii="BRH Devanagari Extra" w:hAnsi="BRH Devanagari Extra" w:cs="BRH Devanagari Extra"/>
+                <w:color w:val="000000"/>
+                <w:sz w:val="32"/>
+                <w:szCs w:val="40"/>
+              </w:rPr>
+              <w:t>mÉÉ</w:t>
+            </w:r>
+            <w:r>
+              <w:rPr>
+                <w:rFonts w:ascii="BRH Malayalam Extra" w:hAnsi="BRH Malayalam Extra" w:cs="BRH Devanagari Extra"/>
+                <w:color w:val="000000"/>
+                <w:szCs w:val="40"/>
+              </w:rPr>
+              <w:t>–</w:t>
+            </w:r>
+            <w:r>
+              <w:rPr>
+                <w:rFonts w:ascii="BRH Devanagari Extra" w:hAnsi="BRH Devanagari Extra" w:cs="BRH Devanagari Extra"/>
+                <w:color w:val="000000"/>
+                <w:sz w:val="32"/>
+                <w:szCs w:val="40"/>
+              </w:rPr>
+              <w:t>lÉÉ</w:t>
+            </w:r>
+            <w:r>
+              <w:rPr>
+                <w:rFonts w:ascii="BRH Devanagari Extra" w:hAnsi="BRH Devanagari Extra" w:cs="BRH Devanagari Extra"/>
+                <w:color w:val="000000"/>
+                <w:sz w:val="32"/>
+                <w:szCs w:val="40"/>
+                <w:highlight w:val="green"/>
+              </w:rPr>
+              <w:t>rÉåirÉ</w:t>
+            </w:r>
+            <w:r>
+              <w:rPr>
+                <w:rFonts w:ascii="BRH Devanagari Extra" w:hAnsi="BRH Devanagari Extra" w:cs="BRH Devanagari Extra"/>
+                <w:color w:val="000000"/>
+                <w:sz w:val="32"/>
+                <w:szCs w:val="40"/>
+                <w:highlight w:val="yellow"/>
+              </w:rPr>
+              <w:t>þ</w:t>
+            </w:r>
+            <w:r>
+              <w:rPr>
+                <w:rFonts w:ascii="BRH Devanagari Extra" w:hAnsi="BRH Devanagari Extra" w:cs="BRH Devanagari Extra"/>
+                <w:color w:val="000000"/>
+                <w:sz w:val="32"/>
+                <w:szCs w:val="40"/>
+              </w:rPr>
+              <w:t>mÉ - A</w:t>
+            </w:r>
+            <w:r>
+              <w:rPr>
+                <w:rFonts w:ascii="BRH Malayalam Extra" w:hAnsi="BRH Malayalam Extra" w:cs="BRH Devanagari Extra"/>
+                <w:color w:val="000000"/>
+                <w:szCs w:val="40"/>
+              </w:rPr>
+              <w:t>–</w:t>
+            </w:r>
+            <w:r>
+              <w:rPr>
+                <w:rFonts w:ascii="BRH Devanagari Extra" w:hAnsi="BRH Devanagari Extra" w:cs="BRH Devanagari Extra"/>
+                <w:color w:val="000000"/>
+                <w:sz w:val="32"/>
+                <w:szCs w:val="40"/>
+              </w:rPr>
+              <w:t xml:space="preserve">lÉÉrÉþ | </w:t>
+            </w:r>
+          </w:p>
+        </w:tc>
+      </w:tr>
+      <w:tr>
+        <w:trPr>
           <w:trHeight w:val="2600"/>
         </w:trPr>
         <w:tc>
@@ -2534,6 +3050,3819 @@
               </w:rPr>
               <w:t xml:space="preserve">uÉxuÉÏþ cÉ | </w:t>
             </w:r>
+          </w:p>
+        </w:tc>
+      </w:tr>
+      <w:tr>
+        <w:trPr>
+          <w:trHeight w:val="2600"/>
+        </w:trPr>
+        <w:tc>
+          <w:tcPr>
+            <w:tcW w:w="6408" w:type="dxa"/>
+          </w:tcPr>
+          <w:p>
+            <w:pPr>
+              <w:widowControl w:val="0"/>
+              <w:autoSpaceDE w:val="0"/>
+              <w:autoSpaceDN w:val="0"/>
+              <w:adjustRightInd w:val="0"/>
+              <w:rPr>
+                <w:rFonts w:ascii="BRH Devanagari Extra" w:hAnsi="BRH Devanagari Extra" w:cs="BRH Devanagari Extra"/>
+                <w:color w:val="000000"/>
+                <w:sz w:val="32"/>
+                <w:szCs w:val="40"/>
+              </w:rPr>
+            </w:pPr>
+            <w:r>
+              <w:rPr>
+                <w:rFonts w:cs="BRH Devanagari Extra"/>
+                <w:color w:val="000000"/>
+                <w:szCs w:val="40"/>
+              </w:rPr>
+              <w:lastRenderedPageBreak/>
+              <w:t>35</w:t>
+            </w:r>
+            <w:r>
+              <w:rPr>
+                <w:rFonts w:ascii="BRH Devanagari Extra" w:hAnsi="BRH Devanagari Extra" w:cs="BRH Devanagari Extra"/>
+                <w:color w:val="000000"/>
+                <w:sz w:val="32"/>
+                <w:szCs w:val="40"/>
+              </w:rPr>
+              <w:t>)</w:t>
+            </w:r>
+            <w:r>
+              <w:rPr>
+                <w:rFonts w:ascii="BRH Devanagari Extra" w:hAnsi="BRH Devanagari Extra" w:cs="BRH Devanagari Extra"/>
+                <w:color w:val="000000"/>
+                <w:sz w:val="32"/>
+                <w:szCs w:val="40"/>
+              </w:rPr>
+              <w:tab/>
+            </w:r>
+            <w:r>
+              <w:rPr>
+                <w:rFonts w:cs="BRH Devanagari Extra"/>
+                <w:color w:val="000000"/>
+                <w:szCs w:val="40"/>
+              </w:rPr>
+              <w:t>1</w:t>
+            </w:r>
+            <w:r>
+              <w:rPr>
+                <w:rFonts w:ascii="BRH Devanagari Extra" w:hAnsi="BRH Devanagari Extra" w:cs="BRH Devanagari Extra"/>
+                <w:color w:val="000000"/>
+                <w:sz w:val="32"/>
+                <w:szCs w:val="40"/>
+              </w:rPr>
+              <w:t>.</w:t>
+            </w:r>
+            <w:r>
+              <w:rPr>
+                <w:rFonts w:cs="BRH Devanagari Extra"/>
+                <w:color w:val="000000"/>
+                <w:szCs w:val="40"/>
+              </w:rPr>
+              <w:t>1</w:t>
+            </w:r>
+            <w:r>
+              <w:rPr>
+                <w:rFonts w:ascii="BRH Devanagari Extra" w:hAnsi="BRH Devanagari Extra" w:cs="BRH Devanagari Extra"/>
+                <w:color w:val="000000"/>
+                <w:sz w:val="32"/>
+                <w:szCs w:val="40"/>
+              </w:rPr>
+              <w:t>.</w:t>
+            </w:r>
+            <w:r>
+              <w:rPr>
+                <w:rFonts w:cs="BRH Devanagari Extra"/>
+                <w:color w:val="000000"/>
+                <w:szCs w:val="40"/>
+              </w:rPr>
+              <w:t>14</w:t>
+            </w:r>
+            <w:r>
+              <w:rPr>
+                <w:rFonts w:ascii="BRH Devanagari Extra" w:hAnsi="BRH Devanagari Extra" w:cs="BRH Devanagari Extra"/>
+                <w:color w:val="000000"/>
+                <w:sz w:val="32"/>
+                <w:szCs w:val="40"/>
+              </w:rPr>
+              <w:t>.</w:t>
+            </w:r>
+            <w:r>
+              <w:rPr>
+                <w:rFonts w:cs="BRH Devanagari Extra"/>
+                <w:color w:val="000000"/>
+                <w:szCs w:val="40"/>
+              </w:rPr>
+              <w:t>2</w:t>
+            </w:r>
+            <w:r>
+              <w:rPr>
+                <w:rFonts w:ascii="BRH Devanagari Extra" w:hAnsi="BRH Devanagari Extra" w:cs="BRH Devanagari Extra"/>
+                <w:color w:val="000000"/>
+                <w:sz w:val="32"/>
+                <w:szCs w:val="40"/>
+              </w:rPr>
+              <w:t>(</w:t>
+            </w:r>
+            <w:r>
+              <w:rPr>
+                <w:rFonts w:cs="BRH Devanagari Extra"/>
+                <w:color w:val="000000"/>
+                <w:szCs w:val="40"/>
+              </w:rPr>
+              <w:t>32</w:t>
+            </w:r>
+            <w:r>
+              <w:rPr>
+                <w:rFonts w:ascii="BRH Devanagari Extra" w:hAnsi="BRH Devanagari Extra" w:cs="BRH Devanagari Extra"/>
+                <w:color w:val="000000"/>
+                <w:sz w:val="32"/>
+                <w:szCs w:val="40"/>
+              </w:rPr>
+              <w:t>)- UÉ</w:t>
+            </w:r>
+            <w:r>
+              <w:rPr>
+                <w:rFonts w:ascii="BRH Malayalam Extra" w:hAnsi="BRH Malayalam Extra" w:cs="BRH Devanagari Extra"/>
+                <w:color w:val="000000"/>
+                <w:szCs w:val="40"/>
+              </w:rPr>
+              <w:t>–</w:t>
+            </w:r>
+            <w:r>
+              <w:rPr>
+                <w:rFonts w:ascii="BRH Devanagari Extra" w:hAnsi="BRH Devanagari Extra" w:cs="BRH Devanagari Extra"/>
+                <w:color w:val="000000"/>
+                <w:sz w:val="32"/>
+                <w:szCs w:val="40"/>
+              </w:rPr>
+              <w:t>xÉ</w:t>
+            </w:r>
+            <w:r>
+              <w:rPr>
+                <w:rFonts w:ascii="BRH Malayalam Extra" w:hAnsi="BRH Malayalam Extra" w:cs="BRH Devanagari Extra"/>
+                <w:color w:val="000000"/>
+                <w:szCs w:val="40"/>
+              </w:rPr>
+              <w:t>–</w:t>
+            </w:r>
+            <w:r>
+              <w:rPr>
+                <w:rFonts w:ascii="BRH Devanagari Extra" w:hAnsi="BRH Devanagari Extra" w:cs="BRH Devanagari Extra"/>
+                <w:color w:val="000000"/>
+                <w:sz w:val="32"/>
+                <w:szCs w:val="40"/>
+              </w:rPr>
+              <w:t>iÉç | zÉÑ</w:t>
+            </w:r>
+            <w:r>
+              <w:rPr>
+                <w:rFonts w:ascii="BRH Malayalam Extra" w:hAnsi="BRH Malayalam Extra" w:cs="BRH Devanagari Extra"/>
+                <w:color w:val="000000"/>
+                <w:szCs w:val="40"/>
+              </w:rPr>
+              <w:t>–</w:t>
+            </w:r>
+            <w:r>
+              <w:rPr>
+                <w:rFonts w:ascii="BRH Devanagari Extra" w:hAnsi="BRH Devanagari Extra" w:cs="BRH Devanagari Extra"/>
+                <w:color w:val="000000"/>
+                <w:sz w:val="32"/>
+                <w:szCs w:val="40"/>
+              </w:rPr>
+              <w:t>ÂkÉþÈ | cÉ</w:t>
+            </w:r>
+            <w:r>
+              <w:rPr>
+                <w:rFonts w:ascii="BRH Malayalam Extra" w:hAnsi="BRH Malayalam Extra" w:cs="BRH Devanagari Extra"/>
+                <w:color w:val="000000"/>
+                <w:szCs w:val="40"/>
+              </w:rPr>
+              <w:t>–</w:t>
+            </w:r>
+            <w:r>
+              <w:rPr>
+                <w:rFonts w:ascii="BRH Devanagari Extra" w:hAnsi="BRH Devanagari Extra" w:cs="BRH Devanagari Extra"/>
+                <w:color w:val="000000"/>
+                <w:sz w:val="32"/>
+                <w:szCs w:val="40"/>
+                <w:highlight w:val="yellow"/>
+              </w:rPr>
+              <w:t>lSìÉÿaÉëÉ</w:t>
+            </w:r>
+            <w:r>
+              <w:rPr>
+                <w:rFonts w:ascii="BRH Devanagari Extra" w:hAnsi="BRH Devanagari Extra" w:cs="BRH Devanagari Extra"/>
+                <w:color w:val="000000"/>
+                <w:sz w:val="32"/>
+                <w:szCs w:val="40"/>
+              </w:rPr>
+              <w:t>È |</w:t>
+            </w:r>
+          </w:p>
+          <w:p>
+            <w:pPr>
+              <w:widowControl w:val="0"/>
+              <w:autoSpaceDE w:val="0"/>
+              <w:autoSpaceDN w:val="0"/>
+              <w:adjustRightInd w:val="0"/>
+              <w:rPr>
+                <w:rFonts w:ascii="BRH Devanagari Extra" w:hAnsi="BRH Devanagari Extra" w:cs="BRH Devanagari Extra"/>
+                <w:color w:val="000000"/>
+                <w:sz w:val="32"/>
+                <w:szCs w:val="40"/>
+              </w:rPr>
+            </w:pPr>
+            <w:r>
+              <w:rPr>
+                <w:rFonts w:ascii="BRH Devanagari Extra" w:hAnsi="BRH Devanagari Extra" w:cs="BRH Devanagari Extra"/>
+                <w:color w:val="000000"/>
+                <w:sz w:val="32"/>
+                <w:szCs w:val="40"/>
+              </w:rPr>
+              <w:t>UÉ</w:t>
+            </w:r>
+            <w:r>
+              <w:rPr>
+                <w:rFonts w:ascii="BRH Malayalam Extra" w:hAnsi="BRH Malayalam Extra" w:cs="BRH Devanagari Extra"/>
+                <w:color w:val="000000"/>
+                <w:szCs w:val="40"/>
+              </w:rPr>
+              <w:t>–</w:t>
+            </w:r>
+            <w:r>
+              <w:rPr>
+                <w:rFonts w:ascii="BRH Devanagari Extra" w:hAnsi="BRH Devanagari Extra" w:cs="BRH Devanagari Extra"/>
+                <w:color w:val="000000"/>
+                <w:sz w:val="32"/>
+                <w:szCs w:val="40"/>
+              </w:rPr>
+              <w:t>xÉ</w:t>
+            </w:r>
+            <w:r>
+              <w:rPr>
+                <w:rFonts w:ascii="BRH Devanagari Extra" w:hAnsi="BRH Devanagari Extra" w:cs="BRH Devanagari Extra"/>
+                <w:color w:val="000000"/>
+                <w:sz w:val="32"/>
+                <w:szCs w:val="40"/>
+              </w:rPr>
+              <w:t xml:space="preserve"> </w:t>
+            </w:r>
+            <w:r>
+              <w:rPr>
+                <w:rFonts w:ascii="BRH Malayalam Extra" w:hAnsi="BRH Malayalam Extra" w:cs="BRH Devanagari Extra"/>
+                <w:color w:val="000000"/>
+                <w:szCs w:val="40"/>
+              </w:rPr>
+              <w:t>–</w:t>
+            </w:r>
+            <w:r>
+              <w:rPr>
+                <w:rFonts w:ascii="BRH Devanagari Extra" w:hAnsi="BRH Devanagari Extra" w:cs="BRH Devanagari Extra"/>
+                <w:color w:val="000000"/>
+                <w:sz w:val="32"/>
+                <w:szCs w:val="40"/>
+              </w:rPr>
+              <w:t>cNÒû</w:t>
+            </w:r>
+            <w:r>
+              <w:rPr>
+                <w:rFonts w:ascii="BRH Malayalam Extra" w:hAnsi="BRH Malayalam Extra" w:cs="BRH Devanagari Extra"/>
+                <w:color w:val="000000"/>
+                <w:szCs w:val="40"/>
+              </w:rPr>
+              <w:t>–</w:t>
+            </w:r>
+            <w:r>
+              <w:rPr>
+                <w:rFonts w:ascii="BRH Devanagari Extra" w:hAnsi="BRH Devanagari Extra" w:cs="BRH Devanagari Extra"/>
+                <w:color w:val="000000"/>
+                <w:sz w:val="32"/>
+                <w:szCs w:val="40"/>
+              </w:rPr>
+              <w:t>ÂkÉþÈ zÉÑ</w:t>
+            </w:r>
+            <w:r>
+              <w:rPr>
+                <w:rFonts w:ascii="BRH Malayalam Extra" w:hAnsi="BRH Malayalam Extra" w:cs="BRH Devanagari Extra"/>
+                <w:color w:val="000000"/>
+                <w:szCs w:val="40"/>
+              </w:rPr>
+              <w:t>–</w:t>
+            </w:r>
+            <w:r>
+              <w:rPr>
+                <w:rFonts w:ascii="BRH Devanagari Extra" w:hAnsi="BRH Devanagari Extra" w:cs="BRH Devanagari Extra"/>
+                <w:color w:val="000000"/>
+                <w:sz w:val="32"/>
+                <w:szCs w:val="40"/>
+              </w:rPr>
+              <w:t xml:space="preserve">ÂkÉÉåþ UÉxÉSè </w:t>
+            </w:r>
+            <w:r>
+              <w:rPr>
+                <w:rFonts w:ascii="BRH Devanagari Extra" w:hAnsi="BRH Devanagari Extra" w:cs="BRH Devanagari Extra"/>
+                <w:color w:val="000000"/>
+                <w:sz w:val="32"/>
+                <w:szCs w:val="40"/>
+              </w:rPr>
+              <w:t>UÉxÉ</w:t>
+            </w:r>
+            <w:r>
+              <w:rPr>
+                <w:rFonts w:ascii="BRH Devanagari Extra" w:hAnsi="BRH Devanagari Extra" w:cs="BRH Devanagari Extra"/>
+                <w:color w:val="000000"/>
+                <w:sz w:val="32"/>
+                <w:szCs w:val="40"/>
+              </w:rPr>
+              <w:t xml:space="preserve"> cNÒû</w:t>
+            </w:r>
+            <w:r>
+              <w:rPr>
+                <w:rFonts w:ascii="BRH Malayalam Extra" w:hAnsi="BRH Malayalam Extra" w:cs="BRH Devanagari Extra"/>
+                <w:color w:val="000000"/>
+                <w:szCs w:val="40"/>
+              </w:rPr>
+              <w:t>–</w:t>
+            </w:r>
+            <w:r>
+              <w:rPr>
+                <w:rFonts w:ascii="BRH Devanagari Extra" w:hAnsi="BRH Devanagari Extra" w:cs="BRH Devanagari Extra"/>
+                <w:color w:val="000000"/>
+                <w:sz w:val="32"/>
+                <w:szCs w:val="40"/>
+              </w:rPr>
+              <w:t xml:space="preserve">ÂkÉþ </w:t>
+            </w:r>
+            <w:r>
+              <w:rPr>
+                <w:rFonts w:ascii="BRH Devanagari Extra" w:hAnsi="BRH Devanagari Extra" w:cs="BRH Devanagari Extra"/>
+                <w:color w:val="000000"/>
+                <w:sz w:val="32"/>
+                <w:szCs w:val="40"/>
+                <w:highlight w:val="yellow"/>
+              </w:rPr>
+              <w:t>b¶É</w:t>
+            </w:r>
+            <w:r>
+              <w:rPr>
+                <w:rFonts w:ascii="BRH Malayalam Extra" w:hAnsi="BRH Malayalam Extra" w:cs="BRH Devanagari Extra"/>
+                <w:color w:val="000000"/>
+                <w:szCs w:val="40"/>
+                <w:highlight w:val="yellow"/>
+              </w:rPr>
+              <w:t>–</w:t>
+            </w:r>
+            <w:r>
+              <w:rPr>
+                <w:rFonts w:ascii="BRH Devanagari Extra" w:hAnsi="BRH Devanagari Extra" w:cs="BRH Devanagari Extra"/>
+                <w:color w:val="000000"/>
+                <w:sz w:val="32"/>
+                <w:szCs w:val="40"/>
+                <w:highlight w:val="yellow"/>
+              </w:rPr>
+              <w:t>lSìÉÿaÉëÉ</w:t>
+            </w:r>
+            <w:r>
+              <w:rPr>
+                <w:rFonts w:ascii="BRH Devanagari Extra" w:hAnsi="BRH Devanagari Extra" w:cs="BRH Devanagari Extra"/>
+                <w:color w:val="000000"/>
+                <w:sz w:val="32"/>
+                <w:szCs w:val="40"/>
+              </w:rPr>
+              <w:t xml:space="preserve"> </w:t>
+            </w:r>
+          </w:p>
+          <w:p>
+            <w:pPr>
+              <w:widowControl w:val="0"/>
+              <w:autoSpaceDE w:val="0"/>
+              <w:autoSpaceDN w:val="0"/>
+              <w:adjustRightInd w:val="0"/>
+              <w:rPr>
+                <w:rFonts w:ascii="BRH Devanagari Extra" w:hAnsi="BRH Devanagari Extra" w:cs="BRH Devanagari Extra"/>
+                <w:color w:val="000000"/>
+                <w:sz w:val="32"/>
+                <w:szCs w:val="40"/>
+              </w:rPr>
+            </w:pPr>
+            <w:r>
+              <w:rPr>
+                <w:rFonts w:ascii="BRH Devanagari Extra" w:hAnsi="BRH Devanagari Extra" w:cs="BRH Devanagari Extra"/>
+                <w:color w:val="000000"/>
+                <w:sz w:val="32"/>
+                <w:szCs w:val="40"/>
+                <w:highlight w:val="yellow"/>
+              </w:rPr>
+              <w:t>b¶É</w:t>
+            </w:r>
+            <w:r>
+              <w:rPr>
+                <w:rFonts w:ascii="BRH Malayalam Extra" w:hAnsi="BRH Malayalam Extra" w:cs="BRH Devanagari Extra"/>
+                <w:color w:val="000000"/>
+                <w:szCs w:val="40"/>
+                <w:highlight w:val="yellow"/>
+              </w:rPr>
+              <w:t>–</w:t>
+            </w:r>
+            <w:r>
+              <w:rPr>
+                <w:rFonts w:ascii="BRH Devanagari Extra" w:hAnsi="BRH Devanagari Extra" w:cs="BRH Devanagari Extra"/>
+                <w:color w:val="000000"/>
+                <w:sz w:val="32"/>
+                <w:szCs w:val="40"/>
+                <w:highlight w:val="yellow"/>
+              </w:rPr>
+              <w:t>lSìÉÿaÉëÉÈ</w:t>
+            </w:r>
+            <w:r>
+              <w:rPr>
+                <w:rFonts w:ascii="BRH Devanagari Extra" w:hAnsi="BRH Devanagari Extra" w:cs="BRH Devanagari Extra"/>
+                <w:color w:val="000000"/>
+                <w:sz w:val="32"/>
+                <w:szCs w:val="40"/>
+              </w:rPr>
+              <w:t xml:space="preserve"> zÉÑ</w:t>
+            </w:r>
+            <w:r>
+              <w:rPr>
+                <w:rFonts w:ascii="BRH Malayalam Extra" w:hAnsi="BRH Malayalam Extra" w:cs="BRH Devanagari Extra"/>
+                <w:color w:val="000000"/>
+                <w:szCs w:val="40"/>
+              </w:rPr>
+              <w:t>–</w:t>
+            </w:r>
+            <w:r>
+              <w:rPr>
+                <w:rFonts w:ascii="BRH Devanagari Extra" w:hAnsi="BRH Devanagari Extra" w:cs="BRH Devanagari Extra"/>
+                <w:color w:val="000000"/>
+                <w:sz w:val="32"/>
+                <w:szCs w:val="40"/>
+              </w:rPr>
+              <w:t>ÂkÉÉåþ UÉxÉSè UÉxÉcNÒû</w:t>
+            </w:r>
+            <w:r>
+              <w:rPr>
+                <w:rFonts w:ascii="BRH Malayalam Extra" w:hAnsi="BRH Malayalam Extra" w:cs="BRH Devanagari Extra"/>
+                <w:color w:val="000000"/>
+                <w:szCs w:val="40"/>
+              </w:rPr>
+              <w:t>–</w:t>
+            </w:r>
+            <w:r>
+              <w:rPr>
+                <w:rFonts w:ascii="BRH Devanagari Extra" w:hAnsi="BRH Devanagari Extra" w:cs="BRH Devanagari Extra"/>
+                <w:color w:val="000000"/>
+                <w:sz w:val="32"/>
+                <w:szCs w:val="40"/>
+              </w:rPr>
+              <w:t>ÂkÉþ ¶É</w:t>
+            </w:r>
+            <w:r>
+              <w:rPr>
+                <w:rFonts w:ascii="BRH Malayalam Extra" w:hAnsi="BRH Malayalam Extra" w:cs="BRH Devanagari Extra"/>
+                <w:color w:val="000000"/>
+                <w:szCs w:val="40"/>
+              </w:rPr>
+              <w:t>–</w:t>
+            </w:r>
+            <w:r>
+              <w:rPr>
+                <w:rFonts w:ascii="BRH Devanagari Extra" w:hAnsi="BRH Devanagari Extra" w:cs="BRH Devanagari Extra"/>
+                <w:color w:val="000000"/>
+                <w:sz w:val="32"/>
+                <w:szCs w:val="40"/>
+                <w:highlight w:val="yellow"/>
+              </w:rPr>
+              <w:t>lSìÉÿaÉëÉÈ</w:t>
+            </w:r>
+            <w:r>
+              <w:rPr>
+                <w:rFonts w:ascii="BRH Devanagari Extra" w:hAnsi="BRH Devanagari Extra" w:cs="BRH Devanagari Extra"/>
+                <w:color w:val="000000"/>
+                <w:sz w:val="32"/>
+                <w:szCs w:val="40"/>
+              </w:rPr>
+              <w:t xml:space="preserve"> | </w:t>
+            </w:r>
+          </w:p>
+          <w:p>
+            <w:pPr>
+              <w:widowControl w:val="0"/>
+              <w:autoSpaceDE w:val="0"/>
+              <w:autoSpaceDN w:val="0"/>
+              <w:adjustRightInd w:val="0"/>
+              <w:rPr>
+                <w:rFonts w:ascii="BRH Devanagari Extra" w:hAnsi="BRH Devanagari Extra" w:cs="BRH Devanagari Extra"/>
+                <w:color w:val="000000"/>
+                <w:sz w:val="32"/>
+                <w:szCs w:val="40"/>
+              </w:rPr>
+            </w:pPr>
+            <w:r>
+              <w:rPr>
+                <w:rFonts w:cs="BRH Devanagari Extra"/>
+                <w:color w:val="000000"/>
+                <w:szCs w:val="40"/>
+              </w:rPr>
+              <w:t>36</w:t>
+            </w:r>
+            <w:r>
+              <w:rPr>
+                <w:rFonts w:ascii="BRH Devanagari Extra" w:hAnsi="BRH Devanagari Extra" w:cs="BRH Devanagari Extra"/>
+                <w:color w:val="000000"/>
+                <w:sz w:val="32"/>
+                <w:szCs w:val="40"/>
+              </w:rPr>
+              <w:t>)</w:t>
+            </w:r>
+            <w:r>
+              <w:rPr>
+                <w:rFonts w:ascii="BRH Devanagari Extra" w:hAnsi="BRH Devanagari Extra" w:cs="BRH Devanagari Extra"/>
+                <w:color w:val="000000"/>
+                <w:sz w:val="32"/>
+                <w:szCs w:val="40"/>
+              </w:rPr>
+              <w:tab/>
+            </w:r>
+            <w:r>
+              <w:rPr>
+                <w:rFonts w:cs="BRH Devanagari Extra"/>
+                <w:color w:val="000000"/>
+                <w:szCs w:val="40"/>
+              </w:rPr>
+              <w:t>1</w:t>
+            </w:r>
+            <w:r>
+              <w:rPr>
+                <w:rFonts w:ascii="BRH Devanagari Extra" w:hAnsi="BRH Devanagari Extra" w:cs="BRH Devanagari Extra"/>
+                <w:color w:val="000000"/>
+                <w:sz w:val="32"/>
+                <w:szCs w:val="40"/>
+              </w:rPr>
+              <w:t>.</w:t>
+            </w:r>
+            <w:r>
+              <w:rPr>
+                <w:rFonts w:cs="BRH Devanagari Extra"/>
+                <w:color w:val="000000"/>
+                <w:szCs w:val="40"/>
+              </w:rPr>
+              <w:t>1</w:t>
+            </w:r>
+            <w:r>
+              <w:rPr>
+                <w:rFonts w:ascii="BRH Devanagari Extra" w:hAnsi="BRH Devanagari Extra" w:cs="BRH Devanagari Extra"/>
+                <w:color w:val="000000"/>
+                <w:sz w:val="32"/>
+                <w:szCs w:val="40"/>
+              </w:rPr>
+              <w:t>.</w:t>
+            </w:r>
+            <w:r>
+              <w:rPr>
+                <w:rFonts w:cs="BRH Devanagari Extra"/>
+                <w:color w:val="000000"/>
+                <w:szCs w:val="40"/>
+              </w:rPr>
+              <w:t>14</w:t>
+            </w:r>
+            <w:r>
+              <w:rPr>
+                <w:rFonts w:ascii="BRH Devanagari Extra" w:hAnsi="BRH Devanagari Extra" w:cs="BRH Devanagari Extra"/>
+                <w:color w:val="000000"/>
+                <w:sz w:val="32"/>
+                <w:szCs w:val="40"/>
+              </w:rPr>
+              <w:t>.</w:t>
+            </w:r>
+            <w:r>
+              <w:rPr>
+                <w:rFonts w:cs="BRH Devanagari Extra"/>
+                <w:color w:val="000000"/>
+                <w:szCs w:val="40"/>
+              </w:rPr>
+              <w:t>2</w:t>
+            </w:r>
+            <w:r>
+              <w:rPr>
+                <w:rFonts w:ascii="BRH Devanagari Extra" w:hAnsi="BRH Devanagari Extra" w:cs="BRH Devanagari Extra"/>
+                <w:color w:val="000000"/>
+                <w:sz w:val="32"/>
+                <w:szCs w:val="40"/>
+              </w:rPr>
+              <w:t>(</w:t>
+            </w:r>
+            <w:r>
+              <w:rPr>
+                <w:rFonts w:cs="BRH Devanagari Extra"/>
+                <w:color w:val="000000"/>
+                <w:szCs w:val="40"/>
+              </w:rPr>
+              <w:t>33</w:t>
+            </w:r>
+            <w:r>
+              <w:rPr>
+                <w:rFonts w:ascii="BRH Devanagari Extra" w:hAnsi="BRH Devanagari Extra" w:cs="BRH Devanagari Extra"/>
+                <w:color w:val="000000"/>
+                <w:sz w:val="32"/>
+                <w:szCs w:val="40"/>
+              </w:rPr>
+              <w:t>)- zÉÑ</w:t>
+            </w:r>
+            <w:r>
+              <w:rPr>
+                <w:rFonts w:ascii="BRH Malayalam Extra" w:hAnsi="BRH Malayalam Extra" w:cs="BRH Devanagari Extra"/>
+                <w:color w:val="000000"/>
+                <w:szCs w:val="40"/>
+              </w:rPr>
+              <w:t>–</w:t>
+            </w:r>
+            <w:r>
+              <w:rPr>
+                <w:rFonts w:ascii="BRH Devanagari Extra" w:hAnsi="BRH Devanagari Extra" w:cs="BRH Devanagari Extra"/>
+                <w:color w:val="000000"/>
+                <w:sz w:val="32"/>
+                <w:szCs w:val="40"/>
+              </w:rPr>
+              <w:t>ÂkÉþÈ | cÉ</w:t>
+            </w:r>
+            <w:r>
+              <w:rPr>
+                <w:rFonts w:ascii="BRH Malayalam Extra" w:hAnsi="BRH Malayalam Extra" w:cs="BRH Devanagari Extra"/>
+                <w:color w:val="000000"/>
+                <w:szCs w:val="40"/>
+              </w:rPr>
+              <w:t>–</w:t>
+            </w:r>
+            <w:r>
+              <w:rPr>
+                <w:rFonts w:ascii="BRH Devanagari Extra" w:hAnsi="BRH Devanagari Extra" w:cs="BRH Devanagari Extra"/>
+                <w:color w:val="000000"/>
+                <w:sz w:val="32"/>
+                <w:szCs w:val="40"/>
+              </w:rPr>
+              <w:t>l</w:t>
+            </w:r>
+            <w:r>
+              <w:rPr>
+                <w:rFonts w:ascii="BRH Devanagari Extra" w:hAnsi="BRH Devanagari Extra" w:cs="BRH Devanagari Extra"/>
+                <w:color w:val="000000"/>
+                <w:sz w:val="32"/>
+                <w:szCs w:val="40"/>
+                <w:highlight w:val="yellow"/>
+              </w:rPr>
+              <w:t>SìÉÿaÉëÉÈ</w:t>
+            </w:r>
+            <w:r>
+              <w:rPr>
+                <w:rFonts w:ascii="BRH Devanagari Extra" w:hAnsi="BRH Devanagari Extra" w:cs="BRH Devanagari Extra"/>
+                <w:color w:val="000000"/>
+                <w:sz w:val="32"/>
+                <w:szCs w:val="40"/>
+              </w:rPr>
+              <w:t xml:space="preserve"> | ÍkÉrÉþÎlkÉrÉqÉç |</w:t>
+            </w:r>
+          </w:p>
+          <w:p>
+            <w:pPr>
+              <w:widowControl w:val="0"/>
+              <w:autoSpaceDE w:val="0"/>
+              <w:autoSpaceDN w:val="0"/>
+              <w:adjustRightInd w:val="0"/>
+              <w:rPr>
+                <w:rFonts w:ascii="BRH Devanagari Extra" w:hAnsi="BRH Devanagari Extra" w:cs="BRH Devanagari Extra"/>
+                <w:color w:val="000000"/>
+                <w:sz w:val="32"/>
+                <w:szCs w:val="40"/>
+              </w:rPr>
+            </w:pPr>
+            <w:r>
+              <w:rPr>
+                <w:rFonts w:ascii="BRH Devanagari Extra" w:hAnsi="BRH Devanagari Extra" w:cs="BRH Devanagari Extra"/>
+                <w:color w:val="000000"/>
+                <w:sz w:val="32"/>
+                <w:szCs w:val="40"/>
+              </w:rPr>
+              <w:t>zÉÑ</w:t>
+            </w:r>
+            <w:r>
+              <w:rPr>
+                <w:rFonts w:ascii="BRH Malayalam Extra" w:hAnsi="BRH Malayalam Extra" w:cs="BRH Devanagari Extra"/>
+                <w:color w:val="000000"/>
+                <w:szCs w:val="40"/>
+              </w:rPr>
+              <w:t>–</w:t>
+            </w:r>
+            <w:r>
+              <w:rPr>
+                <w:rFonts w:ascii="BRH Devanagari Extra" w:hAnsi="BRH Devanagari Extra" w:cs="BRH Devanagari Extra"/>
+                <w:color w:val="000000"/>
+                <w:sz w:val="32"/>
+                <w:szCs w:val="40"/>
+              </w:rPr>
+              <w:t>ÂkÉþ ¶É</w:t>
+            </w:r>
+            <w:r>
+              <w:rPr>
+                <w:rFonts w:ascii="BRH Malayalam Extra" w:hAnsi="BRH Malayalam Extra" w:cs="BRH Devanagari Extra"/>
+                <w:color w:val="000000"/>
+                <w:szCs w:val="40"/>
+              </w:rPr>
+              <w:t>–</w:t>
+            </w:r>
+            <w:r>
+              <w:rPr>
+                <w:rFonts w:ascii="BRH Devanagari Extra" w:hAnsi="BRH Devanagari Extra" w:cs="BRH Devanagari Extra"/>
+                <w:color w:val="000000"/>
+                <w:sz w:val="32"/>
+                <w:szCs w:val="40"/>
+                <w:highlight w:val="yellow"/>
+              </w:rPr>
+              <w:t>lSìÉÿaÉ</w:t>
+            </w:r>
+            <w:r>
+              <w:rPr>
+                <w:rFonts w:ascii="BRH Devanagari Extra" w:hAnsi="BRH Devanagari Extra" w:cs="BRH Devanagari Extra"/>
+                <w:color w:val="000000"/>
+                <w:sz w:val="32"/>
+                <w:szCs w:val="40"/>
+              </w:rPr>
+              <w:t>ëÉ ¶É</w:t>
+            </w:r>
+            <w:r>
+              <w:rPr>
+                <w:rFonts w:ascii="BRH Malayalam Extra" w:hAnsi="BRH Malayalam Extra" w:cs="BRH Devanagari Extra"/>
+                <w:color w:val="000000"/>
+                <w:szCs w:val="40"/>
+              </w:rPr>
+              <w:t>–</w:t>
+            </w:r>
+            <w:r>
+              <w:rPr>
+                <w:rFonts w:ascii="BRH Devanagari Extra" w:hAnsi="BRH Devanagari Extra" w:cs="BRH Devanagari Extra"/>
+                <w:color w:val="000000"/>
+                <w:sz w:val="32"/>
+                <w:szCs w:val="40"/>
+                <w:highlight w:val="yellow"/>
+              </w:rPr>
+              <w:t>lSìÉÿaÉëÉÈ</w:t>
+            </w:r>
+            <w:r>
+              <w:rPr>
+                <w:rFonts w:ascii="BRH Devanagari Extra" w:hAnsi="BRH Devanagari Extra" w:cs="BRH Devanagari Extra"/>
+                <w:color w:val="000000"/>
+                <w:sz w:val="32"/>
+                <w:szCs w:val="40"/>
+              </w:rPr>
+              <w:t xml:space="preserve"> zÉÑ</w:t>
+            </w:r>
+            <w:r>
+              <w:rPr>
+                <w:rFonts w:ascii="BRH Malayalam Extra" w:hAnsi="BRH Malayalam Extra" w:cs="BRH Devanagari Extra"/>
+                <w:color w:val="000000"/>
+                <w:szCs w:val="40"/>
+              </w:rPr>
+              <w:t>–</w:t>
+            </w:r>
+            <w:r>
+              <w:rPr>
+                <w:rFonts w:ascii="BRH Devanagari Extra" w:hAnsi="BRH Devanagari Extra" w:cs="BRH Devanagari Extra"/>
+                <w:color w:val="000000"/>
+                <w:sz w:val="32"/>
+                <w:szCs w:val="40"/>
+              </w:rPr>
+              <w:t>ÂkÉþÈ zÉÑ</w:t>
+            </w:r>
+            <w:r>
+              <w:rPr>
+                <w:rFonts w:ascii="BRH Malayalam Extra" w:hAnsi="BRH Malayalam Extra" w:cs="BRH Devanagari Extra"/>
+                <w:color w:val="000000"/>
+                <w:szCs w:val="40"/>
+              </w:rPr>
+              <w:t>–</w:t>
+            </w:r>
+            <w:r>
+              <w:rPr>
+                <w:rFonts w:ascii="BRH Devanagari Extra" w:hAnsi="BRH Devanagari Extra" w:cs="BRH Devanagari Extra"/>
+                <w:color w:val="000000"/>
+                <w:sz w:val="32"/>
+                <w:szCs w:val="40"/>
+              </w:rPr>
+              <w:t>ÂkÉþ ¶É</w:t>
+            </w:r>
+            <w:r>
+              <w:rPr>
+                <w:rFonts w:ascii="BRH Malayalam Extra" w:hAnsi="BRH Malayalam Extra" w:cs="BRH Devanagari Extra"/>
+                <w:color w:val="000000"/>
+                <w:szCs w:val="40"/>
+              </w:rPr>
+              <w:t>–</w:t>
+            </w:r>
+            <w:r>
+              <w:rPr>
+                <w:rFonts w:ascii="BRH Devanagari Extra" w:hAnsi="BRH Devanagari Extra" w:cs="BRH Devanagari Extra"/>
+                <w:color w:val="000000"/>
+                <w:sz w:val="32"/>
+                <w:szCs w:val="40"/>
+                <w:highlight w:val="yellow"/>
+              </w:rPr>
+              <w:t>lSìÉ</w:t>
+            </w:r>
+            <w:r>
+              <w:rPr>
+                <w:rFonts w:ascii="BRH Devanagari Extra" w:hAnsi="BRH Devanagari Extra" w:cs="BRH Devanagari Extra"/>
+                <w:color w:val="000000"/>
+                <w:sz w:val="32"/>
+                <w:szCs w:val="40"/>
+              </w:rPr>
+              <w:t>ÿaÉëÉ</w:t>
+            </w:r>
+            <w:r>
+              <w:rPr>
+                <w:rFonts w:ascii="BRH Malayalam Extra" w:hAnsi="BRH Malayalam Extra" w:cs="BRH Devanagari Extra"/>
+                <w:color w:val="000000"/>
+                <w:szCs w:val="40"/>
+              </w:rPr>
+              <w:t>–</w:t>
+            </w:r>
+            <w:r>
+              <w:rPr>
+                <w:rFonts w:ascii="BRH Devanagari Extra" w:hAnsi="BRH Devanagari Extra" w:cs="BRH Devanagari Extra"/>
+                <w:color w:val="000000"/>
+                <w:sz w:val="32"/>
+                <w:szCs w:val="40"/>
+              </w:rPr>
+              <w:t xml:space="preserve"> ÍkÉrÉþÎlkÉrÉ</w:t>
+            </w:r>
+            <w:r>
+              <w:rPr>
+                <w:rFonts w:ascii="BRH Malayalam Extra" w:hAnsi="BRH Malayalam Extra" w:cs="BRH Devanagari Extra"/>
+                <w:color w:val="000000"/>
+                <w:szCs w:val="40"/>
+              </w:rPr>
+              <w:t>–</w:t>
+            </w:r>
+            <w:r>
+              <w:rPr>
+                <w:rFonts w:ascii="BRH Devanagari Extra" w:hAnsi="BRH Devanagari Extra" w:cs="BRH Devanagari Extra"/>
+                <w:color w:val="000000"/>
+                <w:sz w:val="32"/>
+                <w:szCs w:val="40"/>
+              </w:rPr>
+              <w:t>qÉç ÍkÉrÉþÎlkÉrÉqÉç cÉ</w:t>
+            </w:r>
+            <w:r>
+              <w:rPr>
+                <w:rFonts w:ascii="BRH Malayalam Extra" w:hAnsi="BRH Malayalam Extra" w:cs="BRH Devanagari Extra"/>
+                <w:color w:val="000000"/>
+                <w:szCs w:val="40"/>
+              </w:rPr>
+              <w:t>–</w:t>
+            </w:r>
+            <w:r>
+              <w:rPr>
+                <w:rFonts w:ascii="BRH Devanagari Extra" w:hAnsi="BRH Devanagari Extra" w:cs="BRH Devanagari Extra"/>
+                <w:color w:val="000000"/>
+                <w:sz w:val="32"/>
+                <w:szCs w:val="40"/>
+                <w:highlight w:val="yellow"/>
+              </w:rPr>
+              <w:t>lSìÉÿaÉëÉÈ</w:t>
+            </w:r>
+            <w:r>
+              <w:rPr>
+                <w:rFonts w:ascii="BRH Devanagari Extra" w:hAnsi="BRH Devanagari Extra" w:cs="BRH Devanagari Extra"/>
+                <w:color w:val="000000"/>
+                <w:sz w:val="32"/>
+                <w:szCs w:val="40"/>
+              </w:rPr>
+              <w:t xml:space="preserve"> zÉÑ</w:t>
+            </w:r>
+            <w:r>
+              <w:rPr>
+                <w:rFonts w:ascii="BRH Malayalam Extra" w:hAnsi="BRH Malayalam Extra" w:cs="BRH Devanagari Extra"/>
+                <w:color w:val="000000"/>
+                <w:szCs w:val="40"/>
+              </w:rPr>
+              <w:t>–</w:t>
+            </w:r>
+            <w:r>
+              <w:rPr>
+                <w:rFonts w:ascii="BRH Devanagari Extra" w:hAnsi="BRH Devanagari Extra" w:cs="BRH Devanagari Extra"/>
+                <w:color w:val="000000"/>
+                <w:sz w:val="32"/>
+                <w:szCs w:val="40"/>
+              </w:rPr>
+              <w:t>ÂkÉþÈ zÉÑ</w:t>
+            </w:r>
+            <w:r>
+              <w:rPr>
+                <w:rFonts w:ascii="BRH Malayalam Extra" w:hAnsi="BRH Malayalam Extra" w:cs="BRH Devanagari Extra"/>
+                <w:color w:val="000000"/>
+                <w:szCs w:val="40"/>
+              </w:rPr>
+              <w:t>–</w:t>
+            </w:r>
+            <w:r>
+              <w:rPr>
+                <w:rFonts w:ascii="BRH Devanagari Extra" w:hAnsi="BRH Devanagari Extra" w:cs="BRH Devanagari Extra"/>
+                <w:color w:val="000000"/>
+                <w:sz w:val="32"/>
+                <w:szCs w:val="40"/>
+              </w:rPr>
+              <w:t xml:space="preserve">ÂkÉþ </w:t>
+            </w:r>
+          </w:p>
+          <w:p>
+            <w:pPr>
+              <w:widowControl w:val="0"/>
+              <w:autoSpaceDE w:val="0"/>
+              <w:autoSpaceDN w:val="0"/>
+              <w:adjustRightInd w:val="0"/>
+              <w:rPr>
+                <w:rFonts w:ascii="BRH Devanagari Extra" w:hAnsi="BRH Devanagari Extra" w:cs="BRH Devanagari Extra"/>
+                <w:color w:val="000000"/>
+                <w:sz w:val="32"/>
+                <w:szCs w:val="40"/>
+              </w:rPr>
+            </w:pPr>
+            <w:r>
+              <w:rPr>
+                <w:rFonts w:ascii="BRH Devanagari Extra" w:hAnsi="BRH Devanagari Extra" w:cs="BRH Devanagari Extra"/>
+                <w:color w:val="000000"/>
+                <w:sz w:val="32"/>
+                <w:szCs w:val="40"/>
+              </w:rPr>
+              <w:t>¶É</w:t>
+            </w:r>
+            <w:r>
+              <w:rPr>
+                <w:rFonts w:ascii="BRH Malayalam Extra" w:hAnsi="BRH Malayalam Extra" w:cs="BRH Devanagari Extra"/>
+                <w:color w:val="000000"/>
+                <w:szCs w:val="40"/>
+              </w:rPr>
+              <w:t>–</w:t>
+            </w:r>
+            <w:r>
+              <w:rPr>
+                <w:rFonts w:ascii="BRH Devanagari Extra" w:hAnsi="BRH Devanagari Extra" w:cs="BRH Devanagari Extra"/>
+                <w:color w:val="000000"/>
+                <w:sz w:val="32"/>
+                <w:szCs w:val="40"/>
+                <w:highlight w:val="yellow"/>
+              </w:rPr>
+              <w:t>lSìÉÿ</w:t>
+            </w:r>
+            <w:r>
+              <w:rPr>
+                <w:rFonts w:ascii="BRH Devanagari Extra" w:hAnsi="BRH Devanagari Extra" w:cs="BRH Devanagari Extra"/>
+                <w:color w:val="000000"/>
+                <w:sz w:val="32"/>
+                <w:szCs w:val="40"/>
+              </w:rPr>
+              <w:t>aÉëÉ</w:t>
+            </w:r>
+            <w:r>
+              <w:rPr>
+                <w:rFonts w:ascii="BRH Malayalam Extra" w:hAnsi="BRH Malayalam Extra" w:cs="BRH Devanagari Extra"/>
+                <w:color w:val="000000"/>
+                <w:szCs w:val="40"/>
+              </w:rPr>
+              <w:t>–</w:t>
+            </w:r>
+            <w:r>
+              <w:rPr>
+                <w:rFonts w:ascii="BRH Devanagari Extra" w:hAnsi="BRH Devanagari Extra" w:cs="BRH Devanagari Extra"/>
+                <w:color w:val="000000"/>
+                <w:sz w:val="32"/>
+                <w:szCs w:val="40"/>
+              </w:rPr>
+              <w:t xml:space="preserve"> ÍkÉrÉþÎlkÉrÉqÉç | </w:t>
+            </w:r>
+          </w:p>
+          <w:p>
+            <w:pPr>
+              <w:widowControl w:val="0"/>
+              <w:autoSpaceDE w:val="0"/>
+              <w:autoSpaceDN w:val="0"/>
+              <w:adjustRightInd w:val="0"/>
+              <w:rPr>
+                <w:rFonts w:ascii="BRH Devanagari Extra" w:hAnsi="BRH Devanagari Extra" w:cs="BRH Devanagari Extra"/>
+                <w:color w:val="000000"/>
+                <w:sz w:val="32"/>
+                <w:szCs w:val="40"/>
+              </w:rPr>
+            </w:pPr>
+            <w:r>
+              <w:rPr>
+                <w:rFonts w:cs="BRH Devanagari Extra"/>
+                <w:color w:val="000000"/>
+                <w:szCs w:val="40"/>
+              </w:rPr>
+              <w:t>37</w:t>
+            </w:r>
+            <w:r>
+              <w:rPr>
+                <w:rFonts w:ascii="BRH Devanagari Extra" w:hAnsi="BRH Devanagari Extra" w:cs="BRH Devanagari Extra"/>
+                <w:color w:val="000000"/>
+                <w:sz w:val="32"/>
+                <w:szCs w:val="40"/>
+              </w:rPr>
+              <w:t>)</w:t>
+            </w:r>
+            <w:r>
+              <w:rPr>
+                <w:rFonts w:ascii="BRH Devanagari Extra" w:hAnsi="BRH Devanagari Extra" w:cs="BRH Devanagari Extra"/>
+                <w:color w:val="000000"/>
+                <w:sz w:val="32"/>
+                <w:szCs w:val="40"/>
+              </w:rPr>
+              <w:tab/>
+            </w:r>
+            <w:r>
+              <w:rPr>
+                <w:rFonts w:cs="BRH Devanagari Extra"/>
+                <w:color w:val="000000"/>
+                <w:szCs w:val="40"/>
+              </w:rPr>
+              <w:t>1</w:t>
+            </w:r>
+            <w:r>
+              <w:rPr>
+                <w:rFonts w:ascii="BRH Devanagari Extra" w:hAnsi="BRH Devanagari Extra" w:cs="BRH Devanagari Extra"/>
+                <w:color w:val="000000"/>
+                <w:sz w:val="32"/>
+                <w:szCs w:val="40"/>
+              </w:rPr>
+              <w:t>.</w:t>
+            </w:r>
+            <w:r>
+              <w:rPr>
+                <w:rFonts w:cs="BRH Devanagari Extra"/>
+                <w:color w:val="000000"/>
+                <w:szCs w:val="40"/>
+              </w:rPr>
+              <w:t>1</w:t>
+            </w:r>
+            <w:r>
+              <w:rPr>
+                <w:rFonts w:ascii="BRH Devanagari Extra" w:hAnsi="BRH Devanagari Extra" w:cs="BRH Devanagari Extra"/>
+                <w:color w:val="000000"/>
+                <w:sz w:val="32"/>
+                <w:szCs w:val="40"/>
+              </w:rPr>
+              <w:t>.</w:t>
+            </w:r>
+            <w:r>
+              <w:rPr>
+                <w:rFonts w:cs="BRH Devanagari Extra"/>
+                <w:color w:val="000000"/>
+                <w:szCs w:val="40"/>
+              </w:rPr>
+              <w:t>14</w:t>
+            </w:r>
+            <w:r>
+              <w:rPr>
+                <w:rFonts w:ascii="BRH Devanagari Extra" w:hAnsi="BRH Devanagari Extra" w:cs="BRH Devanagari Extra"/>
+                <w:color w:val="000000"/>
+                <w:sz w:val="32"/>
+                <w:szCs w:val="40"/>
+              </w:rPr>
+              <w:t>.</w:t>
+            </w:r>
+            <w:r>
+              <w:rPr>
+                <w:rFonts w:cs="BRH Devanagari Extra"/>
+                <w:color w:val="000000"/>
+                <w:szCs w:val="40"/>
+              </w:rPr>
+              <w:t>2</w:t>
+            </w:r>
+            <w:r>
+              <w:rPr>
+                <w:rFonts w:ascii="BRH Devanagari Extra" w:hAnsi="BRH Devanagari Extra" w:cs="BRH Devanagari Extra"/>
+                <w:color w:val="000000"/>
+                <w:sz w:val="32"/>
+                <w:szCs w:val="40"/>
+              </w:rPr>
+              <w:t>(</w:t>
+            </w:r>
+            <w:r>
+              <w:rPr>
+                <w:rFonts w:cs="BRH Devanagari Extra"/>
+                <w:color w:val="000000"/>
+                <w:szCs w:val="40"/>
+              </w:rPr>
+              <w:t>34</w:t>
+            </w:r>
+            <w:r>
+              <w:rPr>
+                <w:rFonts w:ascii="BRH Devanagari Extra" w:hAnsi="BRH Devanagari Extra" w:cs="BRH Devanagari Extra"/>
+                <w:color w:val="000000"/>
+                <w:sz w:val="32"/>
+                <w:szCs w:val="40"/>
+              </w:rPr>
+              <w:t>)- cÉ</w:t>
+            </w:r>
+            <w:r>
+              <w:rPr>
+                <w:rFonts w:ascii="BRH Malayalam Extra" w:hAnsi="BRH Malayalam Extra" w:cs="BRH Devanagari Extra"/>
+                <w:color w:val="000000"/>
+                <w:szCs w:val="40"/>
+              </w:rPr>
+              <w:t>–</w:t>
+            </w:r>
+            <w:r>
+              <w:rPr>
+                <w:rFonts w:ascii="BRH Devanagari Extra" w:hAnsi="BRH Devanagari Extra" w:cs="BRH Devanagari Extra"/>
+                <w:color w:val="000000"/>
+                <w:sz w:val="32"/>
+                <w:szCs w:val="40"/>
+                <w:highlight w:val="yellow"/>
+              </w:rPr>
+              <w:t>lSìÉÿaÉëÉÈ</w:t>
+            </w:r>
+            <w:r>
+              <w:rPr>
+                <w:rFonts w:ascii="BRH Devanagari Extra" w:hAnsi="BRH Devanagari Extra" w:cs="BRH Devanagari Extra"/>
+                <w:color w:val="000000"/>
+                <w:sz w:val="32"/>
+                <w:szCs w:val="40"/>
+              </w:rPr>
+              <w:t xml:space="preserve"> | ÍkÉrÉþÎlkÉrÉqÉç | </w:t>
+            </w:r>
+          </w:p>
+          <w:p>
+            <w:pPr>
+              <w:widowControl w:val="0"/>
+              <w:autoSpaceDE w:val="0"/>
+              <w:autoSpaceDN w:val="0"/>
+              <w:adjustRightInd w:val="0"/>
+              <w:rPr>
+                <w:rFonts w:ascii="BRH Devanagari Extra" w:hAnsi="BRH Devanagari Extra" w:cs="BRH Devanagari Extra"/>
+                <w:color w:val="000000"/>
+                <w:sz w:val="32"/>
+                <w:szCs w:val="40"/>
+              </w:rPr>
+            </w:pPr>
+            <w:r>
+              <w:rPr>
+                <w:rFonts w:ascii="BRH Devanagari Extra" w:hAnsi="BRH Devanagari Extra" w:cs="BRH Devanagari Extra"/>
+                <w:color w:val="000000"/>
+                <w:sz w:val="32"/>
+                <w:szCs w:val="40"/>
+              </w:rPr>
+              <w:t>xÉÏ</w:t>
+            </w:r>
+            <w:r>
+              <w:rPr>
+                <w:rFonts w:ascii="BRH Malayalam Extra" w:hAnsi="BRH Malayalam Extra" w:cs="BRH Devanagari Extra"/>
+                <w:color w:val="000000"/>
+                <w:szCs w:val="40"/>
+              </w:rPr>
+              <w:t>–</w:t>
+            </w:r>
+            <w:r>
+              <w:rPr>
+                <w:rFonts w:ascii="BRH Devanagari Extra" w:hAnsi="BRH Devanagari Extra" w:cs="BRH Devanagari Extra"/>
+                <w:color w:val="000000"/>
+                <w:sz w:val="32"/>
+                <w:szCs w:val="40"/>
+              </w:rPr>
+              <w:t>wÉ</w:t>
+            </w:r>
+            <w:r>
+              <w:rPr>
+                <w:rFonts w:ascii="BRH Malayalam Extra" w:hAnsi="BRH Malayalam Extra" w:cs="BRH Devanagari Extra"/>
+                <w:color w:val="000000"/>
+                <w:szCs w:val="40"/>
+              </w:rPr>
+              <w:t>–</w:t>
+            </w:r>
+            <w:r>
+              <w:rPr>
+                <w:rFonts w:ascii="BRH Devanagari Extra" w:hAnsi="BRH Devanagari Extra" w:cs="BRH Devanagari Extra"/>
+                <w:color w:val="000000"/>
+                <w:sz w:val="32"/>
+                <w:szCs w:val="40"/>
+              </w:rPr>
+              <w:t>kÉÉ</w:t>
+            </w:r>
+            <w:r>
+              <w:rPr>
+                <w:rFonts w:ascii="BRH Malayalam Extra" w:hAnsi="BRH Malayalam Extra" w:cs="BRH Devanagari Extra"/>
+                <w:color w:val="000000"/>
+                <w:szCs w:val="40"/>
+              </w:rPr>
+              <w:t>–</w:t>
+            </w:r>
+            <w:r>
+              <w:rPr>
+                <w:rFonts w:ascii="BRH Devanagari Extra" w:hAnsi="BRH Devanagari Extra" w:cs="BRH Devanagari Extra"/>
+                <w:color w:val="000000"/>
+                <w:sz w:val="32"/>
+                <w:szCs w:val="40"/>
+              </w:rPr>
+              <w:t>ÌiÉ</w:t>
+            </w:r>
+            <w:r>
+              <w:rPr>
+                <w:rFonts w:ascii="BRH Malayalam Extra" w:hAnsi="BRH Malayalam Extra" w:cs="BRH Devanagari Extra"/>
+                <w:color w:val="000000"/>
+                <w:szCs w:val="40"/>
+              </w:rPr>
+              <w:t>–</w:t>
+            </w:r>
+            <w:r>
+              <w:rPr>
+                <w:rFonts w:ascii="BRH Devanagari Extra" w:hAnsi="BRH Devanagari Extra" w:cs="BRH Devanagari Extra"/>
+                <w:color w:val="000000"/>
+                <w:sz w:val="32"/>
+                <w:szCs w:val="40"/>
+              </w:rPr>
+              <w:t xml:space="preserve"> |</w:t>
+            </w:r>
+          </w:p>
+          <w:p>
+            <w:pPr>
+              <w:widowControl w:val="0"/>
+              <w:autoSpaceDE w:val="0"/>
+              <w:autoSpaceDN w:val="0"/>
+              <w:adjustRightInd w:val="0"/>
+              <w:rPr>
+                <w:rFonts w:ascii="BRH Devanagari Extra" w:hAnsi="BRH Devanagari Extra" w:cs="BRH Devanagari Extra"/>
+                <w:color w:val="000000"/>
+                <w:sz w:val="32"/>
+                <w:szCs w:val="40"/>
+              </w:rPr>
+            </w:pPr>
+            <w:r>
+              <w:rPr>
+                <w:rFonts w:ascii="BRH Devanagari Extra" w:hAnsi="BRH Devanagari Extra" w:cs="BRH Devanagari Extra"/>
+                <w:color w:val="000000"/>
+                <w:sz w:val="32"/>
+                <w:szCs w:val="40"/>
+              </w:rPr>
+              <w:t>cÉ</w:t>
+            </w:r>
+            <w:r>
+              <w:rPr>
+                <w:rFonts w:ascii="BRH Malayalam Extra" w:hAnsi="BRH Malayalam Extra" w:cs="BRH Devanagari Extra"/>
+                <w:color w:val="000000"/>
+                <w:szCs w:val="40"/>
+              </w:rPr>
+              <w:t>–</w:t>
+            </w:r>
+            <w:r>
+              <w:rPr>
+                <w:rFonts w:ascii="BRH Devanagari Extra" w:hAnsi="BRH Devanagari Extra" w:cs="BRH Devanagari Extra"/>
+                <w:color w:val="000000"/>
+                <w:sz w:val="32"/>
+                <w:szCs w:val="40"/>
+                <w:highlight w:val="yellow"/>
+              </w:rPr>
+              <w:t>lSìÉ</w:t>
+            </w:r>
+            <w:r>
+              <w:rPr>
+                <w:rFonts w:ascii="BRH Devanagari Extra" w:hAnsi="BRH Devanagari Extra" w:cs="BRH Devanagari Extra"/>
+                <w:color w:val="000000"/>
+                <w:sz w:val="32"/>
+                <w:szCs w:val="40"/>
+              </w:rPr>
+              <w:t>ÿaÉëÉ</w:t>
+            </w:r>
+            <w:r>
+              <w:rPr>
+                <w:rFonts w:ascii="BRH Malayalam Extra" w:hAnsi="BRH Malayalam Extra" w:cs="BRH Devanagari Extra"/>
+                <w:color w:val="000000"/>
+                <w:szCs w:val="40"/>
+              </w:rPr>
+              <w:t>–</w:t>
+            </w:r>
+            <w:r>
+              <w:rPr>
+                <w:rFonts w:ascii="BRH Devanagari Extra" w:hAnsi="BRH Devanagari Extra" w:cs="BRH Devanagari Extra"/>
+                <w:color w:val="000000"/>
+                <w:sz w:val="32"/>
+                <w:szCs w:val="40"/>
+              </w:rPr>
+              <w:t xml:space="preserve"> ÍkÉrÉþÎlkÉrÉ</w:t>
+            </w:r>
+            <w:r>
+              <w:rPr>
+                <w:rFonts w:ascii="BRH Malayalam Extra" w:hAnsi="BRH Malayalam Extra" w:cs="BRH Devanagari Extra"/>
+                <w:color w:val="000000"/>
+                <w:szCs w:val="40"/>
+              </w:rPr>
+              <w:t>–</w:t>
+            </w:r>
+            <w:r>
+              <w:rPr>
+                <w:rFonts w:ascii="BRH Devanagari Extra" w:hAnsi="BRH Devanagari Extra" w:cs="BRH Devanagari Extra"/>
+                <w:color w:val="000000"/>
+                <w:sz w:val="32"/>
+                <w:szCs w:val="40"/>
+              </w:rPr>
+              <w:t>qÉç ÍkÉrÉþÎlkÉrÉqÉç cÉ</w:t>
+            </w:r>
+            <w:r>
+              <w:rPr>
+                <w:rFonts w:ascii="BRH Malayalam Extra" w:hAnsi="BRH Malayalam Extra" w:cs="BRH Devanagari Extra"/>
+                <w:color w:val="000000"/>
+                <w:szCs w:val="40"/>
+              </w:rPr>
+              <w:t>–</w:t>
+            </w:r>
+            <w:r>
+              <w:rPr>
+                <w:rFonts w:ascii="BRH Devanagari Extra" w:hAnsi="BRH Devanagari Extra" w:cs="BRH Devanagari Extra"/>
+                <w:color w:val="000000"/>
+                <w:sz w:val="32"/>
+                <w:szCs w:val="40"/>
+                <w:highlight w:val="yellow"/>
+              </w:rPr>
+              <w:t>lSìÉÿaÉë</w:t>
+            </w:r>
+            <w:r>
+              <w:rPr>
+                <w:rFonts w:ascii="BRH Devanagari Extra" w:hAnsi="BRH Devanagari Extra" w:cs="BRH Devanagari Extra"/>
+                <w:color w:val="000000"/>
+                <w:sz w:val="32"/>
+                <w:szCs w:val="40"/>
+              </w:rPr>
+              <w:t>É ¶É</w:t>
+            </w:r>
+            <w:r>
+              <w:rPr>
+                <w:rFonts w:ascii="BRH Malayalam Extra" w:hAnsi="BRH Malayalam Extra" w:cs="BRH Devanagari Extra"/>
+                <w:color w:val="000000"/>
+                <w:szCs w:val="40"/>
+              </w:rPr>
+              <w:t>–</w:t>
+            </w:r>
+            <w:r>
+              <w:rPr>
+                <w:rFonts w:ascii="BRH Devanagari Extra" w:hAnsi="BRH Devanagari Extra" w:cs="BRH Devanagari Extra"/>
+                <w:color w:val="000000"/>
+                <w:sz w:val="32"/>
+                <w:szCs w:val="40"/>
+                <w:highlight w:val="yellow"/>
+              </w:rPr>
+              <w:t>lSìÉ</w:t>
+            </w:r>
+            <w:r>
+              <w:rPr>
+                <w:rFonts w:ascii="BRH Devanagari Extra" w:hAnsi="BRH Devanagari Extra" w:cs="BRH Devanagari Extra"/>
+                <w:color w:val="000000"/>
+                <w:sz w:val="32"/>
+                <w:szCs w:val="40"/>
+              </w:rPr>
+              <w:t>ÿaÉë</w:t>
+            </w:r>
+            <w:r>
+              <w:rPr>
+                <w:rFonts w:ascii="BRH Devanagari Extra" w:hAnsi="BRH Devanagari Extra" w:cs="BRH Devanagari Extra"/>
+                <w:color w:val="000000"/>
+                <w:sz w:val="32"/>
+                <w:szCs w:val="40"/>
+                <w:highlight w:val="yellow"/>
+              </w:rPr>
+              <w:t>É</w:t>
+            </w:r>
+            <w:r>
+              <w:rPr>
+                <w:rFonts w:ascii="BRH Malayalam Extra" w:hAnsi="BRH Malayalam Extra" w:cs="BRH Devanagari Extra"/>
+                <w:color w:val="000000"/>
+                <w:szCs w:val="40"/>
+                <w:highlight w:val="yellow"/>
+              </w:rPr>
+              <w:t>–</w:t>
+            </w:r>
+            <w:r>
+              <w:rPr>
+                <w:rFonts w:ascii="BRH Devanagari Extra" w:hAnsi="BRH Devanagari Extra" w:cs="BRH Devanagari Extra"/>
+                <w:color w:val="000000"/>
+                <w:sz w:val="32"/>
+                <w:szCs w:val="40"/>
+              </w:rPr>
+              <w:t xml:space="preserve"> ÍkÉrÉþÎlkÉrÉ</w:t>
+            </w:r>
+            <w:r>
+              <w:rPr>
+                <w:rFonts w:ascii="BRH Devanagari Extra" w:hAnsi="BRH Devanagari Extra" w:cs="BRH Devanagari Extra"/>
+                <w:color w:val="000000"/>
+                <w:sz w:val="28"/>
+                <w:szCs w:val="40"/>
+              </w:rPr>
+              <w:t>óè</w:t>
+            </w:r>
+            <w:r>
+              <w:rPr>
+                <w:rFonts w:ascii="BRH Devanagari Extra" w:hAnsi="BRH Devanagari Extra" w:cs="BRH Devanagari Extra"/>
+                <w:color w:val="000000"/>
+                <w:sz w:val="32"/>
+                <w:szCs w:val="40"/>
+              </w:rPr>
+              <w:t xml:space="preserve"> xÉÏwÉkÉÉÌiÉ xÉÏwÉkÉÉÌiÉ</w:t>
+            </w:r>
+            <w:r>
+              <w:rPr>
+                <w:rFonts w:ascii="BRH Malayalam Extra" w:hAnsi="BRH Malayalam Extra" w:cs="BRH Devanagari Extra"/>
+                <w:color w:val="000000"/>
+                <w:szCs w:val="40"/>
+              </w:rPr>
+              <w:t>–</w:t>
+            </w:r>
+            <w:r>
+              <w:rPr>
+                <w:rFonts w:ascii="BRH Devanagari Extra" w:hAnsi="BRH Devanagari Extra" w:cs="BRH Devanagari Extra"/>
+                <w:color w:val="000000"/>
+                <w:sz w:val="32"/>
+                <w:szCs w:val="40"/>
+              </w:rPr>
+              <w:t xml:space="preserve"> ÍkÉrÉþÎlkÉrÉqÉç cÉ</w:t>
+            </w:r>
+            <w:r>
+              <w:rPr>
+                <w:rFonts w:ascii="BRH Malayalam Extra" w:hAnsi="BRH Malayalam Extra" w:cs="BRH Devanagari Extra"/>
+                <w:color w:val="000000"/>
+                <w:szCs w:val="40"/>
+              </w:rPr>
+              <w:t>–</w:t>
+            </w:r>
+            <w:r>
+              <w:rPr>
+                <w:rFonts w:ascii="BRH Devanagari Extra" w:hAnsi="BRH Devanagari Extra" w:cs="BRH Devanagari Extra"/>
+                <w:color w:val="000000"/>
+                <w:sz w:val="32"/>
+                <w:szCs w:val="40"/>
+                <w:highlight w:val="yellow"/>
+              </w:rPr>
+              <w:t>lSìÉÿaÉëÉ</w:t>
+            </w:r>
+            <w:r>
+              <w:rPr>
+                <w:rFonts w:ascii="BRH Devanagari Extra" w:hAnsi="BRH Devanagari Extra" w:cs="BRH Devanagari Extra"/>
+                <w:color w:val="000000"/>
+                <w:sz w:val="32"/>
+                <w:szCs w:val="40"/>
+              </w:rPr>
+              <w:t xml:space="preserve"> </w:t>
+            </w:r>
+          </w:p>
+          <w:p>
+            <w:pPr>
+              <w:widowControl w:val="0"/>
+              <w:autoSpaceDE w:val="0"/>
+              <w:autoSpaceDN w:val="0"/>
+              <w:adjustRightInd w:val="0"/>
+              <w:rPr>
+                <w:rFonts w:ascii="BRH Devanagari Extra" w:hAnsi="BRH Devanagari Extra" w:cs="BRH Devanagari Extra"/>
+                <w:color w:val="000000"/>
+                <w:sz w:val="32"/>
+                <w:szCs w:val="40"/>
+              </w:rPr>
+            </w:pPr>
+            <w:r>
+              <w:rPr>
+                <w:rFonts w:ascii="BRH Devanagari Extra" w:hAnsi="BRH Devanagari Extra" w:cs="BRH Devanagari Extra"/>
+                <w:color w:val="000000"/>
+                <w:sz w:val="32"/>
+                <w:szCs w:val="40"/>
+              </w:rPr>
+              <w:t>¶É</w:t>
+            </w:r>
+            <w:r>
+              <w:rPr>
+                <w:rFonts w:ascii="BRH Malayalam Extra" w:hAnsi="BRH Malayalam Extra" w:cs="BRH Devanagari Extra"/>
+                <w:color w:val="000000"/>
+                <w:szCs w:val="40"/>
+              </w:rPr>
+              <w:t>–</w:t>
+            </w:r>
+            <w:r>
+              <w:rPr>
+                <w:rFonts w:ascii="BRH Devanagari Extra" w:hAnsi="BRH Devanagari Extra" w:cs="BRH Devanagari Extra"/>
+                <w:color w:val="000000"/>
+                <w:sz w:val="32"/>
+                <w:szCs w:val="40"/>
+                <w:highlight w:val="yellow"/>
+              </w:rPr>
+              <w:t>lSìÉ</w:t>
+            </w:r>
+            <w:r>
+              <w:rPr>
+                <w:rFonts w:ascii="BRH Devanagari Extra" w:hAnsi="BRH Devanagari Extra" w:cs="BRH Devanagari Extra"/>
+                <w:color w:val="000000"/>
+                <w:sz w:val="32"/>
+                <w:szCs w:val="40"/>
+              </w:rPr>
+              <w:t>ÿaÉëÉ</w:t>
+            </w:r>
+            <w:r>
+              <w:rPr>
+                <w:rFonts w:ascii="BRH Malayalam Extra" w:hAnsi="BRH Malayalam Extra" w:cs="BRH Devanagari Extra"/>
+                <w:color w:val="000000"/>
+                <w:szCs w:val="40"/>
+              </w:rPr>
+              <w:t>–</w:t>
+            </w:r>
+            <w:r>
+              <w:rPr>
+                <w:rFonts w:ascii="BRH Devanagari Extra" w:hAnsi="BRH Devanagari Extra" w:cs="BRH Devanagari Extra"/>
+                <w:color w:val="000000"/>
+                <w:sz w:val="32"/>
+                <w:szCs w:val="40"/>
+              </w:rPr>
+              <w:t xml:space="preserve"> ÍkÉrÉþÎlkÉrÉ</w:t>
+            </w:r>
+            <w:r>
+              <w:rPr>
+                <w:rFonts w:ascii="BRH Devanagari Extra" w:hAnsi="BRH Devanagari Extra" w:cs="BRH Devanagari Extra"/>
+                <w:color w:val="000000"/>
+                <w:sz w:val="28"/>
+                <w:szCs w:val="40"/>
+              </w:rPr>
+              <w:t>óè</w:t>
+            </w:r>
+            <w:r>
+              <w:rPr>
+                <w:rFonts w:ascii="BRH Devanagari Extra" w:hAnsi="BRH Devanagari Extra" w:cs="BRH Devanagari Extra"/>
+                <w:color w:val="000000"/>
+                <w:sz w:val="32"/>
+                <w:szCs w:val="40"/>
+              </w:rPr>
+              <w:t xml:space="preserve"> xÉÏwÉkÉÉÌiÉ | </w:t>
+            </w:r>
+          </w:p>
+          <w:p>
+            <w:pPr>
+              <w:widowControl w:val="0"/>
+              <w:autoSpaceDE w:val="0"/>
+              <w:autoSpaceDN w:val="0"/>
+              <w:adjustRightInd w:val="0"/>
+              <w:rPr>
+                <w:rFonts w:ascii="BRH Devanagari Extra" w:hAnsi="BRH Devanagari Extra" w:cs="BRH Devanagari Extra"/>
+                <w:color w:val="000000"/>
+                <w:sz w:val="32"/>
+                <w:szCs w:val="40"/>
+              </w:rPr>
+            </w:pPr>
+            <w:r>
+              <w:rPr>
+                <w:rFonts w:cs="BRH Devanagari Extra"/>
+                <w:color w:val="000000"/>
+                <w:szCs w:val="40"/>
+              </w:rPr>
+              <w:t>38</w:t>
+            </w:r>
+            <w:r>
+              <w:rPr>
+                <w:rFonts w:ascii="BRH Devanagari Extra" w:hAnsi="BRH Devanagari Extra" w:cs="BRH Devanagari Extra"/>
+                <w:color w:val="000000"/>
+                <w:sz w:val="32"/>
+                <w:szCs w:val="40"/>
+              </w:rPr>
+              <w:t>)</w:t>
+            </w:r>
+            <w:r>
+              <w:rPr>
+                <w:rFonts w:ascii="BRH Devanagari Extra" w:hAnsi="BRH Devanagari Extra" w:cs="BRH Devanagari Extra"/>
+                <w:color w:val="000000"/>
+                <w:sz w:val="32"/>
+                <w:szCs w:val="40"/>
+              </w:rPr>
+              <w:tab/>
+            </w:r>
+            <w:r>
+              <w:rPr>
+                <w:rFonts w:cs="BRH Devanagari Extra"/>
+                <w:color w:val="000000"/>
+                <w:szCs w:val="40"/>
+              </w:rPr>
+              <w:t>1</w:t>
+            </w:r>
+            <w:r>
+              <w:rPr>
+                <w:rFonts w:ascii="BRH Devanagari Extra" w:hAnsi="BRH Devanagari Extra" w:cs="BRH Devanagari Extra"/>
+                <w:color w:val="000000"/>
+                <w:sz w:val="32"/>
+                <w:szCs w:val="40"/>
+              </w:rPr>
+              <w:t>.</w:t>
+            </w:r>
+            <w:r>
+              <w:rPr>
+                <w:rFonts w:cs="BRH Devanagari Extra"/>
+                <w:color w:val="000000"/>
+                <w:szCs w:val="40"/>
+              </w:rPr>
+              <w:t>1</w:t>
+            </w:r>
+            <w:r>
+              <w:rPr>
+                <w:rFonts w:ascii="BRH Devanagari Extra" w:hAnsi="BRH Devanagari Extra" w:cs="BRH Devanagari Extra"/>
+                <w:color w:val="000000"/>
+                <w:sz w:val="32"/>
+                <w:szCs w:val="40"/>
+              </w:rPr>
+              <w:t>.</w:t>
+            </w:r>
+            <w:r>
+              <w:rPr>
+                <w:rFonts w:cs="BRH Devanagari Extra"/>
+                <w:color w:val="000000"/>
+                <w:szCs w:val="40"/>
+              </w:rPr>
+              <w:t>14</w:t>
+            </w:r>
+            <w:r>
+              <w:rPr>
+                <w:rFonts w:ascii="BRH Devanagari Extra" w:hAnsi="BRH Devanagari Extra" w:cs="BRH Devanagari Extra"/>
+                <w:color w:val="000000"/>
+                <w:sz w:val="32"/>
+                <w:szCs w:val="40"/>
+              </w:rPr>
+              <w:t>.</w:t>
+            </w:r>
+            <w:r>
+              <w:rPr>
+                <w:rFonts w:cs="BRH Devanagari Extra"/>
+                <w:color w:val="000000"/>
+                <w:szCs w:val="40"/>
+              </w:rPr>
+              <w:t>2</w:t>
+            </w:r>
+            <w:r>
+              <w:rPr>
+                <w:rFonts w:ascii="BRH Devanagari Extra" w:hAnsi="BRH Devanagari Extra" w:cs="BRH Devanagari Extra"/>
+                <w:color w:val="000000"/>
+                <w:sz w:val="32"/>
+                <w:szCs w:val="40"/>
+              </w:rPr>
+              <w:t>(</w:t>
+            </w:r>
+            <w:r>
+              <w:rPr>
+                <w:rFonts w:cs="BRH Devanagari Extra"/>
+                <w:color w:val="000000"/>
+                <w:szCs w:val="40"/>
+              </w:rPr>
+              <w:t>34</w:t>
+            </w:r>
+            <w:r>
+              <w:rPr>
+                <w:rFonts w:ascii="BRH Devanagari Extra" w:hAnsi="BRH Devanagari Extra" w:cs="BRH Devanagari Extra"/>
+                <w:color w:val="000000"/>
+                <w:sz w:val="32"/>
+                <w:szCs w:val="40"/>
+              </w:rPr>
+              <w:t>)- cÉ</w:t>
+            </w:r>
+            <w:r>
+              <w:rPr>
+                <w:rFonts w:ascii="BRH Malayalam Extra" w:hAnsi="BRH Malayalam Extra" w:cs="BRH Devanagari Extra"/>
+                <w:color w:val="000000"/>
+                <w:szCs w:val="40"/>
+              </w:rPr>
+              <w:t>–</w:t>
+            </w:r>
+            <w:r>
+              <w:rPr>
+                <w:rFonts w:ascii="BRH Devanagari Extra" w:hAnsi="BRH Devanagari Extra" w:cs="BRH Devanagari Extra"/>
+                <w:color w:val="000000"/>
+                <w:sz w:val="32"/>
+                <w:szCs w:val="40"/>
+              </w:rPr>
+              <w:t>l</w:t>
+            </w:r>
+            <w:r>
+              <w:rPr>
+                <w:rFonts w:ascii="BRH Devanagari Extra" w:hAnsi="BRH Devanagari Extra" w:cs="BRH Devanagari Extra"/>
+                <w:color w:val="000000"/>
+                <w:sz w:val="32"/>
+                <w:szCs w:val="40"/>
+                <w:highlight w:val="yellow"/>
+              </w:rPr>
+              <w:t>SìÉÿaÉëÉÈ</w:t>
+            </w:r>
+            <w:r>
+              <w:rPr>
+                <w:rFonts w:ascii="BRH Devanagari Extra" w:hAnsi="BRH Devanagari Extra" w:cs="BRH Devanagari Extra"/>
+                <w:color w:val="000000"/>
+                <w:sz w:val="32"/>
+                <w:szCs w:val="40"/>
+              </w:rPr>
+              <w:t xml:space="preserve"> |</w:t>
+            </w:r>
+          </w:p>
+          <w:p>
+            <w:pPr>
+              <w:widowControl w:val="0"/>
+              <w:autoSpaceDE w:val="0"/>
+              <w:autoSpaceDN w:val="0"/>
+              <w:adjustRightInd w:val="0"/>
+              <w:rPr>
+                <w:rFonts w:ascii="BRH Devanagari Extra" w:hAnsi="BRH Devanagari Extra" w:cs="BRH Devanagari Extra"/>
+                <w:color w:val="000000"/>
+                <w:sz w:val="32"/>
+                <w:szCs w:val="40"/>
+              </w:rPr>
+            </w:pPr>
+            <w:r>
+              <w:rPr>
+                <w:rFonts w:ascii="BRH Devanagari Extra" w:hAnsi="BRH Devanagari Extra" w:cs="BRH Devanagari Extra"/>
+                <w:color w:val="000000"/>
+                <w:sz w:val="32"/>
+                <w:szCs w:val="40"/>
+              </w:rPr>
+              <w:t>cÉ</w:t>
+            </w:r>
+            <w:r>
+              <w:rPr>
+                <w:rFonts w:ascii="BRH Malayalam Extra" w:hAnsi="BRH Malayalam Extra" w:cs="BRH Devanagari Extra"/>
+                <w:color w:val="000000"/>
+                <w:szCs w:val="40"/>
+              </w:rPr>
+              <w:t>–</w:t>
+            </w:r>
+            <w:r>
+              <w:rPr>
+                <w:rFonts w:ascii="BRH Devanagari Extra" w:hAnsi="BRH Devanagari Extra" w:cs="BRH Devanagari Extra"/>
+                <w:color w:val="000000"/>
+                <w:sz w:val="32"/>
+                <w:szCs w:val="40"/>
+              </w:rPr>
+              <w:t>lSìÉaÉëÉ</w:t>
+            </w:r>
+            <w:r>
+              <w:rPr>
+                <w:rFonts w:ascii="BRH Malayalam Extra" w:hAnsi="BRH Malayalam Extra" w:cs="BRH Devanagari Extra"/>
+                <w:color w:val="000000"/>
+                <w:szCs w:val="40"/>
+              </w:rPr>
+              <w:t>–</w:t>
+            </w:r>
+            <w:r>
+              <w:rPr>
+                <w:rFonts w:ascii="BRH Devanagari Extra" w:hAnsi="BRH Devanagari Extra" w:cs="BRH Devanagari Extra"/>
+                <w:color w:val="000000"/>
+                <w:sz w:val="32"/>
+                <w:szCs w:val="40"/>
+              </w:rPr>
+              <w:t xml:space="preserve"> CÌiÉþ cÉ</w:t>
+            </w:r>
+            <w:r>
+              <w:rPr>
+                <w:rFonts w:ascii="BRH Malayalam Extra" w:hAnsi="BRH Malayalam Extra" w:cs="BRH Devanagari Extra"/>
+                <w:color w:val="000000"/>
+                <w:szCs w:val="40"/>
+              </w:rPr>
+              <w:t>–</w:t>
+            </w:r>
+            <w:r>
+              <w:rPr>
+                <w:rFonts w:ascii="BRH Devanagari Extra" w:hAnsi="BRH Devanagari Extra" w:cs="BRH Devanagari Extra"/>
+                <w:color w:val="000000"/>
+                <w:sz w:val="32"/>
+                <w:szCs w:val="40"/>
+              </w:rPr>
+              <w:t>lSì - A</w:t>
+            </w:r>
+            <w:r>
+              <w:rPr>
+                <w:rFonts w:ascii="BRH Malayalam Extra" w:hAnsi="BRH Malayalam Extra" w:cs="BRH Devanagari Extra"/>
+                <w:color w:val="000000"/>
+                <w:szCs w:val="40"/>
+              </w:rPr>
+              <w:t>–</w:t>
+            </w:r>
+            <w:r>
+              <w:rPr>
+                <w:rFonts w:ascii="BRH Devanagari Extra" w:hAnsi="BRH Devanagari Extra" w:cs="BRH Devanagari Extra"/>
+                <w:color w:val="000000"/>
+                <w:sz w:val="32"/>
+                <w:szCs w:val="40"/>
+              </w:rPr>
+              <w:t>aÉëÉ</w:t>
+            </w:r>
+            <w:r>
+              <w:rPr>
+                <w:rFonts w:ascii="BRH Malayalam Extra" w:hAnsi="BRH Malayalam Extra" w:cs="BRH Devanagari Extra"/>
+                <w:color w:val="000000"/>
+                <w:szCs w:val="40"/>
+              </w:rPr>
+              <w:t>–</w:t>
+            </w:r>
+            <w:r>
+              <w:rPr>
+                <w:rFonts w:ascii="BRH Devanagari Extra" w:hAnsi="BRH Devanagari Extra" w:cs="BRH Devanagari Extra"/>
+                <w:color w:val="000000"/>
+                <w:sz w:val="32"/>
+                <w:szCs w:val="40"/>
+              </w:rPr>
+              <w:t xml:space="preserve">È | </w:t>
+            </w:r>
+          </w:p>
+          <w:p>
+            <w:pPr>
+              <w:widowControl w:val="0"/>
+              <w:autoSpaceDE w:val="0"/>
+              <w:autoSpaceDN w:val="0"/>
+              <w:adjustRightInd w:val="0"/>
+              <w:rPr>
+                <w:rFonts w:cs="BRH Devanagari Extra"/>
+                <w:color w:val="000000"/>
+                <w:szCs w:val="40"/>
+              </w:rPr>
+            </w:pPr>
+          </w:p>
+        </w:tc>
+        <w:tc>
+          <w:tcPr>
+            <w:tcW w:w="7513" w:type="dxa"/>
+          </w:tcPr>
+          <w:p>
+            <w:pPr>
+              <w:widowControl w:val="0"/>
+              <w:autoSpaceDE w:val="0"/>
+              <w:autoSpaceDN w:val="0"/>
+              <w:adjustRightInd w:val="0"/>
+              <w:rPr>
+                <w:rFonts w:ascii="BRH Devanagari Extra" w:hAnsi="BRH Devanagari Extra" w:cs="BRH Devanagari Extra"/>
+                <w:color w:val="000000"/>
+                <w:sz w:val="32"/>
+                <w:szCs w:val="40"/>
+              </w:rPr>
+            </w:pPr>
+            <w:r>
+              <w:rPr>
+                <w:rFonts w:cs="BRH Devanagari Extra"/>
+                <w:color w:val="000000"/>
+                <w:szCs w:val="40"/>
+              </w:rPr>
+              <w:t>35</w:t>
+            </w:r>
+            <w:r>
+              <w:rPr>
+                <w:rFonts w:ascii="BRH Devanagari Extra" w:hAnsi="BRH Devanagari Extra" w:cs="BRH Devanagari Extra"/>
+                <w:color w:val="000000"/>
+                <w:sz w:val="32"/>
+                <w:szCs w:val="40"/>
+              </w:rPr>
+              <w:t>)</w:t>
+            </w:r>
+            <w:r>
+              <w:rPr>
+                <w:rFonts w:ascii="BRH Devanagari Extra" w:hAnsi="BRH Devanagari Extra" w:cs="BRH Devanagari Extra"/>
+                <w:color w:val="000000"/>
+                <w:sz w:val="32"/>
+                <w:szCs w:val="40"/>
+              </w:rPr>
+              <w:tab/>
+            </w:r>
+            <w:r>
+              <w:rPr>
+                <w:rFonts w:cs="BRH Devanagari Extra"/>
+                <w:color w:val="000000"/>
+                <w:szCs w:val="40"/>
+              </w:rPr>
+              <w:t>1</w:t>
+            </w:r>
+            <w:r>
+              <w:rPr>
+                <w:rFonts w:ascii="BRH Devanagari Extra" w:hAnsi="BRH Devanagari Extra" w:cs="BRH Devanagari Extra"/>
+                <w:color w:val="000000"/>
+                <w:sz w:val="32"/>
+                <w:szCs w:val="40"/>
+              </w:rPr>
+              <w:t>.</w:t>
+            </w:r>
+            <w:r>
+              <w:rPr>
+                <w:rFonts w:cs="BRH Devanagari Extra"/>
+                <w:color w:val="000000"/>
+                <w:szCs w:val="40"/>
+              </w:rPr>
+              <w:t>1</w:t>
+            </w:r>
+            <w:r>
+              <w:rPr>
+                <w:rFonts w:ascii="BRH Devanagari Extra" w:hAnsi="BRH Devanagari Extra" w:cs="BRH Devanagari Extra"/>
+                <w:color w:val="000000"/>
+                <w:sz w:val="32"/>
+                <w:szCs w:val="40"/>
+              </w:rPr>
+              <w:t>.</w:t>
+            </w:r>
+            <w:r>
+              <w:rPr>
+                <w:rFonts w:cs="BRH Devanagari Extra"/>
+                <w:color w:val="000000"/>
+                <w:szCs w:val="40"/>
+              </w:rPr>
+              <w:t>14</w:t>
+            </w:r>
+            <w:r>
+              <w:rPr>
+                <w:rFonts w:ascii="BRH Devanagari Extra" w:hAnsi="BRH Devanagari Extra" w:cs="BRH Devanagari Extra"/>
+                <w:color w:val="000000"/>
+                <w:sz w:val="32"/>
+                <w:szCs w:val="40"/>
+              </w:rPr>
+              <w:t>.</w:t>
+            </w:r>
+            <w:r>
+              <w:rPr>
+                <w:rFonts w:cs="BRH Devanagari Extra"/>
+                <w:color w:val="000000"/>
+                <w:szCs w:val="40"/>
+              </w:rPr>
+              <w:t>2</w:t>
+            </w:r>
+            <w:r>
+              <w:rPr>
+                <w:rFonts w:ascii="BRH Devanagari Extra" w:hAnsi="BRH Devanagari Extra" w:cs="BRH Devanagari Extra"/>
+                <w:color w:val="000000"/>
+                <w:sz w:val="32"/>
+                <w:szCs w:val="40"/>
+              </w:rPr>
+              <w:t>(</w:t>
+            </w:r>
+            <w:r>
+              <w:rPr>
+                <w:rFonts w:cs="BRH Devanagari Extra"/>
+                <w:color w:val="000000"/>
+                <w:szCs w:val="40"/>
+              </w:rPr>
+              <w:t>32</w:t>
+            </w:r>
+            <w:r>
+              <w:rPr>
+                <w:rFonts w:ascii="BRH Devanagari Extra" w:hAnsi="BRH Devanagari Extra" w:cs="BRH Devanagari Extra"/>
+                <w:color w:val="000000"/>
+                <w:sz w:val="32"/>
+                <w:szCs w:val="40"/>
+              </w:rPr>
+              <w:t>)- UÉ</w:t>
+            </w:r>
+            <w:r>
+              <w:rPr>
+                <w:rFonts w:ascii="BRH Malayalam Extra" w:hAnsi="BRH Malayalam Extra" w:cs="BRH Devanagari Extra"/>
+                <w:color w:val="000000"/>
+                <w:szCs w:val="40"/>
+              </w:rPr>
+              <w:t>–</w:t>
+            </w:r>
+            <w:r>
+              <w:rPr>
+                <w:rFonts w:ascii="BRH Devanagari Extra" w:hAnsi="BRH Devanagari Extra" w:cs="BRH Devanagari Extra"/>
+                <w:color w:val="000000"/>
+                <w:sz w:val="32"/>
+                <w:szCs w:val="40"/>
+              </w:rPr>
+              <w:t>xÉ</w:t>
+            </w:r>
+            <w:r>
+              <w:rPr>
+                <w:rFonts w:ascii="BRH Malayalam Extra" w:hAnsi="BRH Malayalam Extra" w:cs="BRH Devanagari Extra"/>
+                <w:color w:val="000000"/>
+                <w:szCs w:val="40"/>
+              </w:rPr>
+              <w:t>–</w:t>
+            </w:r>
+            <w:r>
+              <w:rPr>
+                <w:rFonts w:ascii="BRH Devanagari Extra" w:hAnsi="BRH Devanagari Extra" w:cs="BRH Devanagari Extra"/>
+                <w:color w:val="000000"/>
+                <w:sz w:val="32"/>
+                <w:szCs w:val="40"/>
+              </w:rPr>
+              <w:t>iÉç | zÉÑ</w:t>
+            </w:r>
+            <w:r>
+              <w:rPr>
+                <w:rFonts w:ascii="BRH Malayalam Extra" w:hAnsi="BRH Malayalam Extra" w:cs="BRH Devanagari Extra"/>
+                <w:color w:val="000000"/>
+                <w:szCs w:val="40"/>
+              </w:rPr>
+              <w:t>–</w:t>
+            </w:r>
+            <w:r>
+              <w:rPr>
+                <w:rFonts w:ascii="BRH Devanagari Extra" w:hAnsi="BRH Devanagari Extra" w:cs="BRH Devanagari Extra"/>
+                <w:color w:val="000000"/>
+                <w:sz w:val="32"/>
+                <w:szCs w:val="40"/>
+              </w:rPr>
+              <w:t>ÂkÉþÈ | cÉ</w:t>
+            </w:r>
+            <w:r>
+              <w:rPr>
+                <w:rFonts w:ascii="BRH Malayalam Extra" w:hAnsi="BRH Malayalam Extra" w:cs="BRH Devanagari Extra"/>
+                <w:color w:val="000000"/>
+                <w:szCs w:val="40"/>
+              </w:rPr>
+              <w:t>–</w:t>
+            </w:r>
+            <w:r>
+              <w:rPr>
+                <w:rFonts w:ascii="BRH Devanagari Extra" w:hAnsi="BRH Devanagari Extra" w:cs="BRH Devanagari Extra"/>
+                <w:color w:val="000000"/>
+                <w:sz w:val="32"/>
+                <w:szCs w:val="40"/>
+                <w:highlight w:val="green"/>
+              </w:rPr>
+              <w:t>lSìÉaÉëÉ</w:t>
+            </w:r>
+            <w:r>
+              <w:rPr>
+                <w:rFonts w:ascii="BRH Devanagari Extra" w:hAnsi="BRH Devanagari Extra" w:cs="BRH Devanagari Extra"/>
+                <w:color w:val="000000"/>
+                <w:sz w:val="32"/>
+                <w:szCs w:val="40"/>
+                <w:highlight w:val="yellow"/>
+              </w:rPr>
+              <w:t>ÿ</w:t>
+            </w:r>
+            <w:r>
+              <w:rPr>
+                <w:rFonts w:ascii="BRH Devanagari Extra" w:hAnsi="BRH Devanagari Extra" w:cs="BRH Devanagari Extra"/>
+                <w:color w:val="000000"/>
+                <w:sz w:val="32"/>
+                <w:szCs w:val="40"/>
+              </w:rPr>
+              <w:t>È |</w:t>
+            </w:r>
+          </w:p>
+          <w:p>
+            <w:pPr>
+              <w:widowControl w:val="0"/>
+              <w:autoSpaceDE w:val="0"/>
+              <w:autoSpaceDN w:val="0"/>
+              <w:adjustRightInd w:val="0"/>
+              <w:rPr>
+                <w:rFonts w:ascii="BRH Devanagari Extra" w:hAnsi="BRH Devanagari Extra" w:cs="BRH Devanagari Extra"/>
+                <w:color w:val="000000"/>
+                <w:sz w:val="32"/>
+                <w:szCs w:val="40"/>
+              </w:rPr>
+            </w:pPr>
+            <w:r>
+              <w:rPr>
+                <w:rFonts w:ascii="BRH Devanagari Extra" w:hAnsi="BRH Devanagari Extra" w:cs="BRH Devanagari Extra"/>
+                <w:color w:val="000000"/>
+                <w:sz w:val="32"/>
+                <w:szCs w:val="40"/>
+              </w:rPr>
+              <w:t>UÉ</w:t>
+            </w:r>
+            <w:r>
+              <w:rPr>
+                <w:rFonts w:ascii="BRH Malayalam Extra" w:hAnsi="BRH Malayalam Extra" w:cs="BRH Devanagari Extra"/>
+                <w:color w:val="000000"/>
+                <w:szCs w:val="40"/>
+              </w:rPr>
+              <w:t>–</w:t>
+            </w:r>
+            <w:r>
+              <w:rPr>
+                <w:rFonts w:ascii="BRH Devanagari Extra" w:hAnsi="BRH Devanagari Extra" w:cs="BRH Devanagari Extra"/>
+                <w:color w:val="000000"/>
+                <w:sz w:val="32"/>
+                <w:szCs w:val="40"/>
+              </w:rPr>
+              <w:t>xÉ</w:t>
+            </w:r>
+            <w:r>
+              <w:rPr>
+                <w:rFonts w:ascii="BRH Malayalam Extra" w:hAnsi="BRH Malayalam Extra" w:cs="BRH Devanagari Extra"/>
+                <w:color w:val="000000"/>
+                <w:szCs w:val="40"/>
+              </w:rPr>
+              <w:t>–</w:t>
+            </w:r>
+            <w:r>
+              <w:rPr>
+                <w:rFonts w:ascii="BRH Malayalam Extra" w:hAnsi="BRH Malayalam Extra" w:cs="BRH Devanagari Extra"/>
+                <w:color w:val="000000"/>
+                <w:szCs w:val="40"/>
+              </w:rPr>
+              <w:t xml:space="preserve"> </w:t>
+            </w:r>
+            <w:r>
+              <w:rPr>
+                <w:rFonts w:ascii="BRH Devanagari Extra" w:hAnsi="BRH Devanagari Extra" w:cs="BRH Devanagari Extra"/>
+                <w:color w:val="000000"/>
+                <w:sz w:val="32"/>
+                <w:szCs w:val="40"/>
+              </w:rPr>
+              <w:t>cNÒû</w:t>
+            </w:r>
+            <w:r>
+              <w:rPr>
+                <w:rFonts w:ascii="BRH Malayalam Extra" w:hAnsi="BRH Malayalam Extra" w:cs="BRH Devanagari Extra"/>
+                <w:color w:val="000000"/>
+                <w:szCs w:val="40"/>
+              </w:rPr>
+              <w:t>–</w:t>
+            </w:r>
+            <w:r>
+              <w:rPr>
+                <w:rFonts w:ascii="BRH Devanagari Extra" w:hAnsi="BRH Devanagari Extra" w:cs="BRH Devanagari Extra"/>
+                <w:color w:val="000000"/>
+                <w:sz w:val="32"/>
+                <w:szCs w:val="40"/>
+              </w:rPr>
+              <w:t>ÂkÉþÈ zÉÑ</w:t>
+            </w:r>
+            <w:r>
+              <w:rPr>
+                <w:rFonts w:ascii="BRH Malayalam Extra" w:hAnsi="BRH Malayalam Extra" w:cs="BRH Devanagari Extra"/>
+                <w:color w:val="000000"/>
+                <w:szCs w:val="40"/>
+              </w:rPr>
+              <w:t>–</w:t>
+            </w:r>
+            <w:r>
+              <w:rPr>
+                <w:rFonts w:ascii="BRH Devanagari Extra" w:hAnsi="BRH Devanagari Extra" w:cs="BRH Devanagari Extra"/>
+                <w:color w:val="000000"/>
+                <w:sz w:val="32"/>
+                <w:szCs w:val="40"/>
+              </w:rPr>
+              <w:t xml:space="preserve">ÂkÉÉåþ UÉxÉSè </w:t>
+            </w:r>
+            <w:r>
+              <w:rPr>
+                <w:rFonts w:ascii="BRH Devanagari Extra" w:hAnsi="BRH Devanagari Extra" w:cs="BRH Devanagari Extra"/>
+                <w:color w:val="000000"/>
+                <w:sz w:val="32"/>
+                <w:szCs w:val="40"/>
+              </w:rPr>
+              <w:t>UÉxÉ</w:t>
+            </w:r>
+            <w:r>
+              <w:rPr>
+                <w:rFonts w:ascii="BRH Devanagari Extra" w:hAnsi="BRH Devanagari Extra" w:cs="BRH Devanagari Extra"/>
+                <w:color w:val="000000"/>
+                <w:sz w:val="32"/>
+                <w:szCs w:val="40"/>
+              </w:rPr>
+              <w:t xml:space="preserve"> cNÒû</w:t>
+            </w:r>
+            <w:r>
+              <w:rPr>
+                <w:rFonts w:ascii="BRH Malayalam Extra" w:hAnsi="BRH Malayalam Extra" w:cs="BRH Devanagari Extra"/>
+                <w:color w:val="000000"/>
+                <w:szCs w:val="40"/>
+              </w:rPr>
+              <w:t>–</w:t>
+            </w:r>
+            <w:r>
+              <w:rPr>
+                <w:rFonts w:ascii="BRH Devanagari Extra" w:hAnsi="BRH Devanagari Extra" w:cs="BRH Devanagari Extra"/>
+                <w:color w:val="000000"/>
+                <w:sz w:val="32"/>
+                <w:szCs w:val="40"/>
+              </w:rPr>
+              <w:t xml:space="preserve">ÂkÉþ </w:t>
+            </w:r>
+            <w:r>
+              <w:rPr>
+                <w:rFonts w:ascii="BRH Devanagari Extra" w:hAnsi="BRH Devanagari Extra" w:cs="BRH Devanagari Extra"/>
+                <w:color w:val="000000"/>
+                <w:sz w:val="32"/>
+                <w:szCs w:val="40"/>
+                <w:highlight w:val="green"/>
+              </w:rPr>
+              <w:t>¶É</w:t>
+            </w:r>
+            <w:r>
+              <w:rPr>
+                <w:rFonts w:ascii="BRH Malayalam Extra" w:hAnsi="BRH Malayalam Extra" w:cs="BRH Devanagari Extra"/>
+                <w:color w:val="000000"/>
+                <w:szCs w:val="40"/>
+                <w:highlight w:val="green"/>
+              </w:rPr>
+              <w:t>–</w:t>
+            </w:r>
+            <w:r>
+              <w:rPr>
+                <w:rFonts w:ascii="BRH Devanagari Extra" w:hAnsi="BRH Devanagari Extra" w:cs="BRH Devanagari Extra"/>
+                <w:color w:val="000000"/>
+                <w:sz w:val="32"/>
+                <w:szCs w:val="40"/>
+                <w:highlight w:val="green"/>
+              </w:rPr>
+              <w:t>lSìÉaÉëÉÿ</w:t>
+            </w:r>
+            <w:r>
+              <w:rPr>
+                <w:rFonts w:ascii="BRH Devanagari Extra" w:hAnsi="BRH Devanagari Extra" w:cs="BRH Devanagari Extra"/>
+                <w:color w:val="000000"/>
+                <w:sz w:val="32"/>
+                <w:szCs w:val="40"/>
+              </w:rPr>
+              <w:t xml:space="preserve"> </w:t>
+            </w:r>
+          </w:p>
+          <w:p>
+            <w:pPr>
+              <w:widowControl w:val="0"/>
+              <w:autoSpaceDE w:val="0"/>
+              <w:autoSpaceDN w:val="0"/>
+              <w:adjustRightInd w:val="0"/>
+              <w:rPr>
+                <w:rFonts w:ascii="BRH Devanagari Extra" w:hAnsi="BRH Devanagari Extra" w:cs="BRH Devanagari Extra"/>
+                <w:color w:val="000000"/>
+                <w:sz w:val="32"/>
+                <w:szCs w:val="40"/>
+              </w:rPr>
+            </w:pPr>
+            <w:r>
+              <w:rPr>
+                <w:rFonts w:ascii="BRH Devanagari Extra" w:hAnsi="BRH Devanagari Extra" w:cs="BRH Devanagari Extra"/>
+                <w:color w:val="000000"/>
+                <w:sz w:val="32"/>
+                <w:szCs w:val="40"/>
+                <w:highlight w:val="green"/>
+              </w:rPr>
+              <w:t>¶É</w:t>
+            </w:r>
+            <w:r>
+              <w:rPr>
+                <w:rFonts w:ascii="BRH Malayalam Extra" w:hAnsi="BRH Malayalam Extra" w:cs="BRH Devanagari Extra"/>
+                <w:color w:val="000000"/>
+                <w:szCs w:val="40"/>
+                <w:highlight w:val="green"/>
+              </w:rPr>
+              <w:t>–</w:t>
+            </w:r>
+            <w:r>
+              <w:rPr>
+                <w:rFonts w:ascii="BRH Devanagari Extra" w:hAnsi="BRH Devanagari Extra" w:cs="BRH Devanagari Extra"/>
+                <w:color w:val="000000"/>
+                <w:sz w:val="32"/>
+                <w:szCs w:val="40"/>
+                <w:highlight w:val="green"/>
+              </w:rPr>
+              <w:t>lSìÉaÉëÉÿÈ</w:t>
+            </w:r>
+            <w:r>
+              <w:rPr>
+                <w:rFonts w:ascii="BRH Devanagari Extra" w:hAnsi="BRH Devanagari Extra" w:cs="BRH Devanagari Extra"/>
+                <w:color w:val="000000"/>
+                <w:sz w:val="32"/>
+                <w:szCs w:val="40"/>
+              </w:rPr>
+              <w:t xml:space="preserve"> zÉÑ</w:t>
+            </w:r>
+            <w:r>
+              <w:rPr>
+                <w:rFonts w:ascii="BRH Malayalam Extra" w:hAnsi="BRH Malayalam Extra" w:cs="BRH Devanagari Extra"/>
+                <w:color w:val="000000"/>
+                <w:szCs w:val="40"/>
+              </w:rPr>
+              <w:t>–</w:t>
+            </w:r>
+            <w:r>
+              <w:rPr>
+                <w:rFonts w:ascii="BRH Devanagari Extra" w:hAnsi="BRH Devanagari Extra" w:cs="BRH Devanagari Extra"/>
+                <w:color w:val="000000"/>
+                <w:sz w:val="32"/>
+                <w:szCs w:val="40"/>
+              </w:rPr>
+              <w:t>ÂkÉÉåþ UÉxÉSè UÉxÉcNÒû</w:t>
+            </w:r>
+            <w:r>
+              <w:rPr>
+                <w:rFonts w:ascii="BRH Malayalam Extra" w:hAnsi="BRH Malayalam Extra" w:cs="BRH Devanagari Extra"/>
+                <w:color w:val="000000"/>
+                <w:szCs w:val="40"/>
+              </w:rPr>
+              <w:t>–</w:t>
+            </w:r>
+            <w:r>
+              <w:rPr>
+                <w:rFonts w:ascii="BRH Devanagari Extra" w:hAnsi="BRH Devanagari Extra" w:cs="BRH Devanagari Extra"/>
+                <w:color w:val="000000"/>
+                <w:sz w:val="32"/>
+                <w:szCs w:val="40"/>
+              </w:rPr>
+              <w:t>ÂkÉþ ¶É</w:t>
+            </w:r>
+            <w:r>
+              <w:rPr>
+                <w:rFonts w:ascii="BRH Malayalam Extra" w:hAnsi="BRH Malayalam Extra" w:cs="BRH Devanagari Extra"/>
+                <w:color w:val="000000"/>
+                <w:szCs w:val="40"/>
+              </w:rPr>
+              <w:t>–</w:t>
+            </w:r>
+            <w:r>
+              <w:rPr>
+                <w:rFonts w:ascii="BRH Devanagari Extra" w:hAnsi="BRH Devanagari Extra" w:cs="BRH Devanagari Extra"/>
+                <w:color w:val="000000"/>
+                <w:sz w:val="32"/>
+                <w:szCs w:val="40"/>
+                <w:highlight w:val="green"/>
+              </w:rPr>
+              <w:t>lSìÉaÉëÉÿÈ</w:t>
+            </w:r>
+            <w:r>
+              <w:rPr>
+                <w:rFonts w:ascii="BRH Devanagari Extra" w:hAnsi="BRH Devanagari Extra" w:cs="BRH Devanagari Extra"/>
+                <w:color w:val="000000"/>
+                <w:sz w:val="32"/>
+                <w:szCs w:val="40"/>
+              </w:rPr>
+              <w:t xml:space="preserve"> | </w:t>
+            </w:r>
+          </w:p>
+          <w:p>
+            <w:pPr>
+              <w:widowControl w:val="0"/>
+              <w:autoSpaceDE w:val="0"/>
+              <w:autoSpaceDN w:val="0"/>
+              <w:adjustRightInd w:val="0"/>
+              <w:rPr>
+                <w:rFonts w:ascii="BRH Devanagari Extra" w:hAnsi="BRH Devanagari Extra" w:cs="BRH Devanagari Extra"/>
+                <w:color w:val="000000"/>
+                <w:sz w:val="32"/>
+                <w:szCs w:val="40"/>
+              </w:rPr>
+            </w:pPr>
+            <w:r>
+              <w:rPr>
+                <w:rFonts w:cs="BRH Devanagari Extra"/>
+                <w:color w:val="000000"/>
+                <w:szCs w:val="40"/>
+              </w:rPr>
+              <w:t>36</w:t>
+            </w:r>
+            <w:r>
+              <w:rPr>
+                <w:rFonts w:ascii="BRH Devanagari Extra" w:hAnsi="BRH Devanagari Extra" w:cs="BRH Devanagari Extra"/>
+                <w:color w:val="000000"/>
+                <w:sz w:val="32"/>
+                <w:szCs w:val="40"/>
+              </w:rPr>
+              <w:t>)</w:t>
+            </w:r>
+            <w:r>
+              <w:rPr>
+                <w:rFonts w:ascii="BRH Devanagari Extra" w:hAnsi="BRH Devanagari Extra" w:cs="BRH Devanagari Extra"/>
+                <w:color w:val="000000"/>
+                <w:sz w:val="32"/>
+                <w:szCs w:val="40"/>
+              </w:rPr>
+              <w:tab/>
+            </w:r>
+            <w:r>
+              <w:rPr>
+                <w:rFonts w:cs="BRH Devanagari Extra"/>
+                <w:color w:val="000000"/>
+                <w:szCs w:val="40"/>
+              </w:rPr>
+              <w:t>1</w:t>
+            </w:r>
+            <w:r>
+              <w:rPr>
+                <w:rFonts w:ascii="BRH Devanagari Extra" w:hAnsi="BRH Devanagari Extra" w:cs="BRH Devanagari Extra"/>
+                <w:color w:val="000000"/>
+                <w:sz w:val="32"/>
+                <w:szCs w:val="40"/>
+              </w:rPr>
+              <w:t>.</w:t>
+            </w:r>
+            <w:r>
+              <w:rPr>
+                <w:rFonts w:cs="BRH Devanagari Extra"/>
+                <w:color w:val="000000"/>
+                <w:szCs w:val="40"/>
+              </w:rPr>
+              <w:t>1</w:t>
+            </w:r>
+            <w:r>
+              <w:rPr>
+                <w:rFonts w:ascii="BRH Devanagari Extra" w:hAnsi="BRH Devanagari Extra" w:cs="BRH Devanagari Extra"/>
+                <w:color w:val="000000"/>
+                <w:sz w:val="32"/>
+                <w:szCs w:val="40"/>
+              </w:rPr>
+              <w:t>.</w:t>
+            </w:r>
+            <w:r>
+              <w:rPr>
+                <w:rFonts w:cs="BRH Devanagari Extra"/>
+                <w:color w:val="000000"/>
+                <w:szCs w:val="40"/>
+              </w:rPr>
+              <w:t>14</w:t>
+            </w:r>
+            <w:r>
+              <w:rPr>
+                <w:rFonts w:ascii="BRH Devanagari Extra" w:hAnsi="BRH Devanagari Extra" w:cs="BRH Devanagari Extra"/>
+                <w:color w:val="000000"/>
+                <w:sz w:val="32"/>
+                <w:szCs w:val="40"/>
+              </w:rPr>
+              <w:t>.</w:t>
+            </w:r>
+            <w:r>
+              <w:rPr>
+                <w:rFonts w:cs="BRH Devanagari Extra"/>
+                <w:color w:val="000000"/>
+                <w:szCs w:val="40"/>
+              </w:rPr>
+              <w:t>2</w:t>
+            </w:r>
+            <w:r>
+              <w:rPr>
+                <w:rFonts w:ascii="BRH Devanagari Extra" w:hAnsi="BRH Devanagari Extra" w:cs="BRH Devanagari Extra"/>
+                <w:color w:val="000000"/>
+                <w:sz w:val="32"/>
+                <w:szCs w:val="40"/>
+              </w:rPr>
+              <w:t>(</w:t>
+            </w:r>
+            <w:r>
+              <w:rPr>
+                <w:rFonts w:cs="BRH Devanagari Extra"/>
+                <w:color w:val="000000"/>
+                <w:szCs w:val="40"/>
+              </w:rPr>
+              <w:t>33</w:t>
+            </w:r>
+            <w:r>
+              <w:rPr>
+                <w:rFonts w:ascii="BRH Devanagari Extra" w:hAnsi="BRH Devanagari Extra" w:cs="BRH Devanagari Extra"/>
+                <w:color w:val="000000"/>
+                <w:sz w:val="32"/>
+                <w:szCs w:val="40"/>
+              </w:rPr>
+              <w:t>)- zÉÑ</w:t>
+            </w:r>
+            <w:r>
+              <w:rPr>
+                <w:rFonts w:ascii="BRH Malayalam Extra" w:hAnsi="BRH Malayalam Extra" w:cs="BRH Devanagari Extra"/>
+                <w:color w:val="000000"/>
+                <w:szCs w:val="40"/>
+              </w:rPr>
+              <w:t>–</w:t>
+            </w:r>
+            <w:r>
+              <w:rPr>
+                <w:rFonts w:ascii="BRH Devanagari Extra" w:hAnsi="BRH Devanagari Extra" w:cs="BRH Devanagari Extra"/>
+                <w:color w:val="000000"/>
+                <w:sz w:val="32"/>
+                <w:szCs w:val="40"/>
+              </w:rPr>
+              <w:t>ÂkÉþÈ | cÉ</w:t>
+            </w:r>
+            <w:r>
+              <w:rPr>
+                <w:rFonts w:ascii="BRH Malayalam Extra" w:hAnsi="BRH Malayalam Extra" w:cs="BRH Devanagari Extra"/>
+                <w:color w:val="000000"/>
+                <w:szCs w:val="40"/>
+              </w:rPr>
+              <w:t>–</w:t>
+            </w:r>
+            <w:r>
+              <w:rPr>
+                <w:rFonts w:ascii="BRH Devanagari Extra" w:hAnsi="BRH Devanagari Extra" w:cs="BRH Devanagari Extra"/>
+                <w:color w:val="000000"/>
+                <w:sz w:val="32"/>
+                <w:szCs w:val="40"/>
+                <w:highlight w:val="green"/>
+              </w:rPr>
+              <w:t>lSìÉaÉëÉ</w:t>
+            </w:r>
+            <w:r>
+              <w:rPr>
+                <w:rFonts w:ascii="BRH Devanagari Extra" w:hAnsi="BRH Devanagari Extra" w:cs="BRH Devanagari Extra"/>
+                <w:color w:val="000000"/>
+                <w:sz w:val="32"/>
+                <w:szCs w:val="40"/>
+                <w:highlight w:val="yellow"/>
+              </w:rPr>
+              <w:t>ÿ</w:t>
+            </w:r>
+            <w:r>
+              <w:rPr>
+                <w:rFonts w:ascii="BRH Devanagari Extra" w:hAnsi="BRH Devanagari Extra" w:cs="BRH Devanagari Extra"/>
+                <w:color w:val="000000"/>
+                <w:sz w:val="32"/>
+                <w:szCs w:val="40"/>
+              </w:rPr>
+              <w:t>È | ÍkÉrÉþÎlkÉrÉqÉç |</w:t>
+            </w:r>
+          </w:p>
+          <w:p>
+            <w:pPr>
+              <w:widowControl w:val="0"/>
+              <w:autoSpaceDE w:val="0"/>
+              <w:autoSpaceDN w:val="0"/>
+              <w:adjustRightInd w:val="0"/>
+              <w:rPr>
+                <w:rFonts w:ascii="BRH Devanagari Extra" w:hAnsi="BRH Devanagari Extra" w:cs="BRH Devanagari Extra"/>
+                <w:color w:val="000000"/>
+                <w:sz w:val="32"/>
+                <w:szCs w:val="40"/>
+              </w:rPr>
+            </w:pPr>
+            <w:r>
+              <w:rPr>
+                <w:rFonts w:ascii="BRH Devanagari Extra" w:hAnsi="BRH Devanagari Extra" w:cs="BRH Devanagari Extra"/>
+                <w:color w:val="000000"/>
+                <w:sz w:val="32"/>
+                <w:szCs w:val="40"/>
+              </w:rPr>
+              <w:t>zÉÑ</w:t>
+            </w:r>
+            <w:r>
+              <w:rPr>
+                <w:rFonts w:ascii="BRH Malayalam Extra" w:hAnsi="BRH Malayalam Extra" w:cs="BRH Devanagari Extra"/>
+                <w:color w:val="000000"/>
+                <w:szCs w:val="40"/>
+              </w:rPr>
+              <w:t>–</w:t>
+            </w:r>
+            <w:r>
+              <w:rPr>
+                <w:rFonts w:ascii="BRH Devanagari Extra" w:hAnsi="BRH Devanagari Extra" w:cs="BRH Devanagari Extra"/>
+                <w:color w:val="000000"/>
+                <w:sz w:val="32"/>
+                <w:szCs w:val="40"/>
+              </w:rPr>
+              <w:t>ÂkÉþ ¶É</w:t>
+            </w:r>
+            <w:r>
+              <w:rPr>
+                <w:rFonts w:ascii="BRH Malayalam Extra" w:hAnsi="BRH Malayalam Extra" w:cs="BRH Devanagari Extra"/>
+                <w:color w:val="000000"/>
+                <w:szCs w:val="40"/>
+              </w:rPr>
+              <w:t>–</w:t>
+            </w:r>
+            <w:r>
+              <w:rPr>
+                <w:rFonts w:ascii="BRH Devanagari Extra" w:hAnsi="BRH Devanagari Extra" w:cs="BRH Devanagari Extra"/>
+                <w:color w:val="000000"/>
+                <w:sz w:val="32"/>
+                <w:szCs w:val="40"/>
+                <w:highlight w:val="green"/>
+              </w:rPr>
+              <w:t>lSìÉaÉëÉÿ</w:t>
+            </w:r>
+            <w:r>
+              <w:rPr>
+                <w:rFonts w:ascii="BRH Devanagari Extra" w:hAnsi="BRH Devanagari Extra" w:cs="BRH Devanagari Extra"/>
+                <w:color w:val="000000"/>
+                <w:sz w:val="32"/>
+                <w:szCs w:val="40"/>
+              </w:rPr>
+              <w:t xml:space="preserve"> ¶É</w:t>
+            </w:r>
+            <w:r>
+              <w:rPr>
+                <w:rFonts w:ascii="BRH Malayalam Extra" w:hAnsi="BRH Malayalam Extra" w:cs="BRH Devanagari Extra"/>
+                <w:color w:val="000000"/>
+                <w:szCs w:val="40"/>
+              </w:rPr>
+              <w:t>–</w:t>
+            </w:r>
+            <w:r>
+              <w:rPr>
+                <w:rFonts w:ascii="BRH Devanagari Extra" w:hAnsi="BRH Devanagari Extra" w:cs="BRH Devanagari Extra"/>
+                <w:color w:val="000000"/>
+                <w:sz w:val="32"/>
+                <w:szCs w:val="40"/>
+                <w:highlight w:val="green"/>
+              </w:rPr>
+              <w:t>lSìÉaÉëÉÿÈ</w:t>
+            </w:r>
+            <w:r>
+              <w:rPr>
+                <w:rFonts w:ascii="BRH Devanagari Extra" w:hAnsi="BRH Devanagari Extra" w:cs="BRH Devanagari Extra"/>
+                <w:color w:val="000000"/>
+                <w:sz w:val="32"/>
+                <w:szCs w:val="40"/>
+              </w:rPr>
+              <w:t xml:space="preserve"> zÉÑ</w:t>
+            </w:r>
+            <w:r>
+              <w:rPr>
+                <w:rFonts w:ascii="BRH Malayalam Extra" w:hAnsi="BRH Malayalam Extra" w:cs="BRH Devanagari Extra"/>
+                <w:color w:val="000000"/>
+                <w:szCs w:val="40"/>
+              </w:rPr>
+              <w:t>–</w:t>
+            </w:r>
+            <w:r>
+              <w:rPr>
+                <w:rFonts w:ascii="BRH Devanagari Extra" w:hAnsi="BRH Devanagari Extra" w:cs="BRH Devanagari Extra"/>
+                <w:color w:val="000000"/>
+                <w:sz w:val="32"/>
+                <w:szCs w:val="40"/>
+              </w:rPr>
+              <w:t>ÂkÉþÈ zÉÑ</w:t>
+            </w:r>
+            <w:r>
+              <w:rPr>
+                <w:rFonts w:ascii="BRH Malayalam Extra" w:hAnsi="BRH Malayalam Extra" w:cs="BRH Devanagari Extra"/>
+                <w:color w:val="000000"/>
+                <w:szCs w:val="40"/>
+              </w:rPr>
+              <w:t>–</w:t>
+            </w:r>
+            <w:r>
+              <w:rPr>
+                <w:rFonts w:ascii="BRH Devanagari Extra" w:hAnsi="BRH Devanagari Extra" w:cs="BRH Devanagari Extra"/>
+                <w:color w:val="000000"/>
+                <w:sz w:val="32"/>
+                <w:szCs w:val="40"/>
+              </w:rPr>
+              <w:t>ÂkÉþ ¶É</w:t>
+            </w:r>
+            <w:r>
+              <w:rPr>
+                <w:rFonts w:ascii="BRH Malayalam Extra" w:hAnsi="BRH Malayalam Extra" w:cs="BRH Devanagari Extra"/>
+                <w:color w:val="000000"/>
+                <w:szCs w:val="40"/>
+              </w:rPr>
+              <w:t>–</w:t>
+            </w:r>
+            <w:r>
+              <w:rPr>
+                <w:rFonts w:ascii="BRH Devanagari Extra" w:hAnsi="BRH Devanagari Extra" w:cs="BRH Devanagari Extra"/>
+                <w:color w:val="000000"/>
+                <w:sz w:val="32"/>
+                <w:szCs w:val="40"/>
+                <w:highlight w:val="green"/>
+              </w:rPr>
+              <w:t>lSìÉ</w:t>
+            </w:r>
+            <w:r>
+              <w:rPr>
+                <w:rFonts w:ascii="BRH Devanagari Extra" w:hAnsi="BRH Devanagari Extra" w:cs="BRH Devanagari Extra"/>
+                <w:color w:val="000000"/>
+                <w:sz w:val="32"/>
+                <w:szCs w:val="40"/>
+              </w:rPr>
+              <w:t>aÉëÉ</w:t>
+            </w:r>
+            <w:r>
+              <w:rPr>
+                <w:rFonts w:ascii="BRH Malayalam Extra" w:hAnsi="BRH Malayalam Extra" w:cs="BRH Devanagari Extra"/>
+                <w:color w:val="000000"/>
+                <w:szCs w:val="40"/>
+              </w:rPr>
+              <w:t>–</w:t>
+            </w:r>
+            <w:r>
+              <w:rPr>
+                <w:rFonts w:ascii="BRH Devanagari Extra" w:hAnsi="BRH Devanagari Extra" w:cs="BRH Devanagari Extra"/>
+                <w:color w:val="000000"/>
+                <w:sz w:val="32"/>
+                <w:szCs w:val="40"/>
+              </w:rPr>
+              <w:t xml:space="preserve"> </w:t>
+            </w:r>
+          </w:p>
+          <w:p>
+            <w:pPr>
+              <w:widowControl w:val="0"/>
+              <w:autoSpaceDE w:val="0"/>
+              <w:autoSpaceDN w:val="0"/>
+              <w:adjustRightInd w:val="0"/>
+              <w:rPr>
+                <w:rFonts w:ascii="BRH Devanagari Extra" w:hAnsi="BRH Devanagari Extra" w:cs="BRH Devanagari Extra"/>
+                <w:color w:val="000000"/>
+                <w:sz w:val="32"/>
+                <w:szCs w:val="40"/>
+              </w:rPr>
+            </w:pPr>
+            <w:r>
+              <w:rPr>
+                <w:rFonts w:ascii="BRH Devanagari Extra" w:hAnsi="BRH Devanagari Extra" w:cs="BRH Devanagari Extra"/>
+                <w:color w:val="000000"/>
+                <w:sz w:val="32"/>
+                <w:szCs w:val="40"/>
+              </w:rPr>
+              <w:t>ÍkÉrÉþÎlkÉrÉ</w:t>
+            </w:r>
+            <w:r>
+              <w:rPr>
+                <w:rFonts w:ascii="BRH Malayalam Extra" w:hAnsi="BRH Malayalam Extra" w:cs="BRH Devanagari Extra"/>
+                <w:color w:val="000000"/>
+                <w:szCs w:val="40"/>
+              </w:rPr>
+              <w:t>–</w:t>
+            </w:r>
+            <w:r>
+              <w:rPr>
+                <w:rFonts w:ascii="BRH Devanagari Extra" w:hAnsi="BRH Devanagari Extra" w:cs="BRH Devanagari Extra"/>
+                <w:color w:val="000000"/>
+                <w:sz w:val="32"/>
+                <w:szCs w:val="40"/>
+              </w:rPr>
+              <w:t>qÉç ÍkÉrÉþÎlkÉrÉqÉç cÉ</w:t>
+            </w:r>
+            <w:r>
+              <w:rPr>
+                <w:rFonts w:ascii="BRH Malayalam Extra" w:hAnsi="BRH Malayalam Extra" w:cs="BRH Devanagari Extra"/>
+                <w:color w:val="000000"/>
+                <w:szCs w:val="40"/>
+              </w:rPr>
+              <w:t>–</w:t>
+            </w:r>
+            <w:r>
+              <w:rPr>
+                <w:rFonts w:ascii="BRH Devanagari Extra" w:hAnsi="BRH Devanagari Extra" w:cs="BRH Devanagari Extra"/>
+                <w:color w:val="000000"/>
+                <w:sz w:val="32"/>
+                <w:szCs w:val="40"/>
+                <w:highlight w:val="green"/>
+              </w:rPr>
+              <w:t>lSìÉaÉëÉÿÈ</w:t>
+            </w:r>
+            <w:r>
+              <w:rPr>
+                <w:rFonts w:ascii="BRH Devanagari Extra" w:hAnsi="BRH Devanagari Extra" w:cs="BRH Devanagari Extra"/>
+                <w:color w:val="000000"/>
+                <w:sz w:val="32"/>
+                <w:szCs w:val="40"/>
+              </w:rPr>
+              <w:t xml:space="preserve"> zÉÑ</w:t>
+            </w:r>
+            <w:r>
+              <w:rPr>
+                <w:rFonts w:ascii="BRH Malayalam Extra" w:hAnsi="BRH Malayalam Extra" w:cs="BRH Devanagari Extra"/>
+                <w:color w:val="000000"/>
+                <w:szCs w:val="40"/>
+              </w:rPr>
+              <w:t>–</w:t>
+            </w:r>
+            <w:r>
+              <w:rPr>
+                <w:rFonts w:ascii="BRH Devanagari Extra" w:hAnsi="BRH Devanagari Extra" w:cs="BRH Devanagari Extra"/>
+                <w:color w:val="000000"/>
+                <w:sz w:val="32"/>
+                <w:szCs w:val="40"/>
+              </w:rPr>
+              <w:t>ÂkÉþÈ zÉÑ</w:t>
+            </w:r>
+            <w:r>
+              <w:rPr>
+                <w:rFonts w:ascii="BRH Malayalam Extra" w:hAnsi="BRH Malayalam Extra" w:cs="BRH Devanagari Extra"/>
+                <w:color w:val="000000"/>
+                <w:szCs w:val="40"/>
+              </w:rPr>
+              <w:t>–</w:t>
+            </w:r>
+            <w:r>
+              <w:rPr>
+                <w:rFonts w:ascii="BRH Devanagari Extra" w:hAnsi="BRH Devanagari Extra" w:cs="BRH Devanagari Extra"/>
+                <w:color w:val="000000"/>
+                <w:sz w:val="32"/>
+                <w:szCs w:val="40"/>
+              </w:rPr>
+              <w:t xml:space="preserve">ÂkÉþ </w:t>
+            </w:r>
+          </w:p>
+          <w:p>
+            <w:pPr>
+              <w:widowControl w:val="0"/>
+              <w:autoSpaceDE w:val="0"/>
+              <w:autoSpaceDN w:val="0"/>
+              <w:adjustRightInd w:val="0"/>
+              <w:rPr>
+                <w:rFonts w:ascii="BRH Devanagari Extra" w:hAnsi="BRH Devanagari Extra" w:cs="BRH Devanagari Extra"/>
+                <w:color w:val="000000"/>
+                <w:sz w:val="32"/>
+                <w:szCs w:val="40"/>
+              </w:rPr>
+            </w:pPr>
+            <w:r>
+              <w:rPr>
+                <w:rFonts w:ascii="BRH Devanagari Extra" w:hAnsi="BRH Devanagari Extra" w:cs="BRH Devanagari Extra"/>
+                <w:color w:val="000000"/>
+                <w:sz w:val="32"/>
+                <w:szCs w:val="40"/>
+              </w:rPr>
+              <w:t>¶É</w:t>
+            </w:r>
+            <w:r>
+              <w:rPr>
+                <w:rFonts w:ascii="BRH Malayalam Extra" w:hAnsi="BRH Malayalam Extra" w:cs="BRH Devanagari Extra"/>
+                <w:color w:val="000000"/>
+                <w:szCs w:val="40"/>
+                <w:highlight w:val="green"/>
+              </w:rPr>
+              <w:t>–</w:t>
+            </w:r>
+            <w:r>
+              <w:rPr>
+                <w:rFonts w:ascii="BRH Devanagari Extra" w:hAnsi="BRH Devanagari Extra" w:cs="BRH Devanagari Extra"/>
+                <w:color w:val="000000"/>
+                <w:sz w:val="32"/>
+                <w:szCs w:val="40"/>
+                <w:highlight w:val="green"/>
+              </w:rPr>
+              <w:t>lSìÉ</w:t>
+            </w:r>
+            <w:r>
+              <w:rPr>
+                <w:rFonts w:ascii="BRH Devanagari Extra" w:hAnsi="BRH Devanagari Extra" w:cs="BRH Devanagari Extra"/>
+                <w:color w:val="000000"/>
+                <w:sz w:val="32"/>
+                <w:szCs w:val="40"/>
+              </w:rPr>
+              <w:t>aÉëÉ</w:t>
+            </w:r>
+            <w:r>
+              <w:rPr>
+                <w:rFonts w:ascii="BRH Malayalam Extra" w:hAnsi="BRH Malayalam Extra" w:cs="BRH Devanagari Extra"/>
+                <w:color w:val="000000"/>
+                <w:szCs w:val="40"/>
+              </w:rPr>
+              <w:t>–</w:t>
+            </w:r>
+            <w:r>
+              <w:rPr>
+                <w:rFonts w:ascii="BRH Devanagari Extra" w:hAnsi="BRH Devanagari Extra" w:cs="BRH Devanagari Extra"/>
+                <w:color w:val="000000"/>
+                <w:sz w:val="32"/>
+                <w:szCs w:val="40"/>
+              </w:rPr>
+              <w:t xml:space="preserve"> ÍkÉrÉþÎlkÉrÉqÉç | </w:t>
+            </w:r>
+          </w:p>
+          <w:p>
+            <w:pPr>
+              <w:widowControl w:val="0"/>
+              <w:autoSpaceDE w:val="0"/>
+              <w:autoSpaceDN w:val="0"/>
+              <w:adjustRightInd w:val="0"/>
+              <w:rPr>
+                <w:rFonts w:ascii="BRH Devanagari Extra" w:hAnsi="BRH Devanagari Extra" w:cs="BRH Devanagari Extra"/>
+                <w:color w:val="000000"/>
+                <w:sz w:val="32"/>
+                <w:szCs w:val="40"/>
+              </w:rPr>
+            </w:pPr>
+            <w:r>
+              <w:rPr>
+                <w:rFonts w:cs="BRH Devanagari Extra"/>
+                <w:color w:val="000000"/>
+                <w:szCs w:val="40"/>
+              </w:rPr>
+              <w:t>37</w:t>
+            </w:r>
+            <w:r>
+              <w:rPr>
+                <w:rFonts w:ascii="BRH Devanagari Extra" w:hAnsi="BRH Devanagari Extra" w:cs="BRH Devanagari Extra"/>
+                <w:color w:val="000000"/>
+                <w:sz w:val="32"/>
+                <w:szCs w:val="40"/>
+              </w:rPr>
+              <w:t>)</w:t>
+            </w:r>
+            <w:r>
+              <w:rPr>
+                <w:rFonts w:ascii="BRH Devanagari Extra" w:hAnsi="BRH Devanagari Extra" w:cs="BRH Devanagari Extra"/>
+                <w:color w:val="000000"/>
+                <w:sz w:val="32"/>
+                <w:szCs w:val="40"/>
+              </w:rPr>
+              <w:tab/>
+            </w:r>
+            <w:r>
+              <w:rPr>
+                <w:rFonts w:cs="BRH Devanagari Extra"/>
+                <w:color w:val="000000"/>
+                <w:szCs w:val="40"/>
+              </w:rPr>
+              <w:t>1</w:t>
+            </w:r>
+            <w:r>
+              <w:rPr>
+                <w:rFonts w:ascii="BRH Devanagari Extra" w:hAnsi="BRH Devanagari Extra" w:cs="BRH Devanagari Extra"/>
+                <w:color w:val="000000"/>
+                <w:sz w:val="32"/>
+                <w:szCs w:val="40"/>
+              </w:rPr>
+              <w:t>.</w:t>
+            </w:r>
+            <w:r>
+              <w:rPr>
+                <w:rFonts w:cs="BRH Devanagari Extra"/>
+                <w:color w:val="000000"/>
+                <w:szCs w:val="40"/>
+              </w:rPr>
+              <w:t>1</w:t>
+            </w:r>
+            <w:r>
+              <w:rPr>
+                <w:rFonts w:ascii="BRH Devanagari Extra" w:hAnsi="BRH Devanagari Extra" w:cs="BRH Devanagari Extra"/>
+                <w:color w:val="000000"/>
+                <w:sz w:val="32"/>
+                <w:szCs w:val="40"/>
+              </w:rPr>
+              <w:t>.</w:t>
+            </w:r>
+            <w:r>
+              <w:rPr>
+                <w:rFonts w:cs="BRH Devanagari Extra"/>
+                <w:color w:val="000000"/>
+                <w:szCs w:val="40"/>
+              </w:rPr>
+              <w:t>14</w:t>
+            </w:r>
+            <w:r>
+              <w:rPr>
+                <w:rFonts w:ascii="BRH Devanagari Extra" w:hAnsi="BRH Devanagari Extra" w:cs="BRH Devanagari Extra"/>
+                <w:color w:val="000000"/>
+                <w:sz w:val="32"/>
+                <w:szCs w:val="40"/>
+              </w:rPr>
+              <w:t>.</w:t>
+            </w:r>
+            <w:r>
+              <w:rPr>
+                <w:rFonts w:cs="BRH Devanagari Extra"/>
+                <w:color w:val="000000"/>
+                <w:szCs w:val="40"/>
+              </w:rPr>
+              <w:t>2</w:t>
+            </w:r>
+            <w:r>
+              <w:rPr>
+                <w:rFonts w:ascii="BRH Devanagari Extra" w:hAnsi="BRH Devanagari Extra" w:cs="BRH Devanagari Extra"/>
+                <w:color w:val="000000"/>
+                <w:sz w:val="32"/>
+                <w:szCs w:val="40"/>
+              </w:rPr>
+              <w:t>(</w:t>
+            </w:r>
+            <w:r>
+              <w:rPr>
+                <w:rFonts w:cs="BRH Devanagari Extra"/>
+                <w:color w:val="000000"/>
+                <w:szCs w:val="40"/>
+              </w:rPr>
+              <w:t>34</w:t>
+            </w:r>
+            <w:r>
+              <w:rPr>
+                <w:rFonts w:ascii="BRH Devanagari Extra" w:hAnsi="BRH Devanagari Extra" w:cs="BRH Devanagari Extra"/>
+                <w:color w:val="000000"/>
+                <w:sz w:val="32"/>
+                <w:szCs w:val="40"/>
+              </w:rPr>
+              <w:t>)- cÉ</w:t>
+            </w:r>
+            <w:r>
+              <w:rPr>
+                <w:rFonts w:ascii="BRH Malayalam Extra" w:hAnsi="BRH Malayalam Extra" w:cs="BRH Devanagari Extra"/>
+                <w:color w:val="000000"/>
+                <w:szCs w:val="40"/>
+              </w:rPr>
+              <w:t>–</w:t>
+            </w:r>
+            <w:r>
+              <w:rPr>
+                <w:rFonts w:ascii="BRH Devanagari Extra" w:hAnsi="BRH Devanagari Extra" w:cs="BRH Devanagari Extra"/>
+                <w:color w:val="000000"/>
+                <w:sz w:val="32"/>
+                <w:szCs w:val="40"/>
+                <w:highlight w:val="green"/>
+              </w:rPr>
+              <w:t>lSìÉaÉëÉ</w:t>
+            </w:r>
+            <w:r>
+              <w:rPr>
+                <w:rFonts w:ascii="BRH Devanagari Extra" w:hAnsi="BRH Devanagari Extra" w:cs="BRH Devanagari Extra"/>
+                <w:color w:val="000000"/>
+                <w:sz w:val="32"/>
+                <w:szCs w:val="40"/>
+                <w:highlight w:val="yellow"/>
+              </w:rPr>
+              <w:t>ÿ</w:t>
+            </w:r>
+            <w:r>
+              <w:rPr>
+                <w:rFonts w:ascii="BRH Devanagari Extra" w:hAnsi="BRH Devanagari Extra" w:cs="BRH Devanagari Extra"/>
+                <w:color w:val="000000"/>
+                <w:sz w:val="32"/>
+                <w:szCs w:val="40"/>
+              </w:rPr>
+              <w:t>È | ÍkÉrÉþÎlkÉrÉqÉç | xÉÏ</w:t>
+            </w:r>
+            <w:r>
+              <w:rPr>
+                <w:rFonts w:ascii="BRH Malayalam Extra" w:hAnsi="BRH Malayalam Extra" w:cs="BRH Devanagari Extra"/>
+                <w:color w:val="000000"/>
+                <w:szCs w:val="40"/>
+              </w:rPr>
+              <w:t>–</w:t>
+            </w:r>
+            <w:r>
+              <w:rPr>
+                <w:rFonts w:ascii="BRH Devanagari Extra" w:hAnsi="BRH Devanagari Extra" w:cs="BRH Devanagari Extra"/>
+                <w:color w:val="000000"/>
+                <w:sz w:val="32"/>
+                <w:szCs w:val="40"/>
+              </w:rPr>
+              <w:t>wÉ</w:t>
+            </w:r>
+            <w:r>
+              <w:rPr>
+                <w:rFonts w:ascii="BRH Malayalam Extra" w:hAnsi="BRH Malayalam Extra" w:cs="BRH Devanagari Extra"/>
+                <w:color w:val="000000"/>
+                <w:szCs w:val="40"/>
+              </w:rPr>
+              <w:t>–</w:t>
+            </w:r>
+            <w:r>
+              <w:rPr>
+                <w:rFonts w:ascii="BRH Devanagari Extra" w:hAnsi="BRH Devanagari Extra" w:cs="BRH Devanagari Extra"/>
+                <w:color w:val="000000"/>
+                <w:sz w:val="32"/>
+                <w:szCs w:val="40"/>
+              </w:rPr>
+              <w:t>kÉÉ</w:t>
+            </w:r>
+            <w:r>
+              <w:rPr>
+                <w:rFonts w:ascii="BRH Malayalam Extra" w:hAnsi="BRH Malayalam Extra" w:cs="BRH Devanagari Extra"/>
+                <w:color w:val="000000"/>
+                <w:szCs w:val="40"/>
+              </w:rPr>
+              <w:t>–</w:t>
+            </w:r>
+            <w:r>
+              <w:rPr>
+                <w:rFonts w:ascii="BRH Devanagari Extra" w:hAnsi="BRH Devanagari Extra" w:cs="BRH Devanagari Extra"/>
+                <w:color w:val="000000"/>
+                <w:sz w:val="32"/>
+                <w:szCs w:val="40"/>
+              </w:rPr>
+              <w:t>ÌiÉ</w:t>
+            </w:r>
+            <w:r>
+              <w:rPr>
+                <w:rFonts w:ascii="BRH Malayalam Extra" w:hAnsi="BRH Malayalam Extra" w:cs="BRH Devanagari Extra"/>
+                <w:color w:val="000000"/>
+                <w:szCs w:val="40"/>
+              </w:rPr>
+              <w:t>–</w:t>
+            </w:r>
+            <w:r>
+              <w:rPr>
+                <w:rFonts w:ascii="BRH Devanagari Extra" w:hAnsi="BRH Devanagari Extra" w:cs="BRH Devanagari Extra"/>
+                <w:color w:val="000000"/>
+                <w:sz w:val="32"/>
+                <w:szCs w:val="40"/>
+              </w:rPr>
+              <w:t xml:space="preserve"> |</w:t>
+            </w:r>
+          </w:p>
+          <w:p>
+            <w:pPr>
+              <w:widowControl w:val="0"/>
+              <w:autoSpaceDE w:val="0"/>
+              <w:autoSpaceDN w:val="0"/>
+              <w:adjustRightInd w:val="0"/>
+              <w:rPr>
+                <w:rFonts w:ascii="BRH Devanagari Extra" w:hAnsi="BRH Devanagari Extra" w:cs="BRH Devanagari Extra"/>
+                <w:color w:val="000000"/>
+                <w:sz w:val="32"/>
+                <w:szCs w:val="40"/>
+              </w:rPr>
+            </w:pPr>
+            <w:r>
+              <w:rPr>
+                <w:rFonts w:ascii="BRH Devanagari Extra" w:hAnsi="BRH Devanagari Extra" w:cs="BRH Devanagari Extra"/>
+                <w:color w:val="000000"/>
+                <w:sz w:val="32"/>
+                <w:szCs w:val="40"/>
+              </w:rPr>
+              <w:t>cÉ</w:t>
+            </w:r>
+            <w:r>
+              <w:rPr>
+                <w:rFonts w:ascii="BRH Malayalam Extra" w:hAnsi="BRH Malayalam Extra" w:cs="BRH Devanagari Extra"/>
+                <w:color w:val="000000"/>
+                <w:szCs w:val="40"/>
+              </w:rPr>
+              <w:t>–</w:t>
+            </w:r>
+            <w:r>
+              <w:rPr>
+                <w:rFonts w:ascii="BRH Devanagari Extra" w:hAnsi="BRH Devanagari Extra" w:cs="BRH Devanagari Extra"/>
+                <w:color w:val="000000"/>
+                <w:sz w:val="32"/>
+                <w:szCs w:val="40"/>
+                <w:highlight w:val="green"/>
+              </w:rPr>
+              <w:t>lSìÉ</w:t>
+            </w:r>
+            <w:r>
+              <w:rPr>
+                <w:rFonts w:ascii="BRH Devanagari Extra" w:hAnsi="BRH Devanagari Extra" w:cs="BRH Devanagari Extra"/>
+                <w:color w:val="000000"/>
+                <w:sz w:val="32"/>
+                <w:szCs w:val="40"/>
+              </w:rPr>
+              <w:t>aÉëÉ</w:t>
+            </w:r>
+            <w:r>
+              <w:rPr>
+                <w:rFonts w:ascii="BRH Malayalam Extra" w:hAnsi="BRH Malayalam Extra" w:cs="BRH Devanagari Extra"/>
+                <w:color w:val="000000"/>
+                <w:szCs w:val="40"/>
+              </w:rPr>
+              <w:t>–</w:t>
+            </w:r>
+            <w:r>
+              <w:rPr>
+                <w:rFonts w:ascii="BRH Devanagari Extra" w:hAnsi="BRH Devanagari Extra" w:cs="BRH Devanagari Extra"/>
+                <w:color w:val="000000"/>
+                <w:sz w:val="32"/>
+                <w:szCs w:val="40"/>
+              </w:rPr>
+              <w:t xml:space="preserve"> ÍkÉrÉþÎlkÉrÉ</w:t>
+            </w:r>
+            <w:r>
+              <w:rPr>
+                <w:rFonts w:ascii="BRH Malayalam Extra" w:hAnsi="BRH Malayalam Extra" w:cs="BRH Devanagari Extra"/>
+                <w:color w:val="000000"/>
+                <w:szCs w:val="40"/>
+              </w:rPr>
+              <w:t>–</w:t>
+            </w:r>
+            <w:r>
+              <w:rPr>
+                <w:rFonts w:ascii="BRH Devanagari Extra" w:hAnsi="BRH Devanagari Extra" w:cs="BRH Devanagari Extra"/>
+                <w:color w:val="000000"/>
+                <w:sz w:val="32"/>
+                <w:szCs w:val="40"/>
+              </w:rPr>
+              <w:t>qÉç ÍkÉrÉþÎlkÉrÉqÉç cÉ</w:t>
+            </w:r>
+            <w:r>
+              <w:rPr>
+                <w:rFonts w:ascii="BRH Malayalam Extra" w:hAnsi="BRH Malayalam Extra" w:cs="BRH Devanagari Extra"/>
+                <w:color w:val="000000"/>
+                <w:szCs w:val="40"/>
+              </w:rPr>
+              <w:t>–</w:t>
+            </w:r>
+            <w:r>
+              <w:rPr>
+                <w:rFonts w:ascii="BRH Devanagari Extra" w:hAnsi="BRH Devanagari Extra" w:cs="BRH Devanagari Extra"/>
+                <w:color w:val="000000"/>
+                <w:sz w:val="32"/>
+                <w:szCs w:val="40"/>
+                <w:highlight w:val="green"/>
+              </w:rPr>
+              <w:t>lSìÉaÉëÉ</w:t>
+            </w:r>
+            <w:r>
+              <w:rPr>
+                <w:rFonts w:ascii="BRH Devanagari Extra" w:hAnsi="BRH Devanagari Extra" w:cs="BRH Devanagari Extra"/>
+                <w:color w:val="000000"/>
+                <w:sz w:val="32"/>
+                <w:szCs w:val="40"/>
+                <w:highlight w:val="yellow"/>
+              </w:rPr>
+              <w:t>ÿ</w:t>
+            </w:r>
+            <w:r>
+              <w:rPr>
+                <w:rFonts w:ascii="BRH Devanagari Extra" w:hAnsi="BRH Devanagari Extra" w:cs="BRH Devanagari Extra"/>
+                <w:color w:val="000000"/>
+                <w:sz w:val="32"/>
+                <w:szCs w:val="40"/>
+              </w:rPr>
+              <w:t xml:space="preserve"> ¶É</w:t>
+            </w:r>
+            <w:r>
+              <w:rPr>
+                <w:rFonts w:ascii="BRH Malayalam Extra" w:hAnsi="BRH Malayalam Extra" w:cs="BRH Devanagari Extra"/>
+                <w:color w:val="000000"/>
+                <w:szCs w:val="40"/>
+              </w:rPr>
+              <w:t>–</w:t>
+            </w:r>
+            <w:r>
+              <w:rPr>
+                <w:rFonts w:ascii="BRH Devanagari Extra" w:hAnsi="BRH Devanagari Extra" w:cs="BRH Devanagari Extra"/>
+                <w:color w:val="000000"/>
+                <w:sz w:val="32"/>
+                <w:szCs w:val="40"/>
+                <w:highlight w:val="green"/>
+              </w:rPr>
+              <w:t>lSìÉ</w:t>
+            </w:r>
+            <w:r>
+              <w:rPr>
+                <w:rFonts w:ascii="BRH Devanagari Extra" w:hAnsi="BRH Devanagari Extra" w:cs="BRH Devanagari Extra"/>
+                <w:color w:val="000000"/>
+                <w:sz w:val="32"/>
+                <w:szCs w:val="40"/>
+              </w:rPr>
+              <w:t>aÉëÉ</w:t>
+            </w:r>
+            <w:r>
+              <w:rPr>
+                <w:rFonts w:ascii="BRH Malayalam Extra" w:hAnsi="BRH Malayalam Extra" w:cs="BRH Devanagari Extra"/>
+                <w:color w:val="000000"/>
+                <w:szCs w:val="40"/>
+                <w:highlight w:val="yellow"/>
+              </w:rPr>
+              <w:t>–</w:t>
+            </w:r>
+            <w:r>
+              <w:rPr>
+                <w:rFonts w:ascii="BRH Devanagari Extra" w:hAnsi="BRH Devanagari Extra" w:cs="BRH Devanagari Extra"/>
+                <w:color w:val="000000"/>
+                <w:sz w:val="32"/>
+                <w:szCs w:val="40"/>
+              </w:rPr>
+              <w:t xml:space="preserve"> </w:t>
+            </w:r>
+          </w:p>
+          <w:p>
+            <w:pPr>
+              <w:widowControl w:val="0"/>
+              <w:autoSpaceDE w:val="0"/>
+              <w:autoSpaceDN w:val="0"/>
+              <w:adjustRightInd w:val="0"/>
+              <w:rPr>
+                <w:rFonts w:ascii="BRH Devanagari Extra" w:hAnsi="BRH Devanagari Extra" w:cs="BRH Devanagari Extra"/>
+                <w:color w:val="000000"/>
+                <w:sz w:val="32"/>
+                <w:szCs w:val="40"/>
+              </w:rPr>
+            </w:pPr>
+            <w:r>
+              <w:rPr>
+                <w:rFonts w:ascii="BRH Devanagari Extra" w:hAnsi="BRH Devanagari Extra" w:cs="BRH Devanagari Extra"/>
+                <w:color w:val="000000"/>
+                <w:sz w:val="32"/>
+                <w:szCs w:val="40"/>
+              </w:rPr>
+              <w:t>ÍkÉrÉþÎlkÉrÉ</w:t>
+            </w:r>
+            <w:r>
+              <w:rPr>
+                <w:rFonts w:ascii="BRH Devanagari Extra" w:hAnsi="BRH Devanagari Extra" w:cs="BRH Devanagari Extra"/>
+                <w:color w:val="000000"/>
+                <w:sz w:val="28"/>
+                <w:szCs w:val="40"/>
+              </w:rPr>
+              <w:t>óè</w:t>
+            </w:r>
+            <w:r>
+              <w:rPr>
+                <w:rFonts w:ascii="BRH Devanagari Extra" w:hAnsi="BRH Devanagari Extra" w:cs="BRH Devanagari Extra"/>
+                <w:color w:val="000000"/>
+                <w:sz w:val="32"/>
+                <w:szCs w:val="40"/>
+              </w:rPr>
+              <w:t xml:space="preserve"> xÉÏwÉkÉÉÌiÉ xÉÏwÉkÉÉÌiÉ</w:t>
+            </w:r>
+            <w:r>
+              <w:rPr>
+                <w:rFonts w:ascii="BRH Malayalam Extra" w:hAnsi="BRH Malayalam Extra" w:cs="BRH Devanagari Extra"/>
+                <w:color w:val="000000"/>
+                <w:szCs w:val="40"/>
+              </w:rPr>
+              <w:t>–</w:t>
+            </w:r>
+            <w:r>
+              <w:rPr>
+                <w:rFonts w:ascii="BRH Devanagari Extra" w:hAnsi="BRH Devanagari Extra" w:cs="BRH Devanagari Extra"/>
+                <w:color w:val="000000"/>
+                <w:sz w:val="32"/>
+                <w:szCs w:val="40"/>
+              </w:rPr>
+              <w:t xml:space="preserve"> ÍkÉrÉþÎlkÉrÉqÉç cÉ</w:t>
+            </w:r>
+            <w:r>
+              <w:rPr>
+                <w:rFonts w:ascii="BRH Malayalam Extra" w:hAnsi="BRH Malayalam Extra" w:cs="BRH Devanagari Extra"/>
+                <w:color w:val="000000"/>
+                <w:szCs w:val="40"/>
+              </w:rPr>
+              <w:t>–</w:t>
+            </w:r>
+            <w:r>
+              <w:rPr>
+                <w:rFonts w:ascii="BRH Devanagari Extra" w:hAnsi="BRH Devanagari Extra" w:cs="BRH Devanagari Extra"/>
+                <w:color w:val="000000"/>
+                <w:sz w:val="32"/>
+                <w:szCs w:val="40"/>
+                <w:highlight w:val="green"/>
+              </w:rPr>
+              <w:t>lSìÉaÉëÉÿ</w:t>
+            </w:r>
+            <w:r>
+              <w:rPr>
+                <w:rFonts w:ascii="BRH Devanagari Extra" w:hAnsi="BRH Devanagari Extra" w:cs="BRH Devanagari Extra"/>
+                <w:color w:val="000000"/>
+                <w:sz w:val="32"/>
+                <w:szCs w:val="40"/>
+              </w:rPr>
+              <w:t xml:space="preserve"> </w:t>
+            </w:r>
+          </w:p>
+          <w:p>
+            <w:pPr>
+              <w:widowControl w:val="0"/>
+              <w:autoSpaceDE w:val="0"/>
+              <w:autoSpaceDN w:val="0"/>
+              <w:adjustRightInd w:val="0"/>
+              <w:rPr>
+                <w:rFonts w:ascii="BRH Devanagari Extra" w:hAnsi="BRH Devanagari Extra" w:cs="BRH Devanagari Extra"/>
+                <w:color w:val="000000"/>
+                <w:sz w:val="32"/>
+                <w:szCs w:val="40"/>
+              </w:rPr>
+            </w:pPr>
+            <w:r>
+              <w:rPr>
+                <w:rFonts w:ascii="BRH Devanagari Extra" w:hAnsi="BRH Devanagari Extra" w:cs="BRH Devanagari Extra"/>
+                <w:color w:val="000000"/>
+                <w:sz w:val="32"/>
+                <w:szCs w:val="40"/>
+              </w:rPr>
+              <w:t>¶É</w:t>
+            </w:r>
+            <w:r>
+              <w:rPr>
+                <w:rFonts w:ascii="BRH Malayalam Extra" w:hAnsi="BRH Malayalam Extra" w:cs="BRH Devanagari Extra"/>
+                <w:color w:val="000000"/>
+                <w:szCs w:val="40"/>
+              </w:rPr>
+              <w:t>–</w:t>
+            </w:r>
+            <w:r>
+              <w:rPr>
+                <w:rFonts w:ascii="BRH Devanagari Extra" w:hAnsi="BRH Devanagari Extra" w:cs="BRH Devanagari Extra"/>
+                <w:color w:val="000000"/>
+                <w:sz w:val="32"/>
+                <w:szCs w:val="40"/>
+                <w:highlight w:val="green"/>
+              </w:rPr>
+              <w:t>lSìÉ</w:t>
+            </w:r>
+            <w:r>
+              <w:rPr>
+                <w:rFonts w:ascii="BRH Devanagari Extra" w:hAnsi="BRH Devanagari Extra" w:cs="BRH Devanagari Extra"/>
+                <w:color w:val="000000"/>
+                <w:sz w:val="32"/>
+                <w:szCs w:val="40"/>
+              </w:rPr>
+              <w:t>aÉëÉ</w:t>
+            </w:r>
+            <w:r>
+              <w:rPr>
+                <w:rFonts w:ascii="BRH Malayalam Extra" w:hAnsi="BRH Malayalam Extra" w:cs="BRH Devanagari Extra"/>
+                <w:color w:val="000000"/>
+                <w:szCs w:val="40"/>
+              </w:rPr>
+              <w:t>–</w:t>
+            </w:r>
+            <w:r>
+              <w:rPr>
+                <w:rFonts w:ascii="BRH Devanagari Extra" w:hAnsi="BRH Devanagari Extra" w:cs="BRH Devanagari Extra"/>
+                <w:color w:val="000000"/>
+                <w:sz w:val="32"/>
+                <w:szCs w:val="40"/>
+              </w:rPr>
+              <w:t xml:space="preserve"> ÍkÉrÉþÎlkÉrÉ</w:t>
+            </w:r>
+            <w:r>
+              <w:rPr>
+                <w:rFonts w:ascii="BRH Devanagari Extra" w:hAnsi="BRH Devanagari Extra" w:cs="BRH Devanagari Extra"/>
+                <w:color w:val="000000"/>
+                <w:sz w:val="28"/>
+                <w:szCs w:val="40"/>
+              </w:rPr>
+              <w:t>óè</w:t>
+            </w:r>
+            <w:r>
+              <w:rPr>
+                <w:rFonts w:ascii="BRH Devanagari Extra" w:hAnsi="BRH Devanagari Extra" w:cs="BRH Devanagari Extra"/>
+                <w:color w:val="000000"/>
+                <w:sz w:val="32"/>
+                <w:szCs w:val="40"/>
+              </w:rPr>
+              <w:t xml:space="preserve"> xÉÏwÉkÉÉÌiÉ | </w:t>
+            </w:r>
+          </w:p>
+          <w:p>
+            <w:pPr>
+              <w:widowControl w:val="0"/>
+              <w:autoSpaceDE w:val="0"/>
+              <w:autoSpaceDN w:val="0"/>
+              <w:adjustRightInd w:val="0"/>
+              <w:rPr>
+                <w:rFonts w:ascii="BRH Devanagari Extra" w:hAnsi="BRH Devanagari Extra" w:cs="BRH Devanagari Extra"/>
+                <w:color w:val="000000"/>
+                <w:sz w:val="32"/>
+                <w:szCs w:val="40"/>
+              </w:rPr>
+            </w:pPr>
+            <w:r>
+              <w:rPr>
+                <w:rFonts w:cs="BRH Devanagari Extra"/>
+                <w:color w:val="000000"/>
+                <w:szCs w:val="40"/>
+              </w:rPr>
+              <w:t>38</w:t>
+            </w:r>
+            <w:r>
+              <w:rPr>
+                <w:rFonts w:ascii="BRH Devanagari Extra" w:hAnsi="BRH Devanagari Extra" w:cs="BRH Devanagari Extra"/>
+                <w:color w:val="000000"/>
+                <w:sz w:val="32"/>
+                <w:szCs w:val="40"/>
+              </w:rPr>
+              <w:t>)</w:t>
+            </w:r>
+            <w:r>
+              <w:rPr>
+                <w:rFonts w:ascii="BRH Devanagari Extra" w:hAnsi="BRH Devanagari Extra" w:cs="BRH Devanagari Extra"/>
+                <w:color w:val="000000"/>
+                <w:sz w:val="32"/>
+                <w:szCs w:val="40"/>
+              </w:rPr>
+              <w:tab/>
+            </w:r>
+            <w:r>
+              <w:rPr>
+                <w:rFonts w:cs="BRH Devanagari Extra"/>
+                <w:color w:val="000000"/>
+                <w:szCs w:val="40"/>
+              </w:rPr>
+              <w:t>1</w:t>
+            </w:r>
+            <w:r>
+              <w:rPr>
+                <w:rFonts w:ascii="BRH Devanagari Extra" w:hAnsi="BRH Devanagari Extra" w:cs="BRH Devanagari Extra"/>
+                <w:color w:val="000000"/>
+                <w:sz w:val="32"/>
+                <w:szCs w:val="40"/>
+              </w:rPr>
+              <w:t>.</w:t>
+            </w:r>
+            <w:r>
+              <w:rPr>
+                <w:rFonts w:cs="BRH Devanagari Extra"/>
+                <w:color w:val="000000"/>
+                <w:szCs w:val="40"/>
+              </w:rPr>
+              <w:t>1</w:t>
+            </w:r>
+            <w:r>
+              <w:rPr>
+                <w:rFonts w:ascii="BRH Devanagari Extra" w:hAnsi="BRH Devanagari Extra" w:cs="BRH Devanagari Extra"/>
+                <w:color w:val="000000"/>
+                <w:sz w:val="32"/>
+                <w:szCs w:val="40"/>
+              </w:rPr>
+              <w:t>.</w:t>
+            </w:r>
+            <w:r>
+              <w:rPr>
+                <w:rFonts w:cs="BRH Devanagari Extra"/>
+                <w:color w:val="000000"/>
+                <w:szCs w:val="40"/>
+              </w:rPr>
+              <w:t>14</w:t>
+            </w:r>
+            <w:r>
+              <w:rPr>
+                <w:rFonts w:ascii="BRH Devanagari Extra" w:hAnsi="BRH Devanagari Extra" w:cs="BRH Devanagari Extra"/>
+                <w:color w:val="000000"/>
+                <w:sz w:val="32"/>
+                <w:szCs w:val="40"/>
+              </w:rPr>
+              <w:t>.</w:t>
+            </w:r>
+            <w:r>
+              <w:rPr>
+                <w:rFonts w:cs="BRH Devanagari Extra"/>
+                <w:color w:val="000000"/>
+                <w:szCs w:val="40"/>
+              </w:rPr>
+              <w:t>2</w:t>
+            </w:r>
+            <w:r>
+              <w:rPr>
+                <w:rFonts w:ascii="BRH Devanagari Extra" w:hAnsi="BRH Devanagari Extra" w:cs="BRH Devanagari Extra"/>
+                <w:color w:val="000000"/>
+                <w:sz w:val="32"/>
+                <w:szCs w:val="40"/>
+              </w:rPr>
+              <w:t>(</w:t>
+            </w:r>
+            <w:r>
+              <w:rPr>
+                <w:rFonts w:cs="BRH Devanagari Extra"/>
+                <w:color w:val="000000"/>
+                <w:szCs w:val="40"/>
+              </w:rPr>
+              <w:t>34</w:t>
+            </w:r>
+            <w:r>
+              <w:rPr>
+                <w:rFonts w:ascii="BRH Devanagari Extra" w:hAnsi="BRH Devanagari Extra" w:cs="BRH Devanagari Extra"/>
+                <w:color w:val="000000"/>
+                <w:sz w:val="32"/>
+                <w:szCs w:val="40"/>
+              </w:rPr>
+              <w:t>)- cÉ</w:t>
+            </w:r>
+            <w:r>
+              <w:rPr>
+                <w:rFonts w:ascii="BRH Malayalam Extra" w:hAnsi="BRH Malayalam Extra" w:cs="BRH Devanagari Extra"/>
+                <w:color w:val="000000"/>
+                <w:szCs w:val="40"/>
+              </w:rPr>
+              <w:t>–</w:t>
+            </w:r>
+            <w:r>
+              <w:rPr>
+                <w:rFonts w:ascii="BRH Devanagari Extra" w:hAnsi="BRH Devanagari Extra" w:cs="BRH Devanagari Extra"/>
+                <w:color w:val="000000"/>
+                <w:sz w:val="32"/>
+                <w:szCs w:val="40"/>
+                <w:highlight w:val="green"/>
+              </w:rPr>
+              <w:t>lSìÉaÉëÉ</w:t>
+            </w:r>
+            <w:r>
+              <w:rPr>
+                <w:rFonts w:ascii="BRH Devanagari Extra" w:hAnsi="BRH Devanagari Extra" w:cs="BRH Devanagari Extra"/>
+                <w:color w:val="000000"/>
+                <w:sz w:val="32"/>
+                <w:szCs w:val="40"/>
+                <w:highlight w:val="yellow"/>
+              </w:rPr>
+              <w:t>ÿ</w:t>
+            </w:r>
+            <w:r>
+              <w:rPr>
+                <w:rFonts w:ascii="BRH Devanagari Extra" w:hAnsi="BRH Devanagari Extra" w:cs="BRH Devanagari Extra"/>
+                <w:color w:val="000000"/>
+                <w:sz w:val="32"/>
+                <w:szCs w:val="40"/>
+              </w:rPr>
+              <w:t>È |</w:t>
+            </w:r>
+          </w:p>
+          <w:p>
+            <w:pPr>
+              <w:widowControl w:val="0"/>
+              <w:autoSpaceDE w:val="0"/>
+              <w:autoSpaceDN w:val="0"/>
+              <w:adjustRightInd w:val="0"/>
+              <w:rPr>
+                <w:rFonts w:ascii="BRH Devanagari Extra" w:hAnsi="BRH Devanagari Extra" w:cs="BRH Devanagari Extra"/>
+                <w:color w:val="000000"/>
+                <w:sz w:val="32"/>
+                <w:szCs w:val="40"/>
+              </w:rPr>
+            </w:pPr>
+            <w:r>
+              <w:rPr>
+                <w:rFonts w:ascii="BRH Devanagari Extra" w:hAnsi="BRH Devanagari Extra" w:cs="BRH Devanagari Extra"/>
+                <w:color w:val="000000"/>
+                <w:sz w:val="32"/>
+                <w:szCs w:val="40"/>
+              </w:rPr>
+              <w:t>cÉ</w:t>
+            </w:r>
+            <w:r>
+              <w:rPr>
+                <w:rFonts w:ascii="BRH Malayalam Extra" w:hAnsi="BRH Malayalam Extra" w:cs="BRH Devanagari Extra"/>
+                <w:color w:val="000000"/>
+                <w:szCs w:val="40"/>
+              </w:rPr>
+              <w:t>–</w:t>
+            </w:r>
+            <w:r>
+              <w:rPr>
+                <w:rFonts w:ascii="BRH Devanagari Extra" w:hAnsi="BRH Devanagari Extra" w:cs="BRH Devanagari Extra"/>
+                <w:color w:val="000000"/>
+                <w:sz w:val="32"/>
+                <w:szCs w:val="40"/>
+              </w:rPr>
+              <w:t>lSìÉaÉëÉ</w:t>
+            </w:r>
+            <w:r>
+              <w:rPr>
+                <w:rFonts w:ascii="BRH Malayalam Extra" w:hAnsi="BRH Malayalam Extra" w:cs="BRH Devanagari Extra"/>
+                <w:color w:val="000000"/>
+                <w:szCs w:val="40"/>
+              </w:rPr>
+              <w:t>–</w:t>
+            </w:r>
+            <w:r>
+              <w:rPr>
+                <w:rFonts w:ascii="BRH Devanagari Extra" w:hAnsi="BRH Devanagari Extra" w:cs="BRH Devanagari Extra"/>
+                <w:color w:val="000000"/>
+                <w:sz w:val="32"/>
+                <w:szCs w:val="40"/>
+              </w:rPr>
+              <w:t xml:space="preserve"> CÌiÉþ cÉ</w:t>
+            </w:r>
+            <w:r>
+              <w:rPr>
+                <w:rFonts w:ascii="BRH Malayalam Extra" w:hAnsi="BRH Malayalam Extra" w:cs="BRH Devanagari Extra"/>
+                <w:color w:val="000000"/>
+                <w:szCs w:val="40"/>
+              </w:rPr>
+              <w:t>–</w:t>
+            </w:r>
+            <w:r>
+              <w:rPr>
+                <w:rFonts w:ascii="BRH Devanagari Extra" w:hAnsi="BRH Devanagari Extra" w:cs="BRH Devanagari Extra"/>
+                <w:color w:val="000000"/>
+                <w:sz w:val="32"/>
+                <w:szCs w:val="40"/>
+              </w:rPr>
+              <w:t>lSì - A</w:t>
+            </w:r>
+            <w:r>
+              <w:rPr>
+                <w:rFonts w:ascii="BRH Malayalam Extra" w:hAnsi="BRH Malayalam Extra" w:cs="BRH Devanagari Extra"/>
+                <w:color w:val="000000"/>
+                <w:szCs w:val="40"/>
+              </w:rPr>
+              <w:t>–</w:t>
+            </w:r>
+            <w:r>
+              <w:rPr>
+                <w:rFonts w:ascii="BRH Devanagari Extra" w:hAnsi="BRH Devanagari Extra" w:cs="BRH Devanagari Extra"/>
+                <w:color w:val="000000"/>
+                <w:sz w:val="32"/>
+                <w:szCs w:val="40"/>
+              </w:rPr>
+              <w:t>aÉëÉ</w:t>
+            </w:r>
+            <w:r>
+              <w:rPr>
+                <w:rFonts w:ascii="BRH Malayalam Extra" w:hAnsi="BRH Malayalam Extra" w:cs="BRH Devanagari Extra"/>
+                <w:color w:val="000000"/>
+                <w:szCs w:val="40"/>
+              </w:rPr>
+              <w:t>–</w:t>
+            </w:r>
+            <w:r>
+              <w:rPr>
+                <w:rFonts w:ascii="BRH Devanagari Extra" w:hAnsi="BRH Devanagari Extra" w:cs="BRH Devanagari Extra"/>
+                <w:color w:val="000000"/>
+                <w:sz w:val="32"/>
+                <w:szCs w:val="40"/>
+              </w:rPr>
+              <w:t xml:space="preserve">È | </w:t>
+            </w:r>
+          </w:p>
+          <w:p>
+            <w:pPr>
+              <w:widowControl w:val="0"/>
+              <w:autoSpaceDE w:val="0"/>
+              <w:autoSpaceDN w:val="0"/>
+              <w:adjustRightInd w:val="0"/>
+              <w:rPr>
+                <w:rFonts w:ascii="BRH Devanagari Extra" w:hAnsi="BRH Devanagari Extra" w:cs="BRH Devanagari Extra"/>
+                <w:color w:val="000000"/>
+                <w:sz w:val="32"/>
+                <w:szCs w:val="40"/>
+              </w:rPr>
+            </w:pPr>
+            <w:r>
+              <w:rPr>
+                <w:rFonts w:ascii="BRH Devanagari Extra" w:hAnsi="BRH Devanagari Extra" w:cs="BRH Devanagari Extra"/>
+                <w:color w:val="000000"/>
+                <w:sz w:val="32"/>
+                <w:szCs w:val="40"/>
+              </w:rPr>
+              <w:t>cÉ</w:t>
+            </w:r>
+            <w:r>
+              <w:rPr>
+                <w:rFonts w:ascii="BRH Malayalam Extra" w:hAnsi="BRH Malayalam Extra" w:cs="BRH Devanagari Extra"/>
+                <w:color w:val="000000"/>
+                <w:szCs w:val="40"/>
+              </w:rPr>
+              <w:t>–</w:t>
+            </w:r>
+            <w:r>
+              <w:rPr>
+                <w:rFonts w:ascii="BRH Devanagari Extra" w:hAnsi="BRH Devanagari Extra" w:cs="BRH Devanagari Extra"/>
+                <w:color w:val="000000"/>
+                <w:sz w:val="32"/>
+                <w:szCs w:val="40"/>
+              </w:rPr>
+              <w:t>lSìÉaÉëÉ</w:t>
+            </w:r>
+            <w:r>
+              <w:rPr>
+                <w:rFonts w:ascii="BRH Malayalam Extra" w:hAnsi="BRH Malayalam Extra" w:cs="BRH Devanagari Extra"/>
+                <w:color w:val="000000"/>
+                <w:szCs w:val="40"/>
+              </w:rPr>
+              <w:t>–</w:t>
+            </w:r>
+            <w:r>
+              <w:rPr>
+                <w:rFonts w:ascii="BRH Devanagari Extra" w:hAnsi="BRH Devanagari Extra" w:cs="BRH Devanagari Extra"/>
+                <w:color w:val="000000"/>
+                <w:sz w:val="32"/>
+                <w:szCs w:val="40"/>
+              </w:rPr>
+              <w:t xml:space="preserve"> CÌiÉþ cÉ</w:t>
+            </w:r>
+            <w:r>
+              <w:rPr>
+                <w:rFonts w:ascii="BRH Malayalam Extra" w:hAnsi="BRH Malayalam Extra" w:cs="BRH Devanagari Extra"/>
+                <w:color w:val="000000"/>
+                <w:szCs w:val="40"/>
+              </w:rPr>
+              <w:t>–</w:t>
+            </w:r>
+            <w:r>
+              <w:rPr>
+                <w:rFonts w:ascii="BRH Devanagari Extra" w:hAnsi="BRH Devanagari Extra" w:cs="BRH Devanagari Extra"/>
+                <w:color w:val="000000"/>
+                <w:sz w:val="32"/>
+                <w:szCs w:val="40"/>
+              </w:rPr>
+              <w:t>lSì - A</w:t>
+            </w:r>
+            <w:r>
+              <w:rPr>
+                <w:rFonts w:ascii="BRH Malayalam Extra" w:hAnsi="BRH Malayalam Extra" w:cs="BRH Devanagari Extra"/>
+                <w:color w:val="000000"/>
+                <w:szCs w:val="40"/>
+              </w:rPr>
+              <w:t>–</w:t>
+            </w:r>
+            <w:r>
+              <w:rPr>
+                <w:rFonts w:ascii="BRH Devanagari Extra" w:hAnsi="BRH Devanagari Extra" w:cs="BRH Devanagari Extra"/>
+                <w:color w:val="000000"/>
+                <w:sz w:val="32"/>
+                <w:szCs w:val="40"/>
+              </w:rPr>
+              <w:t>aÉëÉ</w:t>
+            </w:r>
+            <w:r>
+              <w:rPr>
+                <w:rFonts w:ascii="BRH Malayalam Extra" w:hAnsi="BRH Malayalam Extra" w:cs="BRH Devanagari Extra"/>
+                <w:color w:val="000000"/>
+                <w:szCs w:val="40"/>
+              </w:rPr>
+              <w:t>–</w:t>
+            </w:r>
+            <w:r>
+              <w:rPr>
+                <w:rFonts w:ascii="BRH Devanagari Extra" w:hAnsi="BRH Devanagari Extra" w:cs="BRH Devanagari Extra"/>
+                <w:color w:val="000000"/>
+                <w:sz w:val="32"/>
+                <w:szCs w:val="40"/>
+              </w:rPr>
+              <w:t xml:space="preserve">È | </w:t>
+            </w:r>
+          </w:p>
+          <w:p>
+            <w:pPr>
+              <w:widowControl w:val="0"/>
+              <w:autoSpaceDE w:val="0"/>
+              <w:autoSpaceDN w:val="0"/>
+              <w:adjustRightInd w:val="0"/>
+              <w:rPr>
+                <w:rFonts w:cs="BRH Devanagari Extra"/>
+                <w:color w:val="000000"/>
+                <w:szCs w:val="40"/>
+              </w:rPr>
+            </w:pPr>
           </w:p>
         </w:tc>
       </w:tr>
@@ -2547,7 +6876,6 @@
           <w:sz w:val="32"/>
           <w:szCs w:val="32"/>
           <w:u w:val="single"/>
-          <w:lang w:val="it-IT"/>
         </w:rPr>
       </w:pPr>
     </w:p>
@@ -3090,7 +7418,6 @@
                 <w:sz w:val="32"/>
                 <w:szCs w:val="40"/>
               </w:rPr>
-              <w:lastRenderedPageBreak/>
               <w:t>A</w:t>
             </w:r>
             <w:r>
@@ -3422,7 +7749,6 @@
                 <w:szCs w:val="28"/>
                 <w:u w:val="single"/>
               </w:rPr>
-              <w:lastRenderedPageBreak/>
               <w:t>TS 1.1.1.1– Ghanam</w:t>
             </w:r>
           </w:p>
@@ -3611,7 +7937,16 @@
                 <w:sz w:val="32"/>
                 <w:szCs w:val="40"/>
               </w:rPr>
-              <w:t>zÉ(aqÉç)</w:t>
+              <w:t>zÉ(</w:t>
+            </w:r>
+            <w:proofErr w:type="gramStart"/>
+            <w:r>
+              <w:rPr>
+                <w:rFonts w:ascii="BRH Devanagari Extra" w:hAnsi="BRH Devanagari Extra" w:cs="BRH Devanagari Extra"/>
+                <w:sz w:val="32"/>
+                <w:szCs w:val="40"/>
+              </w:rPr>
+              <w:t>aqÉç)</w:t>
             </w:r>
             <w:r>
               <w:rPr>
@@ -3619,7 +7954,16 @@
                 <w:sz w:val="32"/>
                 <w:szCs w:val="40"/>
               </w:rPr>
-              <w:t xml:space="preserve">  | </w:t>
+              <w:t xml:space="preserve">  |</w:t>
+            </w:r>
+            <w:proofErr w:type="gramEnd"/>
+            <w:r>
+              <w:rPr>
+                <w:rFonts w:ascii="BRH Malayalam Extra" w:hAnsi="BRH Malayalam Extra" w:cs="BRH Malayalam Extra"/>
+                <w:sz w:val="32"/>
+                <w:szCs w:val="40"/>
+              </w:rPr>
+              <w:t xml:space="preserve"> </w:t>
             </w:r>
             <w:r>
               <w:rPr>
@@ -3743,7 +8087,6 @@
                 <w:sz w:val="32"/>
                 <w:szCs w:val="40"/>
               </w:rPr>
-              <w:lastRenderedPageBreak/>
               <w:t>A</w:t>
             </w:r>
             <w:r>
@@ -3910,7 +8253,16 @@
                 <w:sz w:val="32"/>
                 <w:szCs w:val="40"/>
               </w:rPr>
-              <w:t>zÉ(aqÉç)</w:t>
+              <w:t>zÉ(</w:t>
+            </w:r>
+            <w:proofErr w:type="gramStart"/>
+            <w:r>
+              <w:rPr>
+                <w:rFonts w:ascii="BRH Devanagari Extra" w:hAnsi="BRH Devanagari Extra" w:cs="BRH Devanagari Extra"/>
+                <w:sz w:val="32"/>
+                <w:szCs w:val="40"/>
+              </w:rPr>
+              <w:t>aqÉç)</w:t>
             </w:r>
             <w:r>
               <w:rPr>
@@ -3918,7 +8270,16 @@
                 <w:sz w:val="32"/>
                 <w:szCs w:val="40"/>
               </w:rPr>
-              <w:t xml:space="preserve">  | </w:t>
+              <w:t xml:space="preserve">  |</w:t>
+            </w:r>
+            <w:proofErr w:type="gramEnd"/>
+            <w:r>
+              <w:rPr>
+                <w:rFonts w:ascii="BRH Malayalam Extra" w:hAnsi="BRH Malayalam Extra" w:cs="BRH Malayalam Extra"/>
+                <w:sz w:val="32"/>
+                <w:szCs w:val="40"/>
+              </w:rPr>
+              <w:t xml:space="preserve"> </w:t>
             </w:r>
             <w:r>
               <w:rPr>
@@ -5806,7 +10167,6 @@
                 <w:color w:val="000000"/>
                 <w:szCs w:val="40"/>
               </w:rPr>
-              <w:lastRenderedPageBreak/>
               <w:t>3</w:t>
             </w:r>
             <w:r>
@@ -6303,6 +10663,7 @@
                 <w:color w:val="000000"/>
                 <w:szCs w:val="40"/>
               </w:rPr>
+              <w:lastRenderedPageBreak/>
               <w:t>4</w:t>
             </w:r>
             <w:r>
@@ -6737,6 +11098,7 @@
                 <w:color w:val="000000"/>
                 <w:szCs w:val="40"/>
               </w:rPr>
+              <w:lastRenderedPageBreak/>
               <w:t>3</w:t>
             </w:r>
             <w:r>
@@ -7225,6 +11587,7 @@
                 <w:color w:val="000000"/>
                 <w:szCs w:val="40"/>
               </w:rPr>
+              <w:lastRenderedPageBreak/>
               <w:t>4</w:t>
             </w:r>
             <w:r>
@@ -7657,6 +12020,7 @@
                 <w:szCs w:val="28"/>
                 <w:u w:val="single"/>
               </w:rPr>
+              <w:lastRenderedPageBreak/>
               <w:t>TS 1.1.8.1 Ghanam</w:t>
             </w:r>
           </w:p>
@@ -8378,7 +12742,6 @@
                 <w:color w:val="000000"/>
                 <w:szCs w:val="40"/>
               </w:rPr>
-              <w:lastRenderedPageBreak/>
               <w:t>26</w:t>
             </w:r>
             <w:r>
@@ -9247,6 +13610,7 @@
                 <w:color w:val="000000"/>
                 <w:szCs w:val="40"/>
               </w:rPr>
+              <w:lastRenderedPageBreak/>
               <w:t>48</w:t>
             </w:r>
             <w:r>
@@ -9588,6 +13952,7 @@
                 <w:color w:val="000000"/>
                 <w:szCs w:val="40"/>
               </w:rPr>
+              <w:lastRenderedPageBreak/>
               <w:t>46</w:t>
             </w:r>
             <w:r>
@@ -9994,6 +14359,7 @@
                 <w:color w:val="000000"/>
                 <w:szCs w:val="40"/>
               </w:rPr>
+              <w:lastRenderedPageBreak/>
               <w:t>47</w:t>
             </w:r>
             <w:r>
@@ -10363,6 +14729,7 @@
                 <w:color w:val="000000"/>
                 <w:szCs w:val="40"/>
               </w:rPr>
+              <w:lastRenderedPageBreak/>
               <w:t>43</w:t>
             </w:r>
             <w:r>
@@ -11104,7 +15471,6 @@
                 <w:sz w:val="32"/>
                 <w:szCs w:val="40"/>
               </w:rPr>
-              <w:lastRenderedPageBreak/>
               <w:t>Så</w:t>
             </w:r>
             <w:r>
@@ -11779,7 +16145,6 @@
                 <w:color w:val="000000"/>
                 <w:szCs w:val="40"/>
               </w:rPr>
-              <w:lastRenderedPageBreak/>
               <w:t>43</w:t>
             </w:r>
             <w:r>
@@ -12554,7 +16919,6 @@
                 <w:sz w:val="32"/>
                 <w:szCs w:val="40"/>
               </w:rPr>
-              <w:lastRenderedPageBreak/>
               <w:t>Så</w:t>
             </w:r>
             <w:r>
@@ -13830,7 +18194,6 @@
                 <w:color w:val="000000"/>
                 <w:szCs w:val="40"/>
               </w:rPr>
-              <w:lastRenderedPageBreak/>
               <w:t>26</w:t>
             </w:r>
             <w:r>
@@ -18128,6 +22491,7 @@
                 <w:szCs w:val="40"/>
                 <w:lang w:val="it-IT"/>
               </w:rPr>
+              <w:lastRenderedPageBreak/>
               <w:t>29</w:t>
             </w:r>
             <w:r>
@@ -18631,7 +22995,6 @@
                 <w:szCs w:val="40"/>
                 <w:lang w:val="it-IT"/>
               </w:rPr>
-              <w:lastRenderedPageBreak/>
               <w:t>1</w:t>
             </w:r>
             <w:r>
@@ -22854,6 +27217,7 @@
           <w:szCs w:val="32"/>
           <w:u w:val="single"/>
         </w:rPr>
+        <w:lastRenderedPageBreak/>
         <w:t xml:space="preserve">TS </w:t>
       </w:r>
       <w:r>
@@ -23155,7 +27519,6 @@
                 <w:sz w:val="28"/>
                 <w:szCs w:val="28"/>
               </w:rPr>
-              <w:lastRenderedPageBreak/>
               <w:t>TS 1.</w:t>
             </w:r>
             <w:r>

--- a/TS Jatai Ghanam Project/TS 1.1/TS 1.1 Ghanam Sanskrit Corrections.docx
+++ b/TS Jatai Ghanam Project/TS 1.1/TS 1.1 Ghanam Sanskrit Corrections.docx
@@ -6878,18 +6878,6 @@
           <w:u w:val="single"/>
         </w:rPr>
       </w:pPr>
-    </w:p>
-    <w:p>
-      <w:pPr>
-        <w:jc w:val="center"/>
-        <w:rPr>
-          <w:b/>
-          <w:bCs/>
-          <w:sz w:val="32"/>
-          <w:szCs w:val="32"/>
-          <w:u w:val="single"/>
-        </w:rPr>
-      </w:pPr>
       <w:r>
         <w:rPr>
           <w:b/>
@@ -6898,6 +6886,7 @@
           <w:szCs w:val="32"/>
           <w:u w:val="single"/>
         </w:rPr>
+        <w:lastRenderedPageBreak/>
         <w:t xml:space="preserve">TS Ghanam – TS 1.1 </w:t>
       </w:r>
       <w:r>
@@ -7937,16 +7926,7 @@
                 <w:sz w:val="32"/>
                 <w:szCs w:val="40"/>
               </w:rPr>
-              <w:t>zÉ(</w:t>
-            </w:r>
-            <w:proofErr w:type="gramStart"/>
-            <w:r>
-              <w:rPr>
-                <w:rFonts w:ascii="BRH Devanagari Extra" w:hAnsi="BRH Devanagari Extra" w:cs="BRH Devanagari Extra"/>
-                <w:sz w:val="32"/>
-                <w:szCs w:val="40"/>
-              </w:rPr>
-              <w:t>aqÉç)</w:t>
+              <w:t>zÉ(aqÉç)</w:t>
             </w:r>
             <w:r>
               <w:rPr>
@@ -7954,16 +7934,7 @@
                 <w:sz w:val="32"/>
                 <w:szCs w:val="40"/>
               </w:rPr>
-              <w:t xml:space="preserve">  |</w:t>
-            </w:r>
-            <w:proofErr w:type="gramEnd"/>
-            <w:r>
-              <w:rPr>
-                <w:rFonts w:ascii="BRH Malayalam Extra" w:hAnsi="BRH Malayalam Extra" w:cs="BRH Malayalam Extra"/>
-                <w:sz w:val="32"/>
-                <w:szCs w:val="40"/>
-              </w:rPr>
-              <w:t xml:space="preserve"> </w:t>
+              <w:t xml:space="preserve">  | </w:t>
             </w:r>
             <w:r>
               <w:rPr>
@@ -8253,16 +8224,7 @@
                 <w:sz w:val="32"/>
                 <w:szCs w:val="40"/>
               </w:rPr>
-              <w:t>zÉ(</w:t>
-            </w:r>
-            <w:proofErr w:type="gramStart"/>
-            <w:r>
-              <w:rPr>
-                <w:rFonts w:ascii="BRH Devanagari Extra" w:hAnsi="BRH Devanagari Extra" w:cs="BRH Devanagari Extra"/>
-                <w:sz w:val="32"/>
-                <w:szCs w:val="40"/>
-              </w:rPr>
-              <w:t>aqÉç)</w:t>
+              <w:t>zÉ(aqÉç)</w:t>
             </w:r>
             <w:r>
               <w:rPr>
@@ -8270,16 +8232,7 @@
                 <w:sz w:val="32"/>
                 <w:szCs w:val="40"/>
               </w:rPr>
-              <w:t xml:space="preserve">  |</w:t>
-            </w:r>
-            <w:proofErr w:type="gramEnd"/>
-            <w:r>
-              <w:rPr>
-                <w:rFonts w:ascii="BRH Malayalam Extra" w:hAnsi="BRH Malayalam Extra" w:cs="BRH Malayalam Extra"/>
-                <w:sz w:val="32"/>
-                <w:szCs w:val="40"/>
-              </w:rPr>
-              <w:t xml:space="preserve"> </w:t>
+              <w:t xml:space="preserve">  | </w:t>
             </w:r>
             <w:r>
               <w:rPr>
@@ -9255,6 +9208,114 @@
               <w:autoSpaceDN w:val="0"/>
               <w:adjustRightInd w:val="0"/>
               <w:rPr>
+                <w:rFonts w:ascii="BRH Devanagari Extra" w:hAnsi="BRH Devanagari Extra" w:cs="BRH Devanagari Extra"/>
+                <w:color w:val="000000"/>
+                <w:sz w:val="32"/>
+                <w:szCs w:val="40"/>
+              </w:rPr>
+            </w:pPr>
+            <w:r>
+              <w:rPr>
+                <w:rFonts w:ascii="BRH Devanagari Extra" w:hAnsi="BRH Devanagari Extra" w:cs="BRH Devanagari Extra"/>
+                <w:color w:val="000000"/>
+                <w:sz w:val="32"/>
+                <w:szCs w:val="40"/>
+              </w:rPr>
+              <w:t>ÌuÉ</w:t>
+            </w:r>
+            <w:r>
+              <w:rPr>
+                <w:rFonts w:ascii="BRH Malayalam Extra" w:hAnsi="BRH Malayalam Extra" w:cs="BRH Devanagari Extra"/>
+                <w:color w:val="000000"/>
+                <w:szCs w:val="40"/>
+              </w:rPr>
+              <w:t>–</w:t>
+            </w:r>
+            <w:r>
+              <w:rPr>
+                <w:rFonts w:ascii="BRH Devanagari Extra" w:hAnsi="BRH Devanagari Extra" w:cs="BRH Devanagari Extra"/>
+                <w:color w:val="000000"/>
+                <w:sz w:val="32"/>
+                <w:szCs w:val="40"/>
+              </w:rPr>
+              <w:t>YjÉÉ</w:t>
+            </w:r>
+            <w:r>
+              <w:rPr>
+                <w:rFonts w:ascii="BRH Malayalam Extra" w:hAnsi="BRH Malayalam Extra" w:cs="BRH Devanagari Extra"/>
+                <w:color w:val="000000"/>
+                <w:szCs w:val="40"/>
+              </w:rPr>
+              <w:t>–</w:t>
+            </w:r>
+            <w:r>
+              <w:rPr>
+                <w:rFonts w:ascii="BRH Devanagari Extra" w:hAnsi="BRH Devanagari Extra" w:cs="BRH Devanagari Extra"/>
+                <w:color w:val="000000"/>
+                <w:sz w:val="32"/>
+                <w:szCs w:val="40"/>
+              </w:rPr>
+              <w:t xml:space="preserve"> qÉÉ qÉÉ ÌuÉþYjÉÉ ÌuÉYjÉÉ</w:t>
+            </w:r>
+            <w:r>
+              <w:rPr>
+                <w:rFonts w:ascii="BRH Malayalam Extra" w:hAnsi="BRH Malayalam Extra" w:cs="BRH Devanagari Extra"/>
+                <w:color w:val="000000"/>
+                <w:szCs w:val="40"/>
+              </w:rPr>
+              <w:t>–</w:t>
+            </w:r>
+            <w:r>
+              <w:rPr>
+                <w:rFonts w:ascii="BRH Devanagari Extra" w:hAnsi="BRH Devanagari Extra" w:cs="BRH Devanagari Extra"/>
+                <w:color w:val="000000"/>
+                <w:sz w:val="32"/>
+                <w:szCs w:val="40"/>
+              </w:rPr>
+              <w:t xml:space="preserve"> qÉÉ iuÉÉÿ iuÉÉ</w:t>
+            </w:r>
+            <w:r>
+              <w:rPr>
+                <w:rFonts w:ascii="BRH Malayalam Extra" w:hAnsi="BRH Malayalam Extra" w:cs="BRH Devanagari Extra"/>
+                <w:color w:val="000000"/>
+                <w:szCs w:val="40"/>
+              </w:rPr>
+              <w:t>–</w:t>
+            </w:r>
+            <w:r>
+              <w:rPr>
+                <w:rFonts w:ascii="BRH Devanagari Extra" w:hAnsi="BRH Devanagari Extra" w:cs="BRH Devanagari Extra"/>
+                <w:color w:val="000000"/>
+                <w:sz w:val="32"/>
+                <w:szCs w:val="40"/>
+              </w:rPr>
+              <w:t xml:space="preserve"> qÉÉ ÌuÉþYjÉÉ ÌuÉYjÉÉ</w:t>
+            </w:r>
+            <w:r>
+              <w:rPr>
+                <w:rFonts w:ascii="BRH Malayalam Extra" w:hAnsi="BRH Malayalam Extra" w:cs="BRH Devanagari Extra"/>
+                <w:color w:val="000000"/>
+                <w:szCs w:val="40"/>
+              </w:rPr>
+              <w:t>–</w:t>
+            </w:r>
+            <w:r>
+              <w:rPr>
+                <w:rFonts w:ascii="BRH Devanagari Extra" w:hAnsi="BRH Devanagari Extra" w:cs="BRH Devanagari Extra"/>
+                <w:color w:val="000000"/>
+                <w:sz w:val="32"/>
+                <w:szCs w:val="40"/>
+              </w:rPr>
+              <w:t xml:space="preserve"> </w:t>
+            </w:r>
+          </w:p>
+          <w:p>
+            <w:pPr>
+              <w:widowControl w:val="0"/>
+              <w:autoSpaceDE w:val="0"/>
+              <w:autoSpaceDN w:val="0"/>
+              <w:adjustRightInd w:val="0"/>
+              <w:rPr>
                 <w:rFonts w:ascii="BRH Malayalam Extra" w:hAnsi="BRH Malayalam Extra" w:cs="BRH Malayalam Extra"/>
                 <w:color w:val="000000"/>
                 <w:sz w:val="32"/>
@@ -9268,92 +9329,7 @@
                 <w:sz w:val="32"/>
                 <w:szCs w:val="40"/>
               </w:rPr>
-              <w:t>ÌuÉ</w:t>
-            </w:r>
-            <w:r>
-              <w:rPr>
-                <w:rFonts w:ascii="BRH Malayalam Extra" w:hAnsi="BRH Malayalam Extra" w:cs="BRH Devanagari Extra"/>
-                <w:color w:val="000000"/>
-                <w:szCs w:val="40"/>
-              </w:rPr>
-              <w:t>–</w:t>
-            </w:r>
-            <w:r>
-              <w:rPr>
-                <w:rFonts w:ascii="BRH Devanagari Extra" w:hAnsi="BRH Devanagari Extra" w:cs="BRH Devanagari Extra"/>
-                <w:color w:val="000000"/>
-                <w:sz w:val="32"/>
-                <w:szCs w:val="40"/>
-              </w:rPr>
-              <w:t>YjÉÉ</w:t>
-            </w:r>
-            <w:r>
-              <w:rPr>
-                <w:rFonts w:ascii="BRH Malayalam Extra" w:hAnsi="BRH Malayalam Extra" w:cs="BRH Devanagari Extra"/>
-                <w:color w:val="000000"/>
-                <w:szCs w:val="40"/>
-              </w:rPr>
-              <w:t>–</w:t>
-            </w:r>
-            <w:r>
-              <w:rPr>
-                <w:rFonts w:ascii="BRH Devanagari Extra" w:hAnsi="BRH Devanagari Extra" w:cs="BRH Devanagari Extra"/>
-                <w:color w:val="000000"/>
-                <w:sz w:val="32"/>
-                <w:szCs w:val="40"/>
-              </w:rPr>
-              <w:t xml:space="preserve"> qÉÉ qÉÉ ÌuÉþYjÉÉ ÌuÉYjÉÉ</w:t>
-            </w:r>
-            <w:r>
-              <w:rPr>
-                <w:rFonts w:ascii="BRH Malayalam Extra" w:hAnsi="BRH Malayalam Extra" w:cs="BRH Devanagari Extra"/>
-                <w:color w:val="000000"/>
-                <w:szCs w:val="40"/>
-              </w:rPr>
-              <w:t>–</w:t>
-            </w:r>
-            <w:r>
-              <w:rPr>
-                <w:rFonts w:ascii="BRH Devanagari Extra" w:hAnsi="BRH Devanagari Extra" w:cs="BRH Devanagari Extra"/>
-                <w:color w:val="000000"/>
-                <w:sz w:val="32"/>
-                <w:szCs w:val="40"/>
-              </w:rPr>
-              <w:t xml:space="preserve"> qÉÉ iuÉÉÿ iuÉÉ</w:t>
-            </w:r>
-            <w:r>
-              <w:rPr>
-                <w:rFonts w:ascii="BRH Malayalam Extra" w:hAnsi="BRH Malayalam Extra" w:cs="BRH Devanagari Extra"/>
-                <w:color w:val="000000"/>
-                <w:szCs w:val="40"/>
-              </w:rPr>
-              <w:t>–</w:t>
-            </w:r>
-            <w:r>
-              <w:rPr>
-                <w:rFonts w:ascii="BRH Devanagari Extra" w:hAnsi="BRH Devanagari Extra" w:cs="BRH Devanagari Extra"/>
-                <w:color w:val="000000"/>
-                <w:sz w:val="32"/>
-                <w:szCs w:val="40"/>
-              </w:rPr>
-              <w:t xml:space="preserve"> qÉÉ ÌuÉþYjÉÉ ÌuÉYjÉÉ</w:t>
-            </w:r>
-            <w:r>
-              <w:rPr>
-                <w:rFonts w:ascii="BRH Malayalam Extra" w:hAnsi="BRH Malayalam Extra" w:cs="BRH Devanagari Extra"/>
-                <w:color w:val="000000"/>
-                <w:szCs w:val="40"/>
-              </w:rPr>
-              <w:t>–</w:t>
-            </w:r>
-            <w:r>
-              <w:rPr>
-                <w:rFonts w:ascii="BRH Devanagari Extra" w:hAnsi="BRH Devanagari Extra" w:cs="BRH Devanagari Extra"/>
-                <w:color w:val="000000"/>
-                <w:sz w:val="32"/>
-                <w:szCs w:val="40"/>
-              </w:rPr>
-              <w:t xml:space="preserve"> qÉÉ iuÉÉÿ | </w:t>
+              <w:t xml:space="preserve">qÉÉ iuÉÉÿ | </w:t>
             </w:r>
           </w:p>
         </w:tc>
@@ -10042,6 +10018,102 @@
               <w:autoSpaceDN w:val="0"/>
               <w:adjustRightInd w:val="0"/>
               <w:rPr>
+                <w:rFonts w:ascii="BRH Devanagari Extra" w:hAnsi="BRH Devanagari Extra" w:cs="BRH Devanagari Extra"/>
+                <w:sz w:val="32"/>
+                <w:szCs w:val="40"/>
+              </w:rPr>
+            </w:pPr>
+            <w:r>
+              <w:rPr>
+                <w:rFonts w:ascii="BRH Devanagari Extra" w:hAnsi="BRH Devanagari Extra" w:cs="BRH Devanagari Extra"/>
+                <w:sz w:val="32"/>
+                <w:szCs w:val="40"/>
+              </w:rPr>
+              <w:t>ÌuÉ</w:t>
+            </w:r>
+            <w:r>
+              <w:rPr>
+                <w:rFonts w:ascii="BRH Malayalam Extra" w:hAnsi="BRH Malayalam Extra" w:cs="BRH Devanagari Extra"/>
+                <w:szCs w:val="40"/>
+              </w:rPr>
+              <w:t>–</w:t>
+            </w:r>
+            <w:r>
+              <w:rPr>
+                <w:rFonts w:ascii="BRH Devanagari Extra" w:hAnsi="BRH Devanagari Extra" w:cs="BRH Devanagari Extra"/>
+                <w:sz w:val="32"/>
+                <w:szCs w:val="40"/>
+              </w:rPr>
+              <w:t>YjÉÉ</w:t>
+            </w:r>
+            <w:r>
+              <w:rPr>
+                <w:rFonts w:ascii="BRH Malayalam Extra" w:hAnsi="BRH Malayalam Extra" w:cs="BRH Devanagari Extra"/>
+                <w:szCs w:val="40"/>
+              </w:rPr>
+              <w:t>–</w:t>
+            </w:r>
+            <w:r>
+              <w:rPr>
+                <w:rFonts w:ascii="BRH Devanagari Extra" w:hAnsi="BRH Devanagari Extra" w:cs="BRH Devanagari Extra"/>
+                <w:sz w:val="32"/>
+                <w:szCs w:val="40"/>
+              </w:rPr>
+              <w:t xml:space="preserve"> qÉÉ qÉÉ ÌuÉþYjÉÉ ÌuÉYjÉÉ</w:t>
+            </w:r>
+            <w:r>
+              <w:rPr>
+                <w:rFonts w:ascii="BRH Malayalam Extra" w:hAnsi="BRH Malayalam Extra" w:cs="BRH Devanagari Extra"/>
+                <w:szCs w:val="40"/>
+              </w:rPr>
+              <w:t>–</w:t>
+            </w:r>
+            <w:r>
+              <w:rPr>
+                <w:rFonts w:ascii="BRH Devanagari Extra" w:hAnsi="BRH Devanagari Extra" w:cs="BRH Devanagari Extra"/>
+                <w:sz w:val="32"/>
+                <w:szCs w:val="40"/>
+              </w:rPr>
+              <w:t xml:space="preserve"> qÉÉ iuÉÉÿ iuÉÉ</w:t>
+            </w:r>
+            <w:r>
+              <w:rPr>
+                <w:rFonts w:ascii="BRH Malayalam Extra" w:hAnsi="BRH Malayalam Extra" w:cs="BRH Devanagari Extra"/>
+                <w:szCs w:val="40"/>
+              </w:rPr>
+              <w:t>–</w:t>
+            </w:r>
+            <w:r>
+              <w:rPr>
+                <w:rFonts w:ascii="BRH Devanagari Extra" w:hAnsi="BRH Devanagari Extra" w:cs="BRH Devanagari Extra"/>
+                <w:sz w:val="32"/>
+                <w:szCs w:val="40"/>
+              </w:rPr>
+              <w:t xml:space="preserve"> qÉÉ ÌuÉþYjÉÉ ÌuÉYjÉÉ</w:t>
+            </w:r>
+            <w:r>
+              <w:rPr>
+                <w:rFonts w:ascii="BRH Malayalam Extra" w:hAnsi="BRH Malayalam Extra" w:cs="BRH Devanagari Extra"/>
+                <w:szCs w:val="40"/>
+              </w:rPr>
+              <w:t>–</w:t>
+            </w:r>
+            <w:r>
+              <w:rPr>
+                <w:rFonts w:ascii="BRH Devanagari Extra" w:hAnsi="BRH Devanagari Extra" w:cs="BRH Devanagari Extra"/>
+                <w:sz w:val="32"/>
+                <w:szCs w:val="40"/>
+              </w:rPr>
+              <w:t xml:space="preserve"> </w:t>
+            </w:r>
+          </w:p>
+          <w:p>
+            <w:pPr>
+              <w:widowControl w:val="0"/>
+              <w:autoSpaceDE w:val="0"/>
+              <w:autoSpaceDN w:val="0"/>
+              <w:adjustRightInd w:val="0"/>
+              <w:rPr>
                 <w:rFonts w:ascii="BRH Malayalam Extra" w:hAnsi="BRH Malayalam Extra" w:cs="BRH Malayalam Extra"/>
                 <w:color w:val="000000"/>
                 <w:sz w:val="32"/>
@@ -10054,82 +10126,7 @@
                 <w:sz w:val="32"/>
                 <w:szCs w:val="40"/>
               </w:rPr>
-              <w:t>ÌuÉ</w:t>
-            </w:r>
-            <w:r>
-              <w:rPr>
-                <w:rFonts w:ascii="BRH Malayalam Extra" w:hAnsi="BRH Malayalam Extra" w:cs="BRH Devanagari Extra"/>
-                <w:szCs w:val="40"/>
-              </w:rPr>
-              <w:t>–</w:t>
-            </w:r>
-            <w:r>
-              <w:rPr>
-                <w:rFonts w:ascii="BRH Devanagari Extra" w:hAnsi="BRH Devanagari Extra" w:cs="BRH Devanagari Extra"/>
-                <w:sz w:val="32"/>
-                <w:szCs w:val="40"/>
-              </w:rPr>
-              <w:t>YjÉÉ</w:t>
-            </w:r>
-            <w:r>
-              <w:rPr>
-                <w:rFonts w:ascii="BRH Malayalam Extra" w:hAnsi="BRH Malayalam Extra" w:cs="BRH Devanagari Extra"/>
-                <w:szCs w:val="40"/>
-              </w:rPr>
-              <w:t>–</w:t>
-            </w:r>
-            <w:r>
-              <w:rPr>
-                <w:rFonts w:ascii="BRH Devanagari Extra" w:hAnsi="BRH Devanagari Extra" w:cs="BRH Devanagari Extra"/>
-                <w:sz w:val="32"/>
-                <w:szCs w:val="40"/>
-              </w:rPr>
-              <w:t xml:space="preserve"> qÉÉ qÉÉ ÌuÉþYjÉÉ ÌuÉYjÉÉ</w:t>
-            </w:r>
-            <w:r>
-              <w:rPr>
-                <w:rFonts w:ascii="BRH Malayalam Extra" w:hAnsi="BRH Malayalam Extra" w:cs="BRH Devanagari Extra"/>
-                <w:szCs w:val="40"/>
-              </w:rPr>
-              <w:t>–</w:t>
-            </w:r>
-            <w:r>
-              <w:rPr>
-                <w:rFonts w:ascii="BRH Devanagari Extra" w:hAnsi="BRH Devanagari Extra" w:cs="BRH Devanagari Extra"/>
-                <w:sz w:val="32"/>
-                <w:szCs w:val="40"/>
-              </w:rPr>
-              <w:t xml:space="preserve"> qÉÉ iuÉÉÿ iuÉÉ</w:t>
-            </w:r>
-            <w:r>
-              <w:rPr>
-                <w:rFonts w:ascii="BRH Malayalam Extra" w:hAnsi="BRH Malayalam Extra" w:cs="BRH Devanagari Extra"/>
-                <w:szCs w:val="40"/>
-              </w:rPr>
-              <w:t>–</w:t>
-            </w:r>
-            <w:r>
-              <w:rPr>
-                <w:rFonts w:ascii="BRH Devanagari Extra" w:hAnsi="BRH Devanagari Extra" w:cs="BRH Devanagari Extra"/>
-                <w:sz w:val="32"/>
-                <w:szCs w:val="40"/>
-              </w:rPr>
-              <w:t xml:space="preserve"> qÉÉ ÌuÉþYjÉÉ ÌuÉYjÉÉ</w:t>
-            </w:r>
-            <w:r>
-              <w:rPr>
-                <w:rFonts w:ascii="BRH Malayalam Extra" w:hAnsi="BRH Malayalam Extra" w:cs="BRH Devanagari Extra"/>
-                <w:szCs w:val="40"/>
-              </w:rPr>
-              <w:t>–</w:t>
-            </w:r>
-            <w:r>
-              <w:rPr>
-                <w:rFonts w:ascii="BRH Devanagari Extra" w:hAnsi="BRH Devanagari Extra" w:cs="BRH Devanagari Extra"/>
-                <w:sz w:val="32"/>
-                <w:szCs w:val="40"/>
-              </w:rPr>
-              <w:t xml:space="preserve"> qÉÉ iuÉÉÿ | </w:t>
+              <w:t xml:space="preserve">qÉÉ iuÉÉÿ | </w:t>
             </w:r>
           </w:p>
         </w:tc>
@@ -27197,6 +27194,17 @@
           <w:lang w:val="it-IT"/>
         </w:rPr>
       </w:pPr>
+      <w:r>
+        <w:rPr>
+          <w:b/>
+          <w:bCs/>
+          <w:sz w:val="32"/>
+          <w:szCs w:val="32"/>
+          <w:u w:val="single"/>
+          <w:lang w:val="it-IT"/>
+        </w:rPr>
+        <w:t>===========</w:t>
+      </w:r>
     </w:p>
     <w:p>
       <w:pPr>
@@ -27871,66 +27879,6 @@
         </w:rPr>
         <w:t>====================</w:t>
       </w:r>
-    </w:p>
-    <w:p>
-      <w:pPr>
-        <w:jc w:val="center"/>
-        <w:rPr>
-          <w:b/>
-          <w:bCs/>
-          <w:sz w:val="32"/>
-          <w:szCs w:val="32"/>
-          <w:u w:val="single"/>
-        </w:rPr>
-      </w:pPr>
-    </w:p>
-    <w:p>
-      <w:pPr>
-        <w:jc w:val="center"/>
-        <w:rPr>
-          <w:b/>
-          <w:bCs/>
-          <w:sz w:val="32"/>
-          <w:szCs w:val="32"/>
-          <w:u w:val="single"/>
-        </w:rPr>
-      </w:pPr>
-    </w:p>
-    <w:p>
-      <w:pPr>
-        <w:jc w:val="center"/>
-        <w:rPr>
-          <w:b/>
-          <w:bCs/>
-          <w:sz w:val="32"/>
-          <w:szCs w:val="32"/>
-          <w:u w:val="single"/>
-        </w:rPr>
-      </w:pPr>
-    </w:p>
-    <w:p>
-      <w:pPr>
-        <w:jc w:val="center"/>
-        <w:rPr>
-          <w:b/>
-          <w:bCs/>
-          <w:sz w:val="32"/>
-          <w:szCs w:val="32"/>
-          <w:u w:val="single"/>
-        </w:rPr>
-      </w:pPr>
-    </w:p>
-    <w:p>
-      <w:pPr>
-        <w:jc w:val="center"/>
-        <w:rPr>
-          <w:b/>
-          <w:bCs/>
-          <w:sz w:val="32"/>
-          <w:szCs w:val="32"/>
-          <w:u w:val="single"/>
-        </w:rPr>
-      </w:pPr>
     </w:p>
     <w:p>
       <w:pPr>
